--- a/fuentes/CF6_621209_DU.docx
+++ b/fuentes/CF6_621209_DU.docx
@@ -323,7 +323,18 @@
                                 <w:color w:val="FFFFFF"/>
                                 <w:sz w:val="72"/>
                               </w:rPr>
-                              <w:t>Atención al cliente en el retail</w:t>
+                              <w:t xml:space="preserve">Atención al cliente en el </w:t>
+                            </w:r>
+                            <w:r>
+                              <w:rPr>
+                                <w:rStyle w:val="Extranjerismo"/>
+                                <w:b/>
+                                <w:bCs/>
+                                <w:color w:val="FFFFFF" w:themeColor="background1"/>
+                                <w:sz w:val="72"/>
+                                <w:szCs w:val="72"/>
+                              </w:rPr>
+                              <w:t>retail</w:t>
                             </w:r>
                           </w:p>
                         </w:txbxContent>
@@ -363,7 +374,18 @@
                           <w:color w:val="FFFFFF"/>
                           <w:sz w:val="72"/>
                         </w:rPr>
-                        <w:t>Atención al cliente en el retail</w:t>
+                        <w:t xml:space="preserve">Atención al cliente en el </w:t>
+                      </w:r>
+                      <w:r>
+                        <w:rPr>
+                          <w:rStyle w:val="Extranjerismo"/>
+                          <w:b/>
+                          <w:bCs/>
+                          <w:color w:val="FFFFFF" w:themeColor="background1"/>
+                          <w:sz w:val="72"/>
+                          <w:szCs w:val="72"/>
+                        </w:rPr>
+                        <w:t>retail</w:t>
                       </w:r>
                     </w:p>
                   </w:txbxContent>
@@ -523,7 +545,25 @@
           <w:color w:val="000000"/>
           <w:kern w:val="0"/>
         </w:rPr>
-        <w:t>El propósito de este componente de formación es ayudar a los aprendices a desarrollar una excelente atención al cliente teniendo en cuenta que es muy importante en el mercado y de su buena atención depende la fidelización y aumento de la clientela.</w:t>
+        <w:t xml:space="preserve">El propósito de este componente de formación es ayudar a los aprendices a desarrollar una excelente atención al cliente teniendo en cuenta que es muy importante en el mercado y de su buena atención </w:t>
+      </w:r>
+      <w:r>
+        <w:rPr>
+          <w:rFonts w:cs="Calibri"/>
+          <w:bCs/>
+          <w:color w:val="000000"/>
+          <w:kern w:val="0"/>
+        </w:rPr>
+        <w:t>d</w:t>
+      </w:r>
+      <w:r>
+        <w:rPr>
+          <w:rFonts w:cs="Calibri"/>
+          <w:bCs/>
+          <w:color w:val="000000"/>
+          <w:kern w:val="0"/>
+        </w:rPr>
+        <w:t>epende la fidelización y aumento de la clientela.</w:t>
       </w:r>
     </w:p>
     <w:p>
@@ -796,7 +836,13 @@
             <w:rStyle w:val="Hipervnculo"/>
             <w:noProof/>
           </w:rPr>
-          <w:t>Definiciones en el retail</w:t>
+          <w:t xml:space="preserve">Definiciones en el </w:t>
+        </w:r>
+        <w:r>
+          <w:rPr>
+            <w:rStyle w:val="Extranjerismo"/>
+          </w:rPr>
+          <w:t>retail</w:t>
         </w:r>
         <w:r>
           <w:rPr>
@@ -888,7 +934,13 @@
             <w:spacing w:val="20"/>
             <w:lang w:val="en-US"/>
           </w:rPr>
-          <w:t>Atender al cliente en el retail</w:t>
+          <w:t xml:space="preserve">Atender al cliente en el </w:t>
+        </w:r>
+        <w:r>
+          <w:rPr>
+            <w:rStyle w:val="Extranjerismo"/>
+          </w:rPr>
+          <w:t>retail</w:t>
         </w:r>
         <w:r>
           <w:rPr>
@@ -3141,8 +3193,7 @@
       </w:r>
       <w:r>
         <w:rPr>
-          <w:i/>
-          <w:iCs/>
+          <w:rStyle w:val="Extranjerismo"/>
         </w:rPr>
         <w:t>retail</w:t>
       </w:r>
@@ -3163,7 +3214,7 @@
           <w:noProof/>
         </w:rPr>
         <w:drawing>
-          <wp:inline distT="0" distB="0" distL="0" distR="0" wp14:anchorId="32B80EF6" wp14:editId="1F78BF6D">
+          <wp:inline distT="0" distB="0" distL="0" distR="0" wp14:anchorId="32B80EF6" wp14:editId="2D32B839">
             <wp:extent cx="4680000" cy="2632384"/>
             <wp:effectExtent l="0" t="0" r="6350" b="0"/>
             <wp:docPr id="1588234553" name="Imagen 4">
@@ -3347,7 +3398,16 @@
             </w:pPr>
             <w:r>
               <w:lastRenderedPageBreak/>
-              <w:t>Toda empresa que quiera permanecer en el mercado debe diseñar e implementar sus estrategias de marketing con el fin de mantener la fidelidad del cliente. Este cliente ahora se encuentra bien informado, conoce los últimos adelantos tecnológicos, hace uso de la red y navega por ella revisando, cotejando y seleccionando los servicios que le son ofrecidos; no solo a partir de los productos ni la prestación del servicio, sino en la calidad de la relación, en los precios y en satisfacer sus necesidades o deseos.</w:t>
+              <w:t xml:space="preserve">Toda empresa que quiera permanecer en el mercado debe diseñar e implementar sus estrategias de </w:t>
+            </w:r>
+            <w:r>
+              <w:rPr>
+                <w:rStyle w:val="Extranjerismo"/>
+              </w:rPr>
+              <w:t xml:space="preserve">marketing </w:t>
+            </w:r>
+            <w:r>
+              <w:t>con el fin de mantener la fidelidad del cliente. Este cliente ahora se encuentra bien informado, conoce los últimos adelantos tecnológicos, hace uso de la red y navega por ella revisando, cotejando y seleccionando los servicios que le son ofrecidos; no solo a partir de los productos ni la prestación del servicio, sino en la calidad de la relación, en los precios y en satisfacer sus necesidades o deseos.</w:t>
             </w:r>
           </w:p>
           <w:p>
@@ -3495,7 +3555,13 @@
       <w:bookmarkStart w:id="3" w:name="_Toc231906408"/>
       <w:r>
         <w:lastRenderedPageBreak/>
-        <w:t>Definiciones en el retail</w:t>
+        <w:t xml:space="preserve">Definiciones en el </w:t>
+      </w:r>
+      <w:r>
+        <w:rPr>
+          <w:rStyle w:val="Extranjerismo"/>
+        </w:rPr>
+        <w:t>retail</w:t>
       </w:r>
       <w:bookmarkEnd w:id="3"/>
     </w:p>
@@ -3548,28 +3614,341 @@
           <w:rStyle w:val="Extranjerismo"/>
           <w:b/>
           <w:bCs/>
+          <w:lang w:eastAsia="es-CO"/>
+        </w:rPr>
+        <w:t>Mix</w:t>
+      </w:r>
+    </w:p>
+    <w:p>
+      <w:pPr>
+        <w:spacing w:before="0" w:after="0"/>
+        <w:ind w:firstLine="708"/>
+        <w:rPr>
+          <w:rFonts w:cs="Calibri"/>
+          <w:lang w:eastAsia="es-CO"/>
+        </w:rPr>
+      </w:pPr>
+      <w:r>
+        <w:rPr>
+          <w:rFonts w:cs="Calibri"/>
+          <w:lang w:eastAsia="es-CO"/>
+        </w:rPr>
+        <w:t>En la dinámica del mercado, el Mercadeo </w:t>
+      </w:r>
+      <w:r>
+        <w:rPr>
+          <w:rStyle w:val="Extranjerismo"/>
+          <w:lang w:eastAsia="es-CO"/>
+        </w:rPr>
+        <w:t>Mix</w:t>
+      </w:r>
+      <w:r>
+        <w:rPr>
+          <w:rFonts w:cs="Calibri"/>
+          <w:lang w:eastAsia="es-CO"/>
+        </w:rPr>
+        <w:t> o mezcla, tiene como objetivo analizar la conducta de los consumidores, clientes, usuarios y compradores lo cual genera acciones de satisfacción a sus necesidades basándose en cuatro componentes principales, también conocidos como las 4P: </w:t>
+      </w:r>
+      <w:r>
+        <w:rPr>
+          <w:rFonts w:cs="Calibri"/>
+          <w:b/>
+          <w:bCs/>
+          <w:lang w:eastAsia="es-CO"/>
+        </w:rPr>
+        <w:t>Plaza, Producto, Precio y Promoción,</w:t>
+      </w:r>
+      <w:r>
+        <w:rPr>
+          <w:rFonts w:cs="Calibri"/>
+          <w:lang w:eastAsia="es-CO"/>
+        </w:rPr>
+        <w:t> las cuales se presentan a continuación:</w:t>
+      </w:r>
+    </w:p>
+    <w:p>
+      <w:pPr>
+        <w:spacing w:before="0" w:after="0"/>
+        <w:ind w:firstLine="708"/>
+        <w:rPr>
+          <w:rFonts w:cs="Calibri"/>
+          <w:b/>
+          <w:bCs/>
+          <w:lang w:eastAsia="es-CO"/>
+        </w:rPr>
+      </w:pPr>
+      <w:r>
+        <w:rPr>
+          <w:rFonts w:cs="Calibri"/>
+          <w:b/>
+          <w:bCs/>
+          <w:lang w:eastAsia="es-CO"/>
+        </w:rPr>
+        <w:t>Producto</w:t>
+      </w:r>
+    </w:p>
+    <w:p>
+      <w:pPr>
+        <w:spacing w:before="0" w:after="0"/>
+        <w:ind w:firstLine="708"/>
+        <w:rPr>
+          <w:rFonts w:cs="Calibri"/>
+          <w:lang w:eastAsia="es-CO"/>
+        </w:rPr>
+      </w:pPr>
+      <w:r>
+        <w:rPr>
+          <w:rFonts w:cs="Calibri"/>
+          <w:lang w:eastAsia="es-CO"/>
+        </w:rPr>
+        <w:t>El mercado es todo lo que se ofrece para su consecución, uso o consumo y que puede satisfacer las necesidades o deseos de los clientes.</w:t>
+      </w:r>
+    </w:p>
+    <w:p>
+      <w:pPr>
+        <w:spacing w:before="0" w:after="0"/>
+        <w:ind w:firstLine="708"/>
+        <w:rPr>
+          <w:rFonts w:cs="Calibri"/>
+          <w:lang w:eastAsia="es-CO"/>
+        </w:rPr>
+      </w:pPr>
+      <w:r>
+        <w:rPr>
+          <w:rFonts w:cs="Calibri"/>
+          <w:lang w:eastAsia="es-CO"/>
+        </w:rPr>
+        <w:t>Las decisiones que se tomen al respecto incluyen la formulación y presentación del producto, el </w:t>
+      </w:r>
+      <w:r>
+        <w:rPr>
+          <w:rStyle w:val="Extranjerismo"/>
+          <w:lang w:eastAsia="es-CO"/>
+        </w:rPr>
+        <w:t>packaging </w:t>
+      </w:r>
+      <w:r>
+        <w:rPr>
+          <w:rFonts w:cs="Calibri"/>
+          <w:lang w:eastAsia="es-CO"/>
+        </w:rPr>
+        <w:t>(empaquetado) el desarrollo de la marca - producto, etc.</w:t>
+      </w:r>
+    </w:p>
+    <w:p>
+      <w:pPr>
+        <w:spacing w:before="0" w:after="0"/>
+        <w:ind w:firstLine="708"/>
+        <w:rPr>
+          <w:rFonts w:cs="Calibri"/>
+          <w:lang w:eastAsia="es-CO"/>
+        </w:rPr>
+      </w:pPr>
+    </w:p>
+    <w:p>
+      <w:pPr>
+        <w:spacing w:before="0" w:after="0"/>
+        <w:ind w:firstLine="708"/>
+        <w:rPr>
+          <w:rFonts w:cs="Calibri"/>
+          <w:b/>
+          <w:bCs/>
+          <w:lang w:eastAsia="es-CO"/>
+        </w:rPr>
+      </w:pPr>
+      <w:r>
+        <w:rPr>
+          <w:rFonts w:cs="Calibri"/>
+          <w:b/>
+          <w:bCs/>
+          <w:lang w:eastAsia="es-CO"/>
+        </w:rPr>
+        <w:t>Precio</w:t>
+      </w:r>
+    </w:p>
+    <w:p>
+      <w:pPr>
+        <w:spacing w:before="0" w:after="0"/>
+        <w:ind w:firstLine="708"/>
+        <w:rPr>
+          <w:rFonts w:cs="Calibri"/>
+          <w:lang w:eastAsia="es-CO"/>
+        </w:rPr>
+      </w:pPr>
+      <w:r>
+        <w:rPr>
+          <w:rFonts w:cs="Calibri"/>
+          <w:lang w:eastAsia="es-CO"/>
+        </w:rPr>
+        <w:t>Este concepto se refiere a la cantidad de dinero por la que intercambiamos un producto o servicio. Las formas de pago que se pueden utilizar son, créditos, descuentos y promociones.</w:t>
+      </w:r>
+    </w:p>
+    <w:p>
+      <w:pPr>
+        <w:spacing w:before="0" w:after="0"/>
+        <w:ind w:firstLine="708"/>
+        <w:rPr>
+          <w:rFonts w:cs="Calibri"/>
+          <w:lang w:eastAsia="es-CO"/>
+        </w:rPr>
+      </w:pPr>
+      <w:r>
+        <w:rPr>
+          <w:rFonts w:cs="Calibri"/>
+          <w:lang w:eastAsia="es-CO"/>
+        </w:rPr>
+        <w:t>Para poder comprobar los precios es necesario hacer una investigación de mercado donde se vea, entre otras cosas, cuánto vale un producto similar y cuánto está dispuesto a pagar un consumidor o cliente por él.</w:t>
+      </w:r>
+    </w:p>
+    <w:p>
+      <w:pPr>
+        <w:spacing w:before="0" w:after="0"/>
+        <w:ind w:firstLine="708"/>
+        <w:rPr>
+          <w:rFonts w:cs="Calibri"/>
+          <w:lang w:eastAsia="es-CO"/>
+        </w:rPr>
+      </w:pPr>
+    </w:p>
+    <w:p>
+      <w:pPr>
+        <w:spacing w:before="0" w:after="0"/>
+        <w:ind w:firstLine="708"/>
+        <w:rPr>
+          <w:rFonts w:cs="Calibri"/>
+          <w:b/>
+          <w:bCs/>
+          <w:lang w:eastAsia="es-CO"/>
+        </w:rPr>
+      </w:pPr>
+      <w:r>
+        <w:rPr>
+          <w:rFonts w:cs="Calibri"/>
+          <w:b/>
+          <w:bCs/>
+          <w:lang w:eastAsia="es-CO"/>
+        </w:rPr>
+        <w:lastRenderedPageBreak/>
+        <w:t>Plaza</w:t>
+      </w:r>
+    </w:p>
+    <w:p>
+      <w:pPr>
+        <w:spacing w:before="0" w:after="0"/>
+        <w:ind w:firstLine="708"/>
+        <w:rPr>
+          <w:rFonts w:cs="Calibri"/>
+          <w:lang w:eastAsia="es-CO"/>
+        </w:rPr>
+      </w:pPr>
+      <w:r>
+        <w:rPr>
+          <w:rFonts w:cs="Calibri"/>
+          <w:lang w:eastAsia="es-CO"/>
+        </w:rPr>
+        <w:t>Se refiere a los canales donde se comercializa el producto o servicio al consumidor. La distribución se realiza desde el área de despacho de la empresa, hasta que lo recibe el consumidor. Este proceso incluye logística, puntos de venta </w:t>
+      </w:r>
+      <w:r>
+        <w:rPr>
+          <w:rStyle w:val="Extranjerismo"/>
+          <w:lang w:eastAsia="es-CO"/>
+        </w:rPr>
+        <w:t>offline </w:t>
+      </w:r>
+      <w:r>
+        <w:rPr>
+          <w:rFonts w:cs="Calibri"/>
+          <w:lang w:eastAsia="es-CO"/>
+        </w:rPr>
+        <w:t>y comercio </w:t>
+      </w:r>
+      <w:r>
+        <w:rPr>
+          <w:rStyle w:val="Extranjerismo"/>
+          <w:lang w:eastAsia="es-CO"/>
+        </w:rPr>
+        <w:t>online (e-commerce</w:t>
+      </w:r>
+      <w:r>
+        <w:rPr>
+          <w:rFonts w:cs="Calibri"/>
           <w:i/>
           <w:iCs/>
           <w:lang w:eastAsia="es-CO"/>
         </w:rPr>
-        <w:t>Mix</w:t>
-      </w:r>
-    </w:p>
-    <w:p>
-      <w:pPr>
-        <w:spacing w:before="0" w:after="0"/>
-        <w:ind w:firstLine="708"/>
-        <w:rPr>
-          <w:rFonts w:cs="Calibri"/>
-          <w:lang w:eastAsia="es-CO"/>
-        </w:rPr>
-      </w:pPr>
-      <w:r>
-        <w:rPr>
-          <w:rFonts w:cs="Calibri"/>
-          <w:lang w:eastAsia="es-CO"/>
-        </w:rPr>
-        <w:t>En la dinámica del mercado, el Mercadeo </w:t>
+        <w:t>)</w:t>
+      </w:r>
+      <w:r>
+        <w:rPr>
+          <w:rFonts w:cs="Calibri"/>
+          <w:lang w:eastAsia="es-CO"/>
+        </w:rPr>
+        <w:t>.</w:t>
+      </w:r>
+    </w:p>
+    <w:p>
+      <w:pPr>
+        <w:spacing w:before="0" w:after="0"/>
+        <w:ind w:firstLine="708"/>
+        <w:rPr>
+          <w:rFonts w:cs="Calibri"/>
+          <w:lang w:eastAsia="es-CO"/>
+        </w:rPr>
+      </w:pPr>
+    </w:p>
+    <w:p>
+      <w:pPr>
+        <w:spacing w:before="0" w:after="0"/>
+        <w:ind w:firstLine="708"/>
+        <w:rPr>
+          <w:rFonts w:cs="Calibri"/>
+          <w:b/>
+          <w:bCs/>
+          <w:lang w:eastAsia="es-CO"/>
+        </w:rPr>
+      </w:pPr>
+      <w:r>
+        <w:rPr>
+          <w:rFonts w:cs="Calibri"/>
+          <w:b/>
+          <w:bCs/>
+          <w:lang w:eastAsia="es-CO"/>
+        </w:rPr>
+        <w:t>Promoción</w:t>
+      </w:r>
+    </w:p>
+    <w:p>
+      <w:pPr>
+        <w:spacing w:before="0" w:after="0"/>
+        <w:ind w:firstLine="708"/>
+        <w:rPr>
+          <w:rFonts w:cs="Calibri"/>
+          <w:lang w:eastAsia="es-CO"/>
+        </w:rPr>
+      </w:pPr>
+      <w:r>
+        <w:rPr>
+          <w:rFonts w:cs="Calibri"/>
+          <w:lang w:eastAsia="es-CO"/>
+        </w:rPr>
+        <w:t>Se refiere al conjunto de actividades que las empresas realizan para comunicarse con sus clientes o clientes potenciales con el fin de informar, persuadir y generar interés en sus productos o servicios, así como en su marca en general. Hay que tener en cuenta que para trabajar la promoción se usarán las distintas estrategias de comunicación de marca, publicidad y ventas.</w:t>
+      </w:r>
+    </w:p>
+    <w:p>
+      <w:pPr>
+        <w:spacing w:before="0" w:after="0"/>
+        <w:ind w:firstLine="708"/>
+        <w:rPr>
+          <w:rFonts w:cs="Calibri"/>
+          <w:lang w:eastAsia="es-CO"/>
+        </w:rPr>
+      </w:pPr>
+      <w:r>
+        <w:rPr>
+          <w:rFonts w:cs="Calibri"/>
+          <w:lang w:eastAsia="es-CO"/>
+        </w:rPr>
+        <w:t>Las operaciones </w:t>
       </w:r>
       <w:r>
         <w:rPr>
@@ -3578,234 +3957,14 @@
           <w:iCs/>
           <w:lang w:eastAsia="es-CO"/>
         </w:rPr>
-        <w:t>Mix</w:t>
-      </w:r>
-      <w:r>
-        <w:rPr>
-          <w:rFonts w:cs="Calibri"/>
-          <w:lang w:eastAsia="es-CO"/>
-        </w:rPr>
-        <w:t> o mezcla, tiene como objetivo analizar la conducta de los consumidores, clientes, usuarios y compradores lo cual genera acciones de satisfacción a sus necesidades basándose en cuatro componentes principales, también conocidos como las 4P: </w:t>
-      </w:r>
-      <w:r>
-        <w:rPr>
-          <w:rFonts w:cs="Calibri"/>
-          <w:b/>
-          <w:bCs/>
-          <w:lang w:eastAsia="es-CO"/>
-        </w:rPr>
-        <w:t>Plaza, Producto, Precio y Promoción,</w:t>
-      </w:r>
-      <w:r>
-        <w:rPr>
-          <w:rFonts w:cs="Calibri"/>
-          <w:lang w:eastAsia="es-CO"/>
-        </w:rPr>
-        <w:t> las cuales se presentan a continuación:</w:t>
-      </w:r>
-    </w:p>
-    <w:p>
-      <w:pPr>
-        <w:spacing w:before="0" w:after="0"/>
-        <w:ind w:firstLine="708"/>
-        <w:rPr>
-          <w:rFonts w:cs="Calibri"/>
-          <w:b/>
-          <w:bCs/>
-          <w:lang w:eastAsia="es-CO"/>
-        </w:rPr>
-      </w:pPr>
-      <w:r>
-        <w:rPr>
-          <w:rFonts w:cs="Calibri"/>
-          <w:b/>
-          <w:bCs/>
-          <w:lang w:eastAsia="es-CO"/>
-        </w:rPr>
-        <w:t>Producto</w:t>
-      </w:r>
-    </w:p>
-    <w:p>
-      <w:pPr>
-        <w:spacing w:before="0" w:after="0"/>
-        <w:ind w:firstLine="708"/>
-        <w:rPr>
-          <w:rFonts w:cs="Calibri"/>
-          <w:lang w:eastAsia="es-CO"/>
-        </w:rPr>
-      </w:pPr>
-      <w:r>
-        <w:rPr>
-          <w:rFonts w:cs="Calibri"/>
-          <w:lang w:eastAsia="es-CO"/>
-        </w:rPr>
-        <w:t>El mercado es todo lo que se ofrece para su consecución, uso o consumo y que puede satisfacer las necesidades o deseos de los clientes.</w:t>
-      </w:r>
-    </w:p>
-    <w:p>
-      <w:pPr>
-        <w:spacing w:before="0" w:after="0"/>
-        <w:ind w:firstLine="708"/>
-        <w:rPr>
-          <w:rFonts w:cs="Calibri"/>
-          <w:lang w:eastAsia="es-CO"/>
-        </w:rPr>
-      </w:pPr>
-      <w:r>
-        <w:rPr>
-          <w:rFonts w:cs="Calibri"/>
-          <w:lang w:eastAsia="es-CO"/>
-        </w:rPr>
-        <w:t>Las decisiones que se tomen al respecto incluyen la formulación y presentación del producto, el </w:t>
+        <w:t>(</w:t>
       </w:r>
       <w:r>
         <w:rPr>
           <w:rStyle w:val="Extranjerismo"/>
           <w:lang w:eastAsia="es-CO"/>
         </w:rPr>
-        <w:t>packaging </w:t>
-      </w:r>
-      <w:r>
-        <w:rPr>
-          <w:rFonts w:cs="Calibri"/>
-          <w:lang w:eastAsia="es-CO"/>
-        </w:rPr>
-        <w:t>(empaquetado) el desarrollo de la marca - producto, etc.</w:t>
-      </w:r>
-    </w:p>
-    <w:p>
-      <w:pPr>
-        <w:spacing w:before="0" w:after="0"/>
-        <w:ind w:firstLine="708"/>
-        <w:rPr>
-          <w:rFonts w:cs="Calibri"/>
-          <w:lang w:eastAsia="es-CO"/>
-        </w:rPr>
-      </w:pPr>
-    </w:p>
-    <w:p>
-      <w:pPr>
-        <w:spacing w:before="0" w:after="0"/>
-        <w:ind w:firstLine="708"/>
-        <w:rPr>
-          <w:rFonts w:cs="Calibri"/>
-          <w:b/>
-          <w:bCs/>
-          <w:lang w:eastAsia="es-CO"/>
-        </w:rPr>
-      </w:pPr>
-      <w:r>
-        <w:rPr>
-          <w:rFonts w:cs="Calibri"/>
-          <w:b/>
-          <w:bCs/>
-          <w:lang w:eastAsia="es-CO"/>
-        </w:rPr>
-        <w:t>Precio</w:t>
-      </w:r>
-    </w:p>
-    <w:p>
-      <w:pPr>
-        <w:spacing w:before="0" w:after="0"/>
-        <w:ind w:firstLine="708"/>
-        <w:rPr>
-          <w:rFonts w:cs="Calibri"/>
-          <w:lang w:eastAsia="es-CO"/>
-        </w:rPr>
-      </w:pPr>
-      <w:r>
-        <w:rPr>
-          <w:rFonts w:cs="Calibri"/>
-          <w:lang w:eastAsia="es-CO"/>
-        </w:rPr>
-        <w:t>Este concepto se refiere a la cantidad de dinero por la que intercambiamos un producto o servicio. Las formas de pago que se pueden utilizar son, créditos, descuentos y promociones.</w:t>
-      </w:r>
-    </w:p>
-    <w:p>
-      <w:pPr>
-        <w:spacing w:before="0" w:after="0"/>
-        <w:ind w:firstLine="708"/>
-        <w:rPr>
-          <w:rFonts w:cs="Calibri"/>
-          <w:lang w:eastAsia="es-CO"/>
-        </w:rPr>
-      </w:pPr>
-      <w:r>
-        <w:rPr>
-          <w:rFonts w:cs="Calibri"/>
-          <w:lang w:eastAsia="es-CO"/>
-        </w:rPr>
-        <w:t>Para poder comprobar los precios es necesario hacer una investigación de mercado donde se vea, entre otras cosas, cuánto vale un producto similar y cuánto está dispuesto a pagar un consumidor o cliente por él.</w:t>
-      </w:r>
-    </w:p>
-    <w:p>
-      <w:pPr>
-        <w:spacing w:before="0" w:after="0"/>
-        <w:ind w:firstLine="708"/>
-        <w:rPr>
-          <w:rFonts w:cs="Calibri"/>
-          <w:lang w:eastAsia="es-CO"/>
-        </w:rPr>
-      </w:pPr>
-    </w:p>
-    <w:p>
-      <w:pPr>
-        <w:spacing w:before="0" w:after="0"/>
-        <w:ind w:firstLine="708"/>
-        <w:rPr>
-          <w:rFonts w:cs="Calibri"/>
-          <w:b/>
-          <w:bCs/>
-          <w:lang w:eastAsia="es-CO"/>
-        </w:rPr>
-      </w:pPr>
-      <w:r>
-        <w:rPr>
-          <w:rFonts w:cs="Calibri"/>
-          <w:b/>
-          <w:bCs/>
-          <w:lang w:eastAsia="es-CO"/>
-        </w:rPr>
-        <w:lastRenderedPageBreak/>
-        <w:t>Plaza</w:t>
-      </w:r>
-    </w:p>
-    <w:p>
-      <w:pPr>
-        <w:spacing w:before="0" w:after="0"/>
-        <w:ind w:firstLine="708"/>
-        <w:rPr>
-          <w:rFonts w:cs="Calibri"/>
-          <w:lang w:eastAsia="es-CO"/>
-        </w:rPr>
-      </w:pPr>
-      <w:r>
-        <w:rPr>
-          <w:rFonts w:cs="Calibri"/>
-          <w:lang w:eastAsia="es-CO"/>
-        </w:rPr>
-        <w:t>Se refiere a los canales donde se comercializa el producto o servicio al consumidor. La distribución se realiza desde el área de despacho de la empresa, hasta que lo recibe el consumidor. Este proceso incluye logística, puntos de venta </w:t>
-      </w:r>
-      <w:r>
-        <w:rPr>
-          <w:rStyle w:val="Extranjerismo"/>
-          <w:lang w:eastAsia="es-CO"/>
-        </w:rPr>
-        <w:t>offline </w:t>
-      </w:r>
-      <w:r>
-        <w:rPr>
-          <w:rFonts w:cs="Calibri"/>
-          <w:lang w:eastAsia="es-CO"/>
-        </w:rPr>
-        <w:t>y comercio </w:t>
-      </w:r>
-      <w:r>
-        <w:rPr>
-          <w:rStyle w:val="Extranjerismo"/>
-          <w:lang w:eastAsia="es-CO"/>
-        </w:rPr>
-        <w:t>online</w:t>
+        <w:t>offline y online</w:t>
       </w:r>
       <w:r>
         <w:rPr>
@@ -3814,14 +3973,103 @@
           <w:iCs/>
           <w:lang w:eastAsia="es-CO"/>
         </w:rPr>
-        <w:t xml:space="preserve"> (</w:t>
+        <w:t>)</w:t>
+      </w:r>
+      <w:r>
+        <w:rPr>
+          <w:rFonts w:cs="Calibri"/>
+          <w:lang w:eastAsia="es-CO"/>
+        </w:rPr>
+        <w:t> que están dentro de los ámbitos del </w:t>
       </w:r>
       <w:r>
         <w:rPr>
           <w:rStyle w:val="Extranjerismo"/>
           <w:lang w:eastAsia="es-CO"/>
         </w:rPr>
-        <w:t>e-commerce</w:t>
+        <w:t>branding</w:t>
+      </w:r>
+      <w:r>
+        <w:rPr>
+          <w:rFonts w:cs="Calibri"/>
+          <w:lang w:eastAsia="es-CO"/>
+        </w:rPr>
+        <w:t> (marca) la publicidad, las relaciones públicas y la promoción de ventas (fuerza de venta).</w:t>
+      </w:r>
+    </w:p>
+    <w:p>
+      <w:pPr>
+        <w:spacing w:before="0" w:after="0"/>
+        <w:ind w:firstLine="708"/>
+        <w:rPr>
+          <w:rFonts w:cs="Calibri"/>
+          <w:lang w:eastAsia="es-CO"/>
+        </w:rPr>
+      </w:pPr>
+    </w:p>
+    <w:p>
+      <w:pPr>
+        <w:spacing w:before="0" w:after="0"/>
+        <w:ind w:firstLine="708"/>
+        <w:rPr>
+          <w:rStyle w:val="Extranjerismo"/>
+          <w:b/>
+          <w:bCs/>
+          <w:lang w:eastAsia="es-CO"/>
+        </w:rPr>
+      </w:pPr>
+      <w:r>
+        <w:rPr>
+          <w:rStyle w:val="Extranjerismo"/>
+          <w:b/>
+          <w:bCs/>
+          <w:lang w:eastAsia="es-CO"/>
+        </w:rPr>
+        <w:t>Retail</w:t>
+      </w:r>
+    </w:p>
+    <w:p>
+      <w:pPr>
+        <w:spacing w:before="0" w:after="0"/>
+        <w:ind w:firstLine="708"/>
+        <w:rPr>
+          <w:rFonts w:cs="Calibri"/>
+          <w:lang w:eastAsia="es-CO"/>
+        </w:rPr>
+      </w:pPr>
+      <w:r>
+        <w:rPr>
+          <w:rFonts w:cs="Calibri"/>
+          <w:lang w:eastAsia="es-CO"/>
+        </w:rPr>
+        <w:t>Se refiere a la venta al por menor o comercio minorista. Con este concepto se busca la finalidad de agrupar a grandes empresas que se dedican a la venta de productos y servicios a gran escala a sectores concretos, con el tipo de especialización según el tipo de formato comercial.</w:t>
+      </w:r>
+    </w:p>
+    <w:p>
+      <w:pPr>
+        <w:spacing w:before="0" w:after="0"/>
+        <w:ind w:firstLine="708"/>
+        <w:rPr>
+          <w:rFonts w:cs="Calibri"/>
+          <w:lang w:eastAsia="es-CO"/>
+        </w:rPr>
+      </w:pPr>
+    </w:p>
+    <w:p>
+      <w:pPr>
+        <w:spacing w:before="0" w:after="0"/>
+        <w:ind w:firstLine="708"/>
+        <w:rPr>
+          <w:rFonts w:cs="Calibri"/>
+          <w:lang w:eastAsia="es-CO"/>
+        </w:rPr>
+      </w:pPr>
+      <w:r>
+        <w:rPr>
+          <w:rFonts w:cs="Calibri"/>
+          <w:lang w:eastAsia="es-CO"/>
+        </w:rPr>
+        <w:t>El término </w:t>
       </w:r>
       <w:r>
         <w:rPr>
@@ -3830,79 +4078,14 @@
           <w:iCs/>
           <w:lang w:eastAsia="es-CO"/>
         </w:rPr>
-        <w:t>)</w:t>
-      </w:r>
-      <w:r>
-        <w:rPr>
-          <w:rFonts w:cs="Calibri"/>
-          <w:lang w:eastAsia="es-CO"/>
-        </w:rPr>
-        <w:t>.</w:t>
-      </w:r>
-    </w:p>
-    <w:p>
-      <w:pPr>
-        <w:spacing w:before="0" w:after="0"/>
-        <w:ind w:firstLine="708"/>
-        <w:rPr>
-          <w:rFonts w:cs="Calibri"/>
-          <w:lang w:eastAsia="es-CO"/>
-        </w:rPr>
-      </w:pPr>
-    </w:p>
-    <w:p>
-      <w:pPr>
-        <w:spacing w:before="0" w:after="0"/>
-        <w:ind w:firstLine="708"/>
-        <w:rPr>
-          <w:rFonts w:cs="Calibri"/>
-          <w:b/>
-          <w:bCs/>
-          <w:lang w:eastAsia="es-CO"/>
-        </w:rPr>
-      </w:pPr>
-      <w:r>
-        <w:rPr>
-          <w:rFonts w:cs="Calibri"/>
-          <w:b/>
-          <w:bCs/>
-          <w:lang w:eastAsia="es-CO"/>
-        </w:rPr>
-        <w:t>Promoción</w:t>
-      </w:r>
-    </w:p>
-    <w:p>
-      <w:pPr>
-        <w:spacing w:before="0" w:after="0"/>
-        <w:ind w:firstLine="708"/>
-        <w:rPr>
-          <w:rFonts w:cs="Calibri"/>
-          <w:lang w:eastAsia="es-CO"/>
-        </w:rPr>
-      </w:pPr>
-      <w:r>
-        <w:rPr>
-          <w:rFonts w:cs="Calibri"/>
-          <w:lang w:eastAsia="es-CO"/>
-        </w:rPr>
-        <w:t>Se refiere al conjunto de actividades que las empresas realizan para comunicarse con sus clientes o clientes potenciales con el fin de informar, persuadir y generar interés en sus productos o servicios, así como en su marca en general. Hay que tener en cuenta que para trabajar la promoción se usarán las distintas estrategias de comunicación de marca, publicidad y ventas.</w:t>
-      </w:r>
-    </w:p>
-    <w:p>
-      <w:pPr>
-        <w:spacing w:before="0" w:after="0"/>
-        <w:ind w:firstLine="708"/>
-        <w:rPr>
-          <w:rFonts w:cs="Calibri"/>
-          <w:lang w:eastAsia="es-CO"/>
-        </w:rPr>
-      </w:pPr>
-      <w:r>
-        <w:rPr>
-          <w:rFonts w:cs="Calibri"/>
-          <w:lang w:eastAsia="es-CO"/>
-        </w:rPr>
-        <w:t>Las operaciones </w:t>
+        <w:t>"</w:t>
+      </w:r>
+      <w:r>
+        <w:rPr>
+          <w:rStyle w:val="Extranjerismo"/>
+          <w:lang w:eastAsia="es-CO"/>
+        </w:rPr>
+        <w:t>retail</w:t>
       </w:r>
       <w:r>
         <w:rPr>
@@ -3911,143 +4094,6 @@
           <w:iCs/>
           <w:lang w:eastAsia="es-CO"/>
         </w:rPr>
-        <w:t>(</w:t>
-      </w:r>
-      <w:r>
-        <w:rPr>
-          <w:rStyle w:val="Extranjerismo"/>
-          <w:lang w:eastAsia="es-CO"/>
-        </w:rPr>
-        <w:t>offline y online</w:t>
-      </w:r>
-      <w:r>
-        <w:rPr>
-          <w:rFonts w:cs="Calibri"/>
-          <w:i/>
-          <w:iCs/>
-          <w:lang w:eastAsia="es-CO"/>
-        </w:rPr>
-        <w:t>)</w:t>
-      </w:r>
-      <w:r>
-        <w:rPr>
-          <w:rFonts w:cs="Calibri"/>
-          <w:lang w:eastAsia="es-CO"/>
-        </w:rPr>
-        <w:t> que están dentro de los ámbitos del </w:t>
-      </w:r>
-      <w:r>
-        <w:rPr>
-          <w:rStyle w:val="Extranjerismo"/>
-          <w:lang w:eastAsia="es-CO"/>
-        </w:rPr>
-        <w:t>branding</w:t>
-      </w:r>
-      <w:r>
-        <w:rPr>
-          <w:rFonts w:cs="Calibri"/>
-          <w:lang w:eastAsia="es-CO"/>
-        </w:rPr>
-        <w:t> (marca) la publicidad, las relaciones públicas y la promoción de ventas (fuerza de venta).</w:t>
-      </w:r>
-    </w:p>
-    <w:p>
-      <w:pPr>
-        <w:spacing w:before="0" w:after="0"/>
-        <w:ind w:firstLine="708"/>
-        <w:rPr>
-          <w:rFonts w:cs="Calibri"/>
-          <w:lang w:eastAsia="es-CO"/>
-        </w:rPr>
-      </w:pPr>
-    </w:p>
-    <w:p>
-      <w:pPr>
-        <w:spacing w:before="0" w:after="0"/>
-        <w:ind w:firstLine="708"/>
-        <w:rPr>
-          <w:rStyle w:val="Extranjerismo"/>
-          <w:b/>
-          <w:bCs/>
-          <w:lang w:eastAsia="es-CO"/>
-        </w:rPr>
-      </w:pPr>
-      <w:r>
-        <w:rPr>
-          <w:rStyle w:val="Extranjerismo"/>
-          <w:b/>
-          <w:bCs/>
-          <w:lang w:eastAsia="es-CO"/>
-        </w:rPr>
-        <w:t>Retail</w:t>
-      </w:r>
-    </w:p>
-    <w:p>
-      <w:pPr>
-        <w:spacing w:before="0" w:after="0"/>
-        <w:ind w:firstLine="708"/>
-        <w:rPr>
-          <w:rFonts w:cs="Calibri"/>
-          <w:lang w:eastAsia="es-CO"/>
-        </w:rPr>
-      </w:pPr>
-      <w:r>
-        <w:rPr>
-          <w:rFonts w:cs="Calibri"/>
-          <w:lang w:eastAsia="es-CO"/>
-        </w:rPr>
-        <w:t>Se refiere a la venta al por menor o comercio minorista. Con este concepto se busca la finalidad de agrupar a grandes empresas que se dedican a la venta de productos y servicios a gran escala a sectores concretos, con el tipo de especialización según el tipo de formato comercial.</w:t>
-      </w:r>
-    </w:p>
-    <w:p>
-      <w:pPr>
-        <w:spacing w:before="0" w:after="0"/>
-        <w:ind w:firstLine="708"/>
-        <w:rPr>
-          <w:rFonts w:cs="Calibri"/>
-          <w:lang w:eastAsia="es-CO"/>
-        </w:rPr>
-      </w:pPr>
-    </w:p>
-    <w:p>
-      <w:pPr>
-        <w:spacing w:before="0" w:after="0"/>
-        <w:ind w:firstLine="708"/>
-        <w:rPr>
-          <w:rFonts w:cs="Calibri"/>
-          <w:lang w:eastAsia="es-CO"/>
-        </w:rPr>
-      </w:pPr>
-      <w:r>
-        <w:rPr>
-          <w:rFonts w:cs="Calibri"/>
-          <w:lang w:eastAsia="es-CO"/>
-        </w:rPr>
-        <w:t>El término </w:t>
-      </w:r>
-      <w:r>
-        <w:rPr>
-          <w:rFonts w:cs="Calibri"/>
-          <w:i/>
-          <w:iCs/>
-          <w:lang w:eastAsia="es-CO"/>
-        </w:rPr>
-        <w:t>"</w:t>
-      </w:r>
-      <w:r>
-        <w:rPr>
-          <w:rStyle w:val="Extranjerismo"/>
-          <w:lang w:eastAsia="es-CO"/>
-        </w:rPr>
-        <w:t>retail</w:t>
-      </w:r>
-      <w:r>
-        <w:rPr>
-          <w:rFonts w:cs="Calibri"/>
-          <w:i/>
-          <w:iCs/>
-          <w:lang w:eastAsia="es-CO"/>
-        </w:rPr>
         <w:t>"</w:t>
       </w:r>
       <w:r>
@@ -4139,7 +4185,35 @@
           <w:rFonts w:cs="Calibri"/>
           <w:lang w:eastAsia="es-CO"/>
         </w:rPr>
-        <w:t>. En lugar de tratar cada canal de manera aislada, la omnicanalidad se centra en integrar todos los puntos de contacto disponibles para el cliente, como redes sociales (Facebook, Instagram), aplicaciones de mensajería (WhatsApp), correo electrónico, sitios </w:t>
+        <w:t>. En lugar de tratar cada canal de manera aislada, la omnicanalidad se centra en integrar todos los puntos de contacto disponibles para el cliente, como redes sociales (</w:t>
+      </w:r>
+      <w:r>
+        <w:rPr>
+          <w:rStyle w:val="Extranjerismo"/>
+          <w:lang w:eastAsia="es-CO"/>
+        </w:rPr>
+        <w:t>Facebook, Instagram),</w:t>
+      </w:r>
+      <w:r>
+        <w:rPr>
+          <w:rFonts w:cs="Calibri"/>
+          <w:lang w:eastAsia="es-CO"/>
+        </w:rPr>
+        <w:t xml:space="preserve"> aplicaciones de mensajería (</w:t>
+      </w:r>
+      <w:r>
+        <w:rPr>
+          <w:rStyle w:val="Extranjerismo"/>
+          <w:lang w:eastAsia="es-CO"/>
+        </w:rPr>
+        <w:t>WhatsApp</w:t>
+      </w:r>
+      <w:r>
+        <w:rPr>
+          <w:rFonts w:cs="Calibri"/>
+          <w:lang w:eastAsia="es-CO"/>
+        </w:rPr>
+        <w:t>), correo electrónico, sitios </w:t>
       </w:r>
       <w:r>
         <w:rPr>
@@ -4282,11 +4356,14 @@
       </w:pPr>
       <w:bookmarkStart w:id="4" w:name="_Toc231906409"/>
       <w:r>
+        <w:lastRenderedPageBreak/>
+        <w:t>Atender al cliente en el</w:t>
+      </w:r>
+      <w:r>
         <w:rPr>
           <w:rStyle w:val="Extranjerismo"/>
         </w:rPr>
-        <w:lastRenderedPageBreak/>
-        <w:t>Atender al cliente en el retail</w:t>
+        <w:t xml:space="preserve"> retail</w:t>
       </w:r>
       <w:bookmarkEnd w:id="4"/>
     </w:p>
@@ -4439,15 +4516,7 @@
           <w:bCs/>
           <w:lang w:eastAsia="es-CO"/>
         </w:rPr>
-        <w:t>El que decide</w:t>
-      </w:r>
-      <w:r>
-        <w:rPr>
-          <w:b/>
-          <w:bCs/>
-          <w:lang w:eastAsia="es-CO"/>
-        </w:rPr>
-        <w:t xml:space="preserve">: </w:t>
+        <w:t xml:space="preserve">El que decide: </w:t>
       </w:r>
       <w:r>
         <w:rPr>
@@ -4483,15 +4552,7 @@
           <w:bCs/>
           <w:lang w:eastAsia="es-CO"/>
         </w:rPr>
-        <w:t>El que ejecuta</w:t>
-      </w:r>
-      <w:r>
-        <w:rPr>
-          <w:b/>
-          <w:bCs/>
-          <w:lang w:eastAsia="es-CO"/>
-        </w:rPr>
-        <w:t xml:space="preserve">: </w:t>
+        <w:t xml:space="preserve">El que ejecuta: </w:t>
       </w:r>
       <w:r>
         <w:rPr>
@@ -4527,15 +4588,7 @@
           <w:bCs/>
           <w:lang w:eastAsia="es-CO"/>
         </w:rPr>
-        <w:t>El que influye</w:t>
-      </w:r>
-      <w:r>
-        <w:rPr>
-          <w:b/>
-          <w:bCs/>
-          <w:lang w:eastAsia="es-CO"/>
-        </w:rPr>
-        <w:t xml:space="preserve">: </w:t>
+        <w:t xml:space="preserve">El que influye: </w:t>
       </w:r>
       <w:r>
         <w:rPr>
@@ -4569,27 +4622,13 @@
           <w:bCs/>
           <w:lang w:eastAsia="es-CO"/>
         </w:rPr>
-        <w:t>El usuario</w:t>
-      </w:r>
-      <w:r>
-        <w:rPr>
-          <w:b/>
-          <w:bCs/>
-          <w:lang w:eastAsia="es-CO"/>
-        </w:rPr>
-        <w:t>:</w:t>
-      </w:r>
-      <w:r>
-        <w:rPr>
-          <w:lang w:eastAsia="es-CO"/>
-        </w:rPr>
-        <w:t xml:space="preserve"> e</w:t>
-      </w:r>
-      <w:r>
-        <w:rPr>
-          <w:lang w:eastAsia="es-CO"/>
-        </w:rPr>
-        <w:t>s la persona que utiliza el producto del proceso de compra.</w:t>
+        <w:t>El usuario:</w:t>
+      </w:r>
+      <w:r>
+        <w:rPr>
+          <w:lang w:eastAsia="es-CO"/>
+        </w:rPr>
+        <w:t xml:space="preserve"> es la persona que utiliza el producto del proceso de compra.</w:t>
       </w:r>
     </w:p>
     <w:p>
@@ -5069,7 +5108,19 @@
         <w:rPr>
           <w:lang w:eastAsia="es-CO"/>
         </w:rPr>
-        <w:t>Los clientes también tienen ciertos deseos en relación a la forma en la que necesita que su proveedor los trate.</w:t>
+        <w:t xml:space="preserve">Los clientes también tienen ciertos deseos </w:t>
+      </w:r>
+      <w:r>
+        <w:rPr>
+          <w:lang w:eastAsia="es-CO"/>
+        </w:rPr>
+        <w:t>en relación con</w:t>
+      </w:r>
+      <w:r>
+        <w:rPr>
+          <w:lang w:eastAsia="es-CO"/>
+        </w:rPr>
+        <w:t xml:space="preserve"> la forma en la que necesita que su proveedor los trate.</w:t>
       </w:r>
     </w:p>
     <w:p>
@@ -5154,7 +5205,19 @@
         <w:rPr>
           <w:lang w:eastAsia="es-CO"/>
         </w:rPr>
-        <w:t>Cada cliente tiene una necesidad o deseo distintos de cómo quiere ser tratado, por esto es que las empresas no satisfacen esas necesidades porque considera que todos deben ser tratados de igual manera, para poder conocer las necesidades de cada uno se deben segmentar, ahí encontrará las diferencias que hay entre unos y otros, en el caso de los servicios es aún más difícil ya que muchos clientes se relacionan entre sí y están enterados de las concesiones que se les hacen a unos y no a otros.</w:t>
+        <w:t xml:space="preserve">Cada cliente tiene una necesidad o deseo distintos de cómo quiere ser tratado, por esto es </w:t>
+      </w:r>
+      <w:r>
+        <w:rPr>
+          <w:lang w:eastAsia="es-CO"/>
+        </w:rPr>
+        <w:t>por lo que</w:t>
+      </w:r>
+      <w:r>
+        <w:rPr>
+          <w:lang w:eastAsia="es-CO"/>
+        </w:rPr>
+        <w:t xml:space="preserve"> las empresas no satisfacen esas necesidades porque considera que todos deben ser tratados de igual manera, para poder conocer las necesidades de cada uno se deben segmentar, ahí encontrará las diferencias que hay entre unos y otros, en el caso de los servicios es aún más difícil ya que muchos clientes se relacionan entre sí y están enterados de las concesiones que se les hacen a unos y no a otros.</w:t>
       </w:r>
     </w:p>
     <w:p>
@@ -5267,13 +5330,7 @@
         <w:rPr>
           <w:lang w:eastAsia="es-CO"/>
         </w:rPr>
-        <w:t>Las empresas necesitan en</w:t>
-      </w:r>
-      <w:r>
-        <w:rPr>
-          <w:lang w:eastAsia="es-CO"/>
-        </w:rPr>
-        <w:t xml:space="preserve"> planificar lo inesperado para darle solución. Los planes de contingencia son la preparación para cualquier cosa que pueda suceder fuera de las operaciones diarias normales. Ninguna empresa quiere pensar en que ocurran estos escenarios y es muy posible que sucedan, por eso es importante tener un plan establecido. Ten en cuenta lo siguiente:</w:t>
+        <w:t>Las empresas necesitan en planificar lo inesperado para darle solución. Los planes de contingencia son la preparación para cualquier cosa que pueda suceder fuera de las operaciones diarias normales. Ninguna empresa quiere pensar en que ocurran estos escenarios y es muy posible que sucedan, por eso es importante tener un plan establecido. Ten en cuenta lo siguiente:</w:t>
       </w:r>
     </w:p>
     <w:p>
@@ -7847,21 +7904,7 @@
           <w:rFonts w:cs="Calibri"/>
           <w:lang w:eastAsia="es-CO"/>
         </w:rPr>
-        <w:t xml:space="preserve">La importancia que tiene un protocolo de atención y servicio al </w:t>
-      </w:r>
-      <w:r>
-        <w:rPr>
-          <w:rFonts w:cs="Calibri"/>
-          <w:lang w:eastAsia="es-CO"/>
-        </w:rPr>
-        <w:t>cliente</w:t>
-      </w:r>
-      <w:r>
-        <w:rPr>
-          <w:rFonts w:cs="Calibri"/>
-          <w:lang w:eastAsia="es-CO"/>
-        </w:rPr>
-        <w:t xml:space="preserve"> describe la forma de actuar de los empleados en la atención al usuario o en el proceso de ventas, este documento detalla los procedimientos de interacción con el cliente, también debe contener los planes de contingencia en caso de que deban reaccionar frente a alguna situación que se presente.</w:t>
+        <w:t>La importancia que tiene un protocolo de atención y servicio al cliente describe la forma de actuar de los empleados en la atención al usuario o en el proceso de ventas, este documento detalla los procedimientos de interacción con el cliente, también debe contener los planes de contingencia en caso de que deban reaccionar frente a alguna situación que se presente.</w:t>
       </w:r>
     </w:p>
     <w:p>
@@ -7905,21 +7948,7 @@
           <w:rFonts w:cs="Calibri"/>
           <w:lang w:eastAsia="es-CO"/>
         </w:rPr>
-        <w:t xml:space="preserve">Las ventajas de tener un protocolo de atención y servicio al </w:t>
-      </w:r>
-      <w:r>
-        <w:rPr>
-          <w:rFonts w:cs="Calibri"/>
-          <w:lang w:eastAsia="es-CO"/>
-        </w:rPr>
-        <w:t>cliente</w:t>
-      </w:r>
-      <w:r>
-        <w:rPr>
-          <w:rFonts w:cs="Calibri"/>
-          <w:lang w:eastAsia="es-CO"/>
-        </w:rPr>
-        <w:t xml:space="preserve"> son:</w:t>
+        <w:t>Las ventajas de tener un protocolo de atención y servicio al cliente son:</w:t>
       </w:r>
     </w:p>
     <w:p>
@@ -7964,15 +7993,13 @@
         </w:rPr>
         <w:t xml:space="preserve">La estandarización de procesos garantiza que con el protocolo de atención y servicio al cliente las operaciones y procesos sean realizados </w:t>
       </w:r>
-      <w:proofErr w:type="gramStart"/>
-      <w:r>
-        <w:rPr>
-          <w:rFonts w:cs="Calibri"/>
-          <w:lang w:eastAsia="es-CO"/>
-        </w:rPr>
-        <w:t>de acuerdo a</w:t>
-      </w:r>
-      <w:proofErr w:type="gramEnd"/>
+      <w:r>
+        <w:rPr>
+          <w:rFonts w:cs="Calibri"/>
+          <w:lang w:eastAsia="es-CO"/>
+        </w:rPr>
+        <w:t>de acuerdo con</w:t>
+      </w:r>
       <w:r>
         <w:rPr>
           <w:rFonts w:cs="Calibri"/>
@@ -8146,15 +8173,7 @@
           <w:rFonts w:cs="Calibri"/>
           <w:lang w:eastAsia="es-CO"/>
         </w:rPr>
-        <w:t xml:space="preserve">Todas las organizaciones para cumplir con los estándares de calidad deben aplicar la etiqueta, que es una norma que debemos respetar en ciertos lugares, la formalidad de usos, costumbres y </w:t>
-      </w:r>
-      <w:proofErr w:type="gramStart"/>
-      <w:r>
-        <w:rPr>
-          <w:rFonts w:cs="Calibri"/>
-          <w:lang w:eastAsia="es-CO"/>
-        </w:rPr>
-        <w:t>estilos</w:t>
+        <w:t>Todas las organizaciones para cumplir con los estándares de calidad deben aplicar la etiqueta, que es una norma que debemos respetar en ciertos lugares, la formalidad de usos, costumbres y estilos</w:t>
       </w:r>
       <w:r>
         <w:rPr>
@@ -8163,7 +8182,6 @@
         </w:rPr>
         <w:t>,</w:t>
       </w:r>
-      <w:proofErr w:type="gramEnd"/>
       <w:r>
         <w:rPr>
           <w:rFonts w:cs="Calibri"/>
@@ -8547,23 +8565,7 @@
           <w:rFonts w:cs="Calibri"/>
           <w:lang w:eastAsia="es-CO"/>
         </w:rPr>
-        <w:t xml:space="preserve">La responsabilidad de las empresas en la satisfacción del cliente es fundamental para el éxito a largo plazo y debe integrarse en el concepto de calidad total. Adoptar un enfoque de calidad total centrado en el usuario no solo mejora la satisfacción </w:t>
-      </w:r>
-      <w:proofErr w:type="gramStart"/>
-      <w:r>
-        <w:rPr>
-          <w:rFonts w:cs="Calibri"/>
-          <w:lang w:eastAsia="es-CO"/>
-        </w:rPr>
-        <w:t>del mismo</w:t>
-      </w:r>
-      <w:proofErr w:type="gramEnd"/>
-      <w:r>
-        <w:rPr>
-          <w:rFonts w:cs="Calibri"/>
-          <w:lang w:eastAsia="es-CO"/>
-        </w:rPr>
-        <w:t>, sino que también puede aumentar la lealtad, la reputación de la marca y, en última instancia, la rentabilidad de la empresa.</w:t>
+        <w:t>La responsabilidad de las empresas en la satisfacción del cliente es fundamental para el éxito a largo plazo y debe integrarse en el concepto de calidad total. Adoptar un enfoque de calidad total centrado en el usuario no solo mejora la satisfacción del mismo, sino que también puede aumentar la lealtad, la reputación de la marca y, en última instancia, la rentabilidad de la empresa.</w:t>
       </w:r>
     </w:p>
     <w:p>
@@ -9081,10 +9083,10 @@
           <w:lang w:eastAsia="es-CO"/>
         </w:rPr>
         <w:drawing>
-          <wp:inline distT="0" distB="0" distL="0" distR="0" wp14:anchorId="0B51400A" wp14:editId="413D2409">
+          <wp:inline distT="0" distB="0" distL="0" distR="0" wp14:anchorId="0B51400A" wp14:editId="655FF479">
             <wp:extent cx="4680000" cy="2358786"/>
             <wp:effectExtent l="0" t="0" r="6350" b="3810"/>
-            <wp:docPr id="1413478951" name="Gráfico 17"/>
+            <wp:docPr id="1413478951" name="Gráfico 17" descr="La imagen representa un ciclo de trazabilidad dentro de una cadena de suministro. Comienza con la obtención de materias primas, que son transportadas a los procesadores. Luego, los productos son enviados a centros de distribución, desde donde se transportan hacia puntos de venta. El ciclo resalta el flujo continuo entre transporte, procesadores, distribución y venta, garantizando la trazabilidad en cada etapa."/>
             <wp:cNvGraphicFramePr>
               <a:graphicFrameLocks xmlns:a="http://schemas.openxmlformats.org/drawingml/2006/main" noChangeAspect="1"/>
             </wp:cNvGraphicFramePr>
@@ -9092,7 +9094,7 @@
               <a:graphicData uri="http://schemas.openxmlformats.org/drawingml/2006/picture">
                 <pic:pic xmlns:pic="http://schemas.openxmlformats.org/drawingml/2006/picture">
                   <pic:nvPicPr>
-                    <pic:cNvPr id="1413478951" name="Gráfico 1413478951"/>
+                    <pic:cNvPr id="1413478951" name="Gráfico 17" descr="La imagen representa un ciclo de trazabilidad dentro de una cadena de suministro. Comienza con la obtención de materias primas, que son transportadas a los procesadores. Luego, los productos son enviados a centros de distribución, desde donde se transportan hacia puntos de venta. El ciclo resalta el flujo continuo entre transporte, procesadores, distribución y venta, garantizando la trazabilidad en cada etapa."/>
                     <pic:cNvPicPr/>
                   </pic:nvPicPr>
                   <pic:blipFill>
@@ -9543,21 +9545,7 @@
           <w:rFonts w:cs="Calibri"/>
           <w:lang w:eastAsia="es-CO"/>
         </w:rPr>
-        <w:t xml:space="preserve">Este tipo de trazabilidad también llamada hacia </w:t>
-      </w:r>
-      <w:r>
-        <w:rPr>
-          <w:rFonts w:cs="Calibri"/>
-          <w:lang w:eastAsia="es-CO"/>
-        </w:rPr>
-        <w:t>adelante</w:t>
-      </w:r>
-      <w:r>
-        <w:rPr>
-          <w:rFonts w:cs="Calibri"/>
-          <w:lang w:eastAsia="es-CO"/>
-        </w:rPr>
-        <w:t xml:space="preserve"> se concentra en los productos preparados para su despacho, también se refiere a distribución o entrega del producto al cliente final, en este proceso se hace el monitoreo al transporte, se debe tener en cuenta la fecha de salida del producto, número de lote, cantidad de producto, dirección final del cliente, los posibles inconvenientes que se puedan presentar y el estado en que se hace la entrega.</w:t>
+        <w:t>Este tipo de trazabilidad también llamada hacia adelante se concentra en los productos preparados para su despacho, también se refiere a distribución o entrega del producto al cliente final, en este proceso se hace el monitoreo al transporte, se debe tener en cuenta la fecha de salida del producto, número de lote, cantidad de producto, dirección final del cliente, los posibles inconvenientes que se puedan presentar y el estado en que se hace la entrega.</w:t>
       </w:r>
     </w:p>
     <w:p>
@@ -10150,6 +10138,16 @@
         <w:ind w:firstLine="708"/>
         <w:rPr>
           <w:rFonts w:cs="Calibri"/>
+          <w:lang w:eastAsia="es-CO"/>
+        </w:rPr>
+      </w:pPr>
+    </w:p>
+    <w:p>
+      <w:pPr>
+        <w:spacing w:before="0" w:after="0"/>
+        <w:ind w:firstLine="708"/>
+        <w:rPr>
+          <w:rFonts w:cs="Calibri"/>
           <w:b/>
           <w:bCs/>
           <w:lang w:eastAsia="es-CO"/>
@@ -10302,18 +10300,39 @@
         <w:ind w:firstLine="708"/>
         <w:rPr>
           <w:rFonts w:cs="Calibri"/>
-          <w:b/>
-          <w:bCs/>
-          <w:lang w:eastAsia="es-CO"/>
-        </w:rPr>
-      </w:pPr>
-      <w:r>
-        <w:rPr>
-          <w:rFonts w:cs="Calibri"/>
-          <w:b/>
-          <w:bCs/>
-          <w:lang w:eastAsia="es-CO"/>
-        </w:rPr>
+          <w:lang w:eastAsia="es-CO"/>
+        </w:rPr>
+      </w:pPr>
+    </w:p>
+    <w:p>
+      <w:pPr>
+        <w:spacing w:before="0" w:after="0"/>
+        <w:ind w:firstLine="708"/>
+        <w:rPr>
+          <w:rFonts w:cs="Calibri"/>
+          <w:lang w:eastAsia="es-CO"/>
+        </w:rPr>
+      </w:pPr>
+    </w:p>
+    <w:p>
+      <w:pPr>
+        <w:spacing w:before="0" w:after="0"/>
+        <w:ind w:firstLine="708"/>
+        <w:rPr>
+          <w:rFonts w:cs="Calibri"/>
+          <w:b/>
+          <w:bCs/>
+          <w:lang w:eastAsia="es-CO"/>
+        </w:rPr>
+      </w:pPr>
+      <w:r>
+        <w:rPr>
+          <w:rFonts w:cs="Calibri"/>
+          <w:b/>
+          <w:bCs/>
+          <w:lang w:eastAsia="es-CO"/>
+        </w:rPr>
+        <w:lastRenderedPageBreak/>
         <w:t>El resumen</w:t>
       </w:r>
     </w:p>
@@ -10333,6 +10352,216 @@
         </w:rPr>
         <w:t>Es una síntesis de referente al tema en estudio la cual puede ser informativa, (objetivo, métodos, resultados) o descriptiva (descripción breve de la investigación).</w:t>
       </w:r>
+    </w:p>
+    <w:p>
+      <w:pPr>
+        <w:spacing w:before="0" w:after="0"/>
+        <w:ind w:firstLine="708"/>
+        <w:rPr>
+          <w:rFonts w:cs="Calibri"/>
+          <w:lang w:eastAsia="es-CO"/>
+        </w:rPr>
+      </w:pPr>
+    </w:p>
+    <w:p>
+      <w:pPr>
+        <w:spacing w:before="0" w:after="0"/>
+        <w:ind w:firstLine="708"/>
+        <w:rPr>
+          <w:rFonts w:cs="Calibri"/>
+          <w:lang w:eastAsia="es-CO"/>
+        </w:rPr>
+      </w:pPr>
+    </w:p>
+    <w:p>
+      <w:pPr>
+        <w:spacing w:before="0" w:after="0"/>
+        <w:ind w:firstLine="708"/>
+        <w:rPr>
+          <w:rFonts w:cs="Calibri"/>
+          <w:lang w:eastAsia="es-CO"/>
+        </w:rPr>
+      </w:pPr>
+    </w:p>
+    <w:p>
+      <w:pPr>
+        <w:spacing w:before="0" w:after="0"/>
+        <w:ind w:firstLine="708"/>
+        <w:rPr>
+          <w:rFonts w:cs="Calibri"/>
+          <w:lang w:eastAsia="es-CO"/>
+        </w:rPr>
+      </w:pPr>
+    </w:p>
+    <w:p>
+      <w:pPr>
+        <w:spacing w:before="0" w:after="0"/>
+        <w:ind w:firstLine="708"/>
+        <w:rPr>
+          <w:rFonts w:cs="Calibri"/>
+          <w:lang w:eastAsia="es-CO"/>
+        </w:rPr>
+      </w:pPr>
+    </w:p>
+    <w:p>
+      <w:pPr>
+        <w:spacing w:before="0" w:after="0"/>
+        <w:ind w:firstLine="708"/>
+        <w:rPr>
+          <w:rFonts w:cs="Calibri"/>
+          <w:lang w:eastAsia="es-CO"/>
+        </w:rPr>
+      </w:pPr>
+    </w:p>
+    <w:p>
+      <w:pPr>
+        <w:spacing w:before="0" w:after="0"/>
+        <w:ind w:firstLine="708"/>
+        <w:rPr>
+          <w:rFonts w:cs="Calibri"/>
+          <w:lang w:eastAsia="es-CO"/>
+        </w:rPr>
+      </w:pPr>
+    </w:p>
+    <w:p>
+      <w:pPr>
+        <w:spacing w:before="0" w:after="0"/>
+        <w:ind w:firstLine="708"/>
+        <w:rPr>
+          <w:rFonts w:cs="Calibri"/>
+          <w:lang w:eastAsia="es-CO"/>
+        </w:rPr>
+      </w:pPr>
+    </w:p>
+    <w:p>
+      <w:pPr>
+        <w:spacing w:before="0" w:after="0"/>
+        <w:ind w:firstLine="708"/>
+        <w:rPr>
+          <w:rFonts w:cs="Calibri"/>
+          <w:lang w:eastAsia="es-CO"/>
+        </w:rPr>
+      </w:pPr>
+    </w:p>
+    <w:p>
+      <w:pPr>
+        <w:spacing w:before="0" w:after="0"/>
+        <w:ind w:firstLine="708"/>
+        <w:rPr>
+          <w:rFonts w:cs="Calibri"/>
+          <w:lang w:eastAsia="es-CO"/>
+        </w:rPr>
+      </w:pPr>
+    </w:p>
+    <w:p>
+      <w:pPr>
+        <w:spacing w:before="0" w:after="0"/>
+        <w:ind w:firstLine="708"/>
+        <w:rPr>
+          <w:rFonts w:cs="Calibri"/>
+          <w:lang w:eastAsia="es-CO"/>
+        </w:rPr>
+      </w:pPr>
+    </w:p>
+    <w:p>
+      <w:pPr>
+        <w:spacing w:before="0" w:after="0"/>
+        <w:ind w:firstLine="708"/>
+        <w:rPr>
+          <w:rFonts w:cs="Calibri"/>
+          <w:lang w:eastAsia="es-CO"/>
+        </w:rPr>
+      </w:pPr>
+    </w:p>
+    <w:p>
+      <w:pPr>
+        <w:spacing w:before="0" w:after="0"/>
+        <w:ind w:firstLine="708"/>
+        <w:rPr>
+          <w:rFonts w:cs="Calibri"/>
+          <w:lang w:eastAsia="es-CO"/>
+        </w:rPr>
+      </w:pPr>
+    </w:p>
+    <w:p>
+      <w:pPr>
+        <w:spacing w:before="0" w:after="0"/>
+        <w:ind w:firstLine="708"/>
+        <w:rPr>
+          <w:rFonts w:cs="Calibri"/>
+          <w:lang w:eastAsia="es-CO"/>
+        </w:rPr>
+      </w:pPr>
+    </w:p>
+    <w:p>
+      <w:pPr>
+        <w:spacing w:before="0" w:after="0"/>
+        <w:ind w:firstLine="708"/>
+        <w:rPr>
+          <w:rFonts w:cs="Calibri"/>
+          <w:lang w:eastAsia="es-CO"/>
+        </w:rPr>
+      </w:pPr>
+    </w:p>
+    <w:p>
+      <w:pPr>
+        <w:spacing w:before="0" w:after="0"/>
+        <w:ind w:firstLine="708"/>
+        <w:rPr>
+          <w:rFonts w:cs="Calibri"/>
+          <w:lang w:eastAsia="es-CO"/>
+        </w:rPr>
+      </w:pPr>
+    </w:p>
+    <w:p>
+      <w:pPr>
+        <w:spacing w:before="0" w:after="0"/>
+        <w:ind w:firstLine="708"/>
+        <w:rPr>
+          <w:rFonts w:cs="Calibri"/>
+          <w:lang w:eastAsia="es-CO"/>
+        </w:rPr>
+      </w:pPr>
+    </w:p>
+    <w:p>
+      <w:pPr>
+        <w:spacing w:before="0" w:after="0"/>
+        <w:ind w:firstLine="708"/>
+        <w:rPr>
+          <w:rFonts w:cs="Calibri"/>
+          <w:lang w:eastAsia="es-CO"/>
+        </w:rPr>
+      </w:pPr>
+    </w:p>
+    <w:p>
+      <w:pPr>
+        <w:spacing w:before="0" w:after="0"/>
+        <w:ind w:firstLine="708"/>
+        <w:rPr>
+          <w:rFonts w:cs="Calibri"/>
+          <w:lang w:eastAsia="es-CO"/>
+        </w:rPr>
+      </w:pPr>
+    </w:p>
+    <w:p>
+      <w:pPr>
+        <w:spacing w:before="0" w:after="0"/>
+        <w:ind w:firstLine="708"/>
+        <w:rPr>
+          <w:rFonts w:cs="Calibri"/>
+          <w:lang w:eastAsia="es-CO"/>
+        </w:rPr>
+      </w:pPr>
+    </w:p>
+    <w:p>
+      <w:pPr>
+        <w:spacing w:before="0" w:after="0"/>
+        <w:ind w:firstLine="708"/>
+        <w:rPr>
+          <w:rFonts w:cs="Calibri"/>
+          <w:lang w:eastAsia="es-CO"/>
+        </w:rPr>
+      </w:pPr>
     </w:p>
     <w:p>
       <w:pPr>
@@ -10368,19 +10597,17 @@
       </w:r>
       <w:r>
         <w:rPr>
-          <w:rFonts w:cs="Calibri"/>
-          <w:i/>
-          <w:iCs/>
-          <w:lang w:eastAsia="es-CO"/>
-        </w:rPr>
-        <w:t>retail</w:t>
-      </w:r>
-      <w:r>
-        <w:rPr>
-          <w:rFonts w:cs="Calibri"/>
-          <w:lang w:eastAsia="es-CO"/>
-        </w:rPr>
-        <w:t> es crucial para el éxito de cualquier negocio. La experiencia del cliente puede influir directamente en la fidelización y en la reputación de la empresa. Por lo anterior es fundamental implementar estrategias, que mejoren la satisfacción del cliente y que fomenten la lealtad y, en última instancia, aumenten el éxito de la organización.</w:t>
+          <w:rStyle w:val="Extranjerismo"/>
+          <w:lang w:eastAsia="es-CO"/>
+        </w:rPr>
+        <w:t>retail </w:t>
+      </w:r>
+      <w:r>
+        <w:rPr>
+          <w:rFonts w:cs="Calibri"/>
+          <w:lang w:eastAsia="es-CO"/>
+        </w:rPr>
+        <w:t>es crucial para el éxito de cualquier negocio. La experiencia del cliente puede influir directamente en la fidelización y en la reputación de la empresa. Por lo anterior es fundamental implementar estrategias, que mejoren la satisfacción del cliente y que fomenten la lealtad y, en última instancia, aumenten el éxito de la organización.</w:t>
       </w:r>
     </w:p>
     <w:p>
@@ -10416,10 +10643,10 @@
           <w:lang w:eastAsia="es-CO"/>
         </w:rPr>
         <w:drawing>
-          <wp:inline distT="0" distB="0" distL="0" distR="0" wp14:anchorId="2854F618" wp14:editId="374B4A1E">
+          <wp:inline distT="0" distB="0" distL="0" distR="0" wp14:anchorId="2854F618" wp14:editId="0BE33C27">
             <wp:extent cx="6332220" cy="2834005"/>
             <wp:effectExtent l="0" t="0" r="0" b="4445"/>
-            <wp:docPr id="1804220494" name="Gráfico 25" descr="A continuación se presenta una sintesis del componente Manejo de inventarios en el retail, la cual hace referencia a la competitividad y gestión turística abarca cuatro áreas clave: la competitividad, que se enfoca en mejorar el rendimiento del sector turístico mediante modelos específicos; la gestión del turismo, que involucra a actores tanto públicos como privados, incluyendo la gestión compartida; la sostenibilidad, que busca equilibrar el crecimiento turístico con la conservación y sostenibilidad; y los prestadores de servicios turísticos, que se dividen en proveedores, su clasificación, los tipos de servicios que ofrecen y las agencias de viajes, proporcionando una visión integral para optimizar el sector."/>
+            <wp:docPr id="1804220494" name="Gráfico 25" descr="A continuación se presenta una síntesis del componente Manejo de inventarios en el retail, la cual hace referencia a la competitividad y gestión turística abarca cuatro áreas clave: la competitividad, que se enfoca en mejorar el rendimiento del sector turístico mediante modelos específicos; la gestión del turismo, que involucra a actores tanto públicos como privados, incluyendo la gestión compartida; la sostenibilidad, que busca equilibrar el crecimiento turístico con la conservación y sostenibilidad; y los prestadores de servicios turísticos, que se dividen en proveedores, su clasificación, los tipos de servicios que ofrecen y las agencias de viajes, proporcionando una visión integral para optimizar el sector."/>
             <wp:cNvGraphicFramePr>
               <a:graphicFrameLocks xmlns:a="http://schemas.openxmlformats.org/drawingml/2006/main" noChangeAspect="1"/>
             </wp:cNvGraphicFramePr>
@@ -10427,7 +10654,7 @@
               <a:graphicData uri="http://schemas.openxmlformats.org/drawingml/2006/picture">
                 <pic:pic xmlns:pic="http://schemas.openxmlformats.org/drawingml/2006/picture">
                   <pic:nvPicPr>
-                    <pic:cNvPr id="1804220494" name="Gráfico 25" descr="A continuación se presenta una sintesis del componente Manejo de inventarios en el retail, la cual hace referencia a la competitividad y gestión turística abarca cuatro áreas clave: la competitividad, que se enfoca en mejorar el rendimiento del sector turístico mediante modelos específicos; la gestión del turismo, que involucra a actores tanto públicos como privados, incluyendo la gestión compartida; la sostenibilidad, que busca equilibrar el crecimiento turístico con la conservación y sostenibilidad; y los prestadores de servicios turísticos, que se dividen en proveedores, su clasificación, los tipos de servicios que ofrecen y las agencias de viajes, proporcionando una visión integral para optimizar el sector."/>
+                    <pic:cNvPr id="1804220494" name="Gráfico 25" descr="A continuación se presenta una síntesis del componente Manejo de inventarios en el retail, la cual hace referencia a la competitividad y gestión turística abarca cuatro áreas clave: la competitividad, que se enfoca en mejorar el rendimiento del sector turístico mediante modelos específicos; la gestión del turismo, que involucra a actores tanto públicos como privados, incluyendo la gestión compartida; la sostenibilidad, que busca equilibrar el crecimiento turístico con la conservación y sostenibilidad; y los prestadores de servicios turísticos, que se dividen en proveedores, su clasificación, los tipos de servicios que ofrecen y las agencias de viajes, proporcionando una visión integral para optimizar el sector."/>
                     <pic:cNvPicPr/>
                   </pic:nvPicPr>
                   <pic:blipFill>
@@ -10592,11 +10819,9 @@
       </w:pPr>
       <w:r>
         <w:rPr>
-          <w:rFonts w:cs="Calibri"/>
-          <w:b/>
-          <w:bCs/>
-          <w:i/>
-          <w:iCs/>
+          <w:rStyle w:val="Extranjerismo"/>
+          <w:b/>
+          <w:bCs/>
           <w:lang w:eastAsia="es-CO"/>
         </w:rPr>
         <w:t>Branding</w:t>
@@ -10616,7 +10841,25 @@
           <w:bCs/>
           <w:lang w:eastAsia="es-CO"/>
         </w:rPr>
-        <w:t>es ayudar a los consumidores a entender lo que ofreces y en qué te diferencias, de manera simple y fácil. Pero no es solo la Propuesta Única de Venta.</w:t>
+        <w:t xml:space="preserve">es ayudar a los consumidores </w:t>
+      </w:r>
+      <w:proofErr w:type="gramStart"/>
+      <w:r>
+        <w:rPr>
+          <w:rFonts w:cs="Calibri"/>
+          <w:bCs/>
+          <w:lang w:eastAsia="es-CO"/>
+        </w:rPr>
+        <w:t>a</w:t>
+      </w:r>
+      <w:proofErr w:type="gramEnd"/>
+      <w:r>
+        <w:rPr>
+          <w:rFonts w:cs="Calibri"/>
+          <w:bCs/>
+          <w:lang w:eastAsia="es-CO"/>
+        </w:rPr>
+        <w:t xml:space="preserve"> entender lo que ofreces y en qué te diferencias, de manera simple y fácil. Pero no es solo la Propuesta Única de Venta.</w:t>
       </w:r>
     </w:p>
     <w:p>
@@ -11156,22 +11399,36 @@
           <w:rFonts w:cs="Calibri"/>
           <w:lang w:val="es-MX" w:eastAsia="es-CO"/>
         </w:rPr>
-        <w:t>Grönroos, C. (1994). Marketing y gestión de servicios: la gestión de los momentos de la verdad y la competencia en los servicios. Ediciones Díaz de Santos.</w:t>
-      </w:r>
-    </w:p>
-    <w:p>
-      <w:pPr>
-        <w:spacing w:before="0" w:after="0"/>
-        <w:rPr>
-          <w:rFonts w:cs="Calibri"/>
+        <w:t xml:space="preserve">Grönroos, C. (1994). </w:t>
+      </w:r>
+      <w:r>
+        <w:rPr>
+          <w:rStyle w:val="Extranjerismo"/>
           <w:lang w:val="es-MX" w:eastAsia="es-CO"/>
         </w:rPr>
-      </w:pPr>
+        <w:t>Marketing</w:t>
+      </w:r>
       <w:r>
         <w:rPr>
           <w:rFonts w:cs="Calibri"/>
           <w:lang w:val="es-MX" w:eastAsia="es-CO"/>
         </w:rPr>
+        <w:t xml:space="preserve"> y gestión de servicios: la gestión de los momentos de la verdad y la competencia en los servicios. Ediciones Díaz de Santos.</w:t>
+      </w:r>
+    </w:p>
+    <w:p>
+      <w:pPr>
+        <w:spacing w:before="0" w:after="0"/>
+        <w:rPr>
+          <w:rFonts w:cs="Calibri"/>
+          <w:lang w:val="es-MX" w:eastAsia="es-CO"/>
+        </w:rPr>
+      </w:pPr>
+      <w:r>
+        <w:rPr>
+          <w:rFonts w:cs="Calibri"/>
+          <w:lang w:val="es-MX" w:eastAsia="es-CO"/>
+        </w:rPr>
         <w:t>Marielos Ramos (2020). Universidad de San Carlos de Guatemala. Etiqueta y normas de cortesía.</w:t>
       </w:r>
     </w:p>
@@ -11220,24 +11477,8 @@
           <w:rFonts w:cs="Calibri"/>
           <w:lang w:val="es-MX" w:eastAsia="es-CO"/>
         </w:rPr>
-        <w:t xml:space="preserve">Universidad de La Sabana. (2018). Protocolo claves para su gestión (informe técnico). </w:t>
-      </w:r>
-      <w:proofErr w:type="spellStart"/>
-      <w:r>
-        <w:rPr>
-          <w:rFonts w:cs="Calibri"/>
-          <w:lang w:val="es-MX" w:eastAsia="es-CO"/>
-        </w:rPr>
-        <w:t>I</w:t>
-      </w:r>
-      <w:r>
-        <w:rPr>
-          <w:rFonts w:cs="Calibri"/>
-          <w:lang w:val="es-MX" w:eastAsia="es-CO"/>
-        </w:rPr>
-        <w:t>ntellectum</w:t>
-      </w:r>
-      <w:proofErr w:type="spellEnd"/>
+        <w:t>Universidad de La Sabana. (2018). Protocolo claves para su gestión (informe técnico). Intellectum</w:t>
+      </w:r>
       <w:r>
         <w:rPr>
           <w:rFonts w:cs="Calibri"/>
@@ -11326,8 +11567,8 @@
       </w:tblPr>
       <w:tblGrid>
         <w:gridCol w:w="2830"/>
-        <w:gridCol w:w="3402"/>
-        <w:gridCol w:w="3828"/>
+        <w:gridCol w:w="3686"/>
+        <w:gridCol w:w="3544"/>
       </w:tblGrid>
       <w:tr>
         <w:trPr>
@@ -11359,7 +11600,7 @@
         </w:tc>
         <w:tc>
           <w:tcPr>
-            <w:tcW w:w="3402" w:type="dxa"/>
+            <w:tcW w:w="3686" w:type="dxa"/>
           </w:tcPr>
           <w:p>
             <w:pPr>
@@ -11381,7 +11622,7 @@
         </w:tc>
         <w:tc>
           <w:tcPr>
-            <w:tcW w:w="3828" w:type="dxa"/>
+            <w:tcW w:w="3544" w:type="dxa"/>
           </w:tcPr>
           <w:p>
             <w:pPr>
@@ -11434,7 +11675,7 @@
         </w:tc>
         <w:tc>
           <w:tcPr>
-            <w:tcW w:w="3402" w:type="dxa"/>
+            <w:tcW w:w="3686" w:type="dxa"/>
           </w:tcPr>
           <w:p>
             <w:pPr>
@@ -11470,7 +11711,7 @@
         </w:tc>
         <w:tc>
           <w:tcPr>
-            <w:tcW w:w="3828" w:type="dxa"/>
+            <w:tcW w:w="3544" w:type="dxa"/>
           </w:tcPr>
           <w:p>
             <w:pPr>
@@ -11520,7 +11761,7 @@
         </w:tc>
         <w:tc>
           <w:tcPr>
-            <w:tcW w:w="3402" w:type="dxa"/>
+            <w:tcW w:w="3686" w:type="dxa"/>
           </w:tcPr>
           <w:p>
             <w:pPr>
@@ -11542,7 +11783,7 @@
         </w:tc>
         <w:tc>
           <w:tcPr>
-            <w:tcW w:w="3828" w:type="dxa"/>
+            <w:tcW w:w="3544" w:type="dxa"/>
           </w:tcPr>
           <w:p>
             <w:pPr>
@@ -11595,7 +11836,7 @@
         </w:tc>
         <w:tc>
           <w:tcPr>
-            <w:tcW w:w="3402" w:type="dxa"/>
+            <w:tcW w:w="3686" w:type="dxa"/>
           </w:tcPr>
           <w:p>
             <w:pPr>
@@ -11617,7 +11858,7 @@
         </w:tc>
         <w:tc>
           <w:tcPr>
-            <w:tcW w:w="3828" w:type="dxa"/>
+            <w:tcW w:w="3544" w:type="dxa"/>
           </w:tcPr>
           <w:p>
             <w:pPr>
@@ -11667,7 +11908,7 @@
         </w:tc>
         <w:tc>
           <w:tcPr>
-            <w:tcW w:w="3402" w:type="dxa"/>
+            <w:tcW w:w="3686" w:type="dxa"/>
           </w:tcPr>
           <w:p>
             <w:pPr>
@@ -11689,7 +11930,7 @@
         </w:tc>
         <w:tc>
           <w:tcPr>
-            <w:tcW w:w="3828" w:type="dxa"/>
+            <w:tcW w:w="3544" w:type="dxa"/>
           </w:tcPr>
           <w:p>
             <w:pPr>
@@ -11742,7 +11983,7 @@
         </w:tc>
         <w:tc>
           <w:tcPr>
-            <w:tcW w:w="3402" w:type="dxa"/>
+            <w:tcW w:w="3686" w:type="dxa"/>
           </w:tcPr>
           <w:p>
             <w:pPr>
@@ -11764,7 +12005,7 @@
         </w:tc>
         <w:tc>
           <w:tcPr>
-            <w:tcW w:w="3828" w:type="dxa"/>
+            <w:tcW w:w="3544" w:type="dxa"/>
           </w:tcPr>
           <w:p>
             <w:pPr>
@@ -11814,7 +12055,7 @@
         </w:tc>
         <w:tc>
           <w:tcPr>
-            <w:tcW w:w="3402" w:type="dxa"/>
+            <w:tcW w:w="3686" w:type="dxa"/>
           </w:tcPr>
           <w:p>
             <w:pPr>
@@ -11836,7 +12077,7 @@
         </w:tc>
         <w:tc>
           <w:tcPr>
-            <w:tcW w:w="3828" w:type="dxa"/>
+            <w:tcW w:w="3544" w:type="dxa"/>
           </w:tcPr>
           <w:p>
             <w:pPr>
@@ -11889,7 +12130,7 @@
         </w:tc>
         <w:tc>
           <w:tcPr>
-            <w:tcW w:w="3402" w:type="dxa"/>
+            <w:tcW w:w="3686" w:type="dxa"/>
           </w:tcPr>
           <w:p>
             <w:pPr>
@@ -11911,7 +12152,7 @@
         </w:tc>
         <w:tc>
           <w:tcPr>
-            <w:tcW w:w="3828" w:type="dxa"/>
+            <w:tcW w:w="3544" w:type="dxa"/>
           </w:tcPr>
           <w:p>
             <w:pPr>
@@ -11961,7 +12202,7 @@
         </w:tc>
         <w:tc>
           <w:tcPr>
-            <w:tcW w:w="3402" w:type="dxa"/>
+            <w:tcW w:w="3686" w:type="dxa"/>
           </w:tcPr>
           <w:p>
             <w:pPr>
@@ -11983,7 +12224,7 @@
         </w:tc>
         <w:tc>
           <w:tcPr>
-            <w:tcW w:w="3828" w:type="dxa"/>
+            <w:tcW w:w="3544" w:type="dxa"/>
           </w:tcPr>
           <w:p>
             <w:pPr>
@@ -12037,7 +12278,7 @@
         </w:tc>
         <w:tc>
           <w:tcPr>
-            <w:tcW w:w="3402" w:type="dxa"/>
+            <w:tcW w:w="3686" w:type="dxa"/>
           </w:tcPr>
           <w:p>
             <w:pPr>
@@ -12059,7 +12300,7 @@
         </w:tc>
         <w:tc>
           <w:tcPr>
-            <w:tcW w:w="3828" w:type="dxa"/>
+            <w:tcW w:w="3544" w:type="dxa"/>
           </w:tcPr>
           <w:p>
             <w:pPr>
@@ -12109,7 +12350,7 @@
         </w:tc>
         <w:tc>
           <w:tcPr>
-            <w:tcW w:w="3402" w:type="dxa"/>
+            <w:tcW w:w="3686" w:type="dxa"/>
           </w:tcPr>
           <w:p>
             <w:pPr>
@@ -12131,7 +12372,7 @@
         </w:tc>
         <w:tc>
           <w:tcPr>
-            <w:tcW w:w="3828" w:type="dxa"/>
+            <w:tcW w:w="3544" w:type="dxa"/>
           </w:tcPr>
           <w:p>
             <w:pPr>
@@ -12178,22 +12419,13 @@
                 <w:sz w:val="28"/>
                 <w:szCs w:val="28"/>
               </w:rPr>
-              <w:t xml:space="preserve">Leonardo Castellanos </w:t>
-            </w:r>
-            <w:r>
-              <w:rPr>
-                <w:b/>
-                <w:bCs/>
-                <w:sz w:val="28"/>
-                <w:szCs w:val="28"/>
-              </w:rPr>
-              <w:t>Rodríguez</w:t>
+              <w:t>Leonardo Castellanos Rodríguez</w:t>
             </w:r>
           </w:p>
         </w:tc>
         <w:tc>
           <w:tcPr>
-            <w:tcW w:w="3402" w:type="dxa"/>
+            <w:tcW w:w="3686" w:type="dxa"/>
           </w:tcPr>
           <w:p>
             <w:pPr>
@@ -12223,7 +12455,7 @@
         </w:tc>
         <w:tc>
           <w:tcPr>
-            <w:tcW w:w="3828" w:type="dxa"/>
+            <w:tcW w:w="3544" w:type="dxa"/>
           </w:tcPr>
           <w:p>
             <w:pPr>
@@ -12273,7 +12505,7 @@
         </w:tc>
         <w:tc>
           <w:tcPr>
-            <w:tcW w:w="3402" w:type="dxa"/>
+            <w:tcW w:w="3686" w:type="dxa"/>
           </w:tcPr>
           <w:p>
             <w:pPr>
@@ -12295,7 +12527,7 @@
         </w:tc>
         <w:tc>
           <w:tcPr>
-            <w:tcW w:w="3828" w:type="dxa"/>
+            <w:tcW w:w="3544" w:type="dxa"/>
           </w:tcPr>
           <w:p>
             <w:pPr>
@@ -12348,7 +12580,7 @@
         </w:tc>
         <w:tc>
           <w:tcPr>
-            <w:tcW w:w="3402" w:type="dxa"/>
+            <w:tcW w:w="3686" w:type="dxa"/>
           </w:tcPr>
           <w:p>
             <w:pPr>
@@ -12370,7 +12602,7 @@
         </w:tc>
         <w:tc>
           <w:tcPr>
-            <w:tcW w:w="3828" w:type="dxa"/>
+            <w:tcW w:w="3544" w:type="dxa"/>
           </w:tcPr>
           <w:p>
             <w:pPr>
@@ -12420,7 +12652,7 @@
         </w:tc>
         <w:tc>
           <w:tcPr>
-            <w:tcW w:w="3402" w:type="dxa"/>
+            <w:tcW w:w="3686" w:type="dxa"/>
           </w:tcPr>
           <w:p>
             <w:pPr>
@@ -12442,7 +12674,7 @@
         </w:tc>
         <w:tc>
           <w:tcPr>
-            <w:tcW w:w="3828" w:type="dxa"/>
+            <w:tcW w:w="3544" w:type="dxa"/>
           </w:tcPr>
           <w:p>
             <w:pPr>
@@ -16070,6 +16302,7 @@
   <w:style w:type="character" w:default="1" w:styleId="Fuentedeprrafopredeter">
     <w:name w:val="Default Paragraph Font"/>
     <w:uiPriority w:val="1"/>
+    <w:semiHidden/>
     <w:unhideWhenUsed/>
   </w:style>
   <w:style w:type="table" w:default="1" w:styleId="Tablanormal">
@@ -17319,6 +17552,30 @@
 </file>
 
 <file path=customXml/item1.xml><?xml version="1.0" encoding="utf-8"?>
+<?mso-contentType ?>
+<FormTemplates xmlns="http://schemas.microsoft.com/sharepoint/v3/contenttype/forms">
+  <Display>DocumentLibraryForm</Display>
+  <Edit>DocumentLibraryForm</Edit>
+  <New>DocumentLibraryForm</New>
+</FormTemplates>
+</file>
+
+<file path=customXml/item2.xml><?xml version="1.0" encoding="utf-8"?>
+<b:Sources xmlns:b="http://schemas.openxmlformats.org/officeDocument/2006/bibliography" xmlns="http://schemas.openxmlformats.org/officeDocument/2006/bibliography" SelectedStyle="\APASixthEditionOfficeOnline.xsl" StyleName="APA" Version="6"/>
+</file>
+
+<file path=customXml/item3.xml><?xml version="1.0" encoding="utf-8"?>
+<p:properties xmlns:p="http://schemas.microsoft.com/office/2006/metadata/properties" xmlns:xsi="http://www.w3.org/2001/XMLSchema-instance" xmlns:pc="http://schemas.microsoft.com/office/infopath/2007/PartnerControls">
+  <documentManagement>
+    <TaxCatchAll xmlns="13c90a0b-73bc-4dc0-be5f-28d77b615beb" xsi:nil="true"/>
+    <lcf76f155ced4ddcb4097134ff3c332f xmlns="13c93bba-48ce-428c-bfe5-88b42c19b028">
+      <Terms xmlns="http://schemas.microsoft.com/office/infopath/2007/PartnerControls"/>
+    </lcf76f155ced4ddcb4097134ff3c332f>
+  </documentManagement>
+</p:properties>
+</file>
+
+<file path=customXml/item4.xml><?xml version="1.0" encoding="utf-8"?>
 <ct:contentTypeSchema xmlns:ct="http://schemas.microsoft.com/office/2006/metadata/contentType" xmlns:ma="http://schemas.microsoft.com/office/2006/metadata/properties/metaAttributes" ct:_="" ma:_="" ma:contentTypeName="Documento" ma:contentTypeID="0x0101006A81D6BD42E8DF4C91013959704817E1" ma:contentTypeVersion="15" ma:contentTypeDescription="Crear nuevo documento." ma:contentTypeScope="" ma:versionID="bf4f72ffd194f0963ff564daca6869f7">
   <xsd:schema xmlns:xsd="http://www.w3.org/2001/XMLSchema" xmlns:xs="http://www.w3.org/2001/XMLSchema" xmlns:p="http://schemas.microsoft.com/office/2006/metadata/properties" xmlns:ns2="13c90a0b-73bc-4dc0-be5f-28d77b615beb" xmlns:ns3="13c93bba-48ce-428c-bfe5-88b42c19b028" targetNamespace="http://schemas.microsoft.com/office/2006/metadata/properties" ma:root="true" ma:fieldsID="8718d6f4873a5b1392a45044efa78385" ns2:_="" ns3:_="">
     <xsd:import namespace="13c90a0b-73bc-4dc0-be5f-28d77b615beb"/>
@@ -17553,31 +17810,34 @@
 </ct:contentTypeSchema>
 </file>
 
-<file path=customXml/item2.xml><?xml version="1.0" encoding="utf-8"?>
-<?mso-contentType ?>
-<FormTemplates xmlns="http://schemas.microsoft.com/sharepoint/v3/contenttype/forms">
-  <Display>DocumentLibraryForm</Display>
-  <Edit>DocumentLibraryForm</Edit>
-  <New>DocumentLibraryForm</New>
-</FormTemplates>
+<file path=customXml/itemProps1.xml><?xml version="1.0" encoding="utf-8"?>
+<ds:datastoreItem xmlns:ds="http://schemas.openxmlformats.org/officeDocument/2006/customXml" ds:itemID="{91756AAB-0645-4FFC-990B-34BB6096B23B}">
+  <ds:schemaRefs>
+    <ds:schemaRef ds:uri="http://schemas.microsoft.com/sharepoint/v3/contenttype/forms"/>
+  </ds:schemaRefs>
+</ds:datastoreItem>
 </file>
 
-<file path=customXml/item3.xml><?xml version="1.0" encoding="utf-8"?>
-<b:Sources xmlns:b="http://schemas.openxmlformats.org/officeDocument/2006/bibliography" xmlns="http://schemas.openxmlformats.org/officeDocument/2006/bibliography" SelectedStyle="\APASixthEditionOfficeOnline.xsl" StyleName="APA" Version="6"/>
+<file path=customXml/itemProps2.xml><?xml version="1.0" encoding="utf-8"?>
+<ds:datastoreItem xmlns:ds="http://schemas.openxmlformats.org/officeDocument/2006/customXml" ds:itemID="{1AF2C25B-FB23-49D7-861B-D97474F002D2}">
+  <ds:schemaRefs>
+    <ds:schemaRef ds:uri="http://schemas.openxmlformats.org/officeDocument/2006/bibliography"/>
+  </ds:schemaRefs>
+</ds:datastoreItem>
 </file>
 
-<file path=customXml/item4.xml><?xml version="1.0" encoding="utf-8"?>
-<p:properties xmlns:p="http://schemas.microsoft.com/office/2006/metadata/properties" xmlns:xsi="http://www.w3.org/2001/XMLSchema-instance" xmlns:pc="http://schemas.microsoft.com/office/infopath/2007/PartnerControls">
-  <documentManagement>
-    <TaxCatchAll xmlns="13c90a0b-73bc-4dc0-be5f-28d77b615beb" xsi:nil="true"/>
-    <lcf76f155ced4ddcb4097134ff3c332f xmlns="13c93bba-48ce-428c-bfe5-88b42c19b028">
-      <Terms xmlns="http://schemas.microsoft.com/office/infopath/2007/PartnerControls"/>
-    </lcf76f155ced4ddcb4097134ff3c332f>
-  </documentManagement>
-</p:properties>
+<file path=customXml/itemProps3.xml><?xml version="1.0" encoding="utf-8"?>
+<ds:datastoreItem xmlns:ds="http://schemas.openxmlformats.org/officeDocument/2006/customXml" ds:itemID="{CEECB56F-E1D8-45BF-A0A3-B5258E7263D4}">
+  <ds:schemaRefs>
+    <ds:schemaRef ds:uri="http://schemas.microsoft.com/office/2006/metadata/properties"/>
+    <ds:schemaRef ds:uri="http://schemas.microsoft.com/office/infopath/2007/PartnerControls"/>
+    <ds:schemaRef ds:uri="13c90a0b-73bc-4dc0-be5f-28d77b615beb"/>
+    <ds:schemaRef ds:uri="13c93bba-48ce-428c-bfe5-88b42c19b028"/>
+  </ds:schemaRefs>
+</ds:datastoreItem>
 </file>
 
-<file path=customXml/itemProps1.xml><?xml version="1.0" encoding="utf-8"?>
+<file path=customXml/itemProps4.xml><?xml version="1.0" encoding="utf-8"?>
 <ds:datastoreItem xmlns:ds="http://schemas.openxmlformats.org/officeDocument/2006/customXml" ds:itemID="{4B3C6E78-634C-4AE7-B2E1-4D68F5BA9D52}">
   <ds:schemaRefs>
     <ds:schemaRef ds:uri="http://schemas.microsoft.com/office/2006/metadata/contentType"/>
@@ -17594,31 +17854,4 @@
     <ds:schemaRef ds:uri="http://schemas.microsoft.com/internal/obd"/>
   </ds:schemaRefs>
 </ds:datastoreItem>
-</file>
-
-<file path=customXml/itemProps2.xml><?xml version="1.0" encoding="utf-8"?>
-<ds:datastoreItem xmlns:ds="http://schemas.openxmlformats.org/officeDocument/2006/customXml" ds:itemID="{91756AAB-0645-4FFC-990B-34BB6096B23B}">
-  <ds:schemaRefs>
-    <ds:schemaRef ds:uri="http://schemas.microsoft.com/sharepoint/v3/contenttype/forms"/>
-  </ds:schemaRefs>
-</ds:datastoreItem>
-</file>
-
-<file path=customXml/itemProps3.xml><?xml version="1.0" encoding="utf-8"?>
-<ds:datastoreItem xmlns:ds="http://schemas.openxmlformats.org/officeDocument/2006/customXml" ds:itemID="{1AF2C25B-FB23-49D7-861B-D97474F002D2}">
-  <ds:schemaRefs>
-    <ds:schemaRef ds:uri="http://schemas.openxmlformats.org/officeDocument/2006/bibliography"/>
-  </ds:schemaRefs>
-</ds:datastoreItem>
-</file>
-
-<file path=customXml/itemProps4.xml><?xml version="1.0" encoding="utf-8"?>
-<ds:datastoreItem xmlns:ds="http://schemas.openxmlformats.org/officeDocument/2006/customXml" ds:itemID="{CEECB56F-E1D8-45BF-A0A3-B5258E7263D4}">
-  <ds:schemaRefs>
-    <ds:schemaRef ds:uri="http://schemas.microsoft.com/office/2006/metadata/properties"/>
-    <ds:schemaRef ds:uri="http://schemas.microsoft.com/office/infopath/2007/PartnerControls"/>
-    <ds:schemaRef ds:uri="13c90a0b-73bc-4dc0-be5f-28d77b615beb"/>
-    <ds:schemaRef ds:uri="13c93bba-48ce-428c-bfe5-88b42c19b028"/>
-  </ds:schemaRefs>
-</ds:datastoreItem>
 </file>
--- a/fuentes/CF6_621209_DU.docx
+++ b/fuentes/CF6_621209_DU.docx
@@ -672,13 +672,13 @@
           <w14:ligatures w14:val="standardContextual"/>
         </w:rPr>
       </w:pPr>
-      <w:hyperlink w:anchor="_Toc231906406" w:history="1">
+      <w:hyperlink w:anchor="_Toc231906407" w:history="1">
         <w:r>
           <w:rPr>
             <w:rStyle w:val="Hipervnculo"/>
             <w:noProof/>
           </w:rPr>
-          <w:t>Tabla de contenido</w:t>
+          <w:t>Introducción</w:t>
         </w:r>
         <w:r>
           <w:rPr>
@@ -699,7 +699,7 @@
             <w:noProof/>
             <w:webHidden/>
           </w:rPr>
-          <w:instrText xml:space="preserve"> PAGEREF _Toc231906406 \h </w:instrText>
+          <w:instrText xml:space="preserve"> PAGEREF _Toc231906407 \h </w:instrText>
         </w:r>
         <w:r>
           <w:rPr>
@@ -719,7 +719,7 @@
             <w:noProof/>
             <w:webHidden/>
           </w:rPr>
-          <w:t>2</w:t>
+          <w:t>4</w:t>
         </w:r>
         <w:r>
           <w:rPr>
@@ -742,23 +742,47 @@
           <w14:ligatures w14:val="standardContextual"/>
         </w:rPr>
       </w:pPr>
-      <w:hyperlink w:anchor="_Toc231906407" w:history="1">
+      <w:hyperlink w:anchor="_Toc231906408" w:history="1">
         <w:r>
           <w:rPr>
             <w:rStyle w:val="Hipervnculo"/>
             <w:noProof/>
           </w:rPr>
-          <w:t>Introducción</w:t>
-        </w:r>
-        <w:r>
-          <w:rPr>
-            <w:noProof/>
-            <w:webHidden/>
+          <w:t>1.</w:t>
+        </w:r>
+        <w:r>
+          <w:rPr>
+            <w:rFonts w:asciiTheme="minorHAnsi" w:eastAsiaTheme="minorEastAsia" w:hAnsiTheme="minorHAnsi" w:cstheme="minorBidi"/>
+            <w:noProof/>
+            <w:sz w:val="24"/>
+            <w:szCs w:val="24"/>
+            <w:lang w:eastAsia="es-CO"/>
+            <w14:ligatures w14:val="standardContextual"/>
           </w:rPr>
           <w:tab/>
         </w:r>
         <w:r>
           <w:rPr>
+            <w:rStyle w:val="Hipervnculo"/>
+            <w:noProof/>
+          </w:rPr>
+          <w:t xml:space="preserve">Definiciones en el </w:t>
+        </w:r>
+        <w:r>
+          <w:rPr>
+            <w:rStyle w:val="Extranjerismo"/>
+          </w:rPr>
+          <w:t>retail</w:t>
+        </w:r>
+        <w:r>
+          <w:rPr>
+            <w:noProof/>
+            <w:webHidden/>
+          </w:rPr>
+          <w:tab/>
+        </w:r>
+        <w:r>
+          <w:rPr>
             <w:noProof/>
             <w:webHidden/>
           </w:rPr>
@@ -769,7 +793,7 @@
             <w:noProof/>
             <w:webHidden/>
           </w:rPr>
-          <w:instrText xml:space="preserve"> PAGEREF _Toc231906407 \h </w:instrText>
+          <w:instrText xml:space="preserve"> PAGEREF _Toc231906408 \h </w:instrText>
         </w:r>
         <w:r>
           <w:rPr>
@@ -789,7 +813,7 @@
             <w:noProof/>
             <w:webHidden/>
           </w:rPr>
-          <w:t>4</w:t>
+          <w:t>6</w:t>
         </w:r>
         <w:r>
           <w:rPr>
@@ -812,13 +836,15 @@
           <w14:ligatures w14:val="standardContextual"/>
         </w:rPr>
       </w:pPr>
-      <w:hyperlink w:anchor="_Toc231906408" w:history="1">
+      <w:hyperlink w:anchor="_Toc231906409" w:history="1">
         <w:r>
           <w:rPr>
             <w:rStyle w:val="Hipervnculo"/>
             <w:noProof/>
-          </w:rPr>
-          <w:t>1.</w:t>
+            <w:spacing w:val="20"/>
+            <w:lang w:val="en-US"/>
+          </w:rPr>
+          <w:t>2.</w:t>
         </w:r>
         <w:r>
           <w:rPr>
@@ -836,77 +862,8 @@
             <w:rStyle w:val="Hipervnculo"/>
             <w:noProof/>
           </w:rPr>
-          <w:t xml:space="preserve">Definiciones en el </w:t>
-        </w:r>
-        <w:r>
-          <w:rPr>
-            <w:rStyle w:val="Extranjerismo"/>
-          </w:rPr>
-          <w:t>retail</w:t>
-        </w:r>
-        <w:r>
-          <w:rPr>
-            <w:noProof/>
-            <w:webHidden/>
-          </w:rPr>
-          <w:tab/>
-        </w:r>
-        <w:r>
-          <w:rPr>
-            <w:noProof/>
-            <w:webHidden/>
-          </w:rPr>
-          <w:fldChar w:fldCharType="begin"/>
-        </w:r>
-        <w:r>
-          <w:rPr>
-            <w:noProof/>
-            <w:webHidden/>
-          </w:rPr>
-          <w:instrText xml:space="preserve"> PAGEREF _Toc231906408 \h </w:instrText>
-        </w:r>
-        <w:r>
-          <w:rPr>
-            <w:noProof/>
-            <w:webHidden/>
-          </w:rPr>
-        </w:r>
-        <w:r>
-          <w:rPr>
-            <w:noProof/>
-            <w:webHidden/>
-          </w:rPr>
-          <w:fldChar w:fldCharType="separate"/>
-        </w:r>
-        <w:r>
-          <w:rPr>
-            <w:noProof/>
-            <w:webHidden/>
-          </w:rPr>
-          <w:t>6</w:t>
-        </w:r>
-        <w:r>
-          <w:rPr>
-            <w:noProof/>
-            <w:webHidden/>
-          </w:rPr>
-          <w:fldChar w:fldCharType="end"/>
-        </w:r>
-      </w:hyperlink>
-    </w:p>
-    <w:p>
-      <w:pPr>
-        <w:pStyle w:val="TDC1"/>
-        <w:rPr>
-          <w:rFonts w:asciiTheme="minorHAnsi" w:eastAsiaTheme="minorEastAsia" w:hAnsiTheme="minorHAnsi" w:cstheme="minorBidi"/>
-          <w:noProof/>
-          <w:sz w:val="24"/>
-          <w:szCs w:val="24"/>
-          <w:lang w:eastAsia="es-CO"/>
-          <w14:ligatures w14:val="standardContextual"/>
-        </w:rPr>
-      </w:pPr>
-      <w:hyperlink w:anchor="_Toc231906409" w:history="1">
+          <w:t>Atender al cliente en el</w:t>
+        </w:r>
         <w:r>
           <w:rPr>
             <w:rStyle w:val="Hipervnculo"/>
@@ -914,27 +871,7 @@
             <w:spacing w:val="20"/>
             <w:lang w:val="en-US"/>
           </w:rPr>
-          <w:t>2.</w:t>
-        </w:r>
-        <w:r>
-          <w:rPr>
-            <w:rFonts w:asciiTheme="minorHAnsi" w:eastAsiaTheme="minorEastAsia" w:hAnsiTheme="minorHAnsi" w:cstheme="minorBidi"/>
-            <w:noProof/>
-            <w:sz w:val="24"/>
-            <w:szCs w:val="24"/>
-            <w:lang w:eastAsia="es-CO"/>
-            <w14:ligatures w14:val="standardContextual"/>
-          </w:rPr>
-          <w:tab/>
-        </w:r>
-        <w:r>
-          <w:rPr>
-            <w:rStyle w:val="Hipervnculo"/>
-            <w:noProof/>
-            <w:spacing w:val="20"/>
-            <w:lang w:val="en-US"/>
-          </w:rPr>
-          <w:t xml:space="preserve">Atender al cliente en el </w:t>
+          <w:t xml:space="preserve"> </w:t>
         </w:r>
         <w:r>
           <w:rPr>
@@ -3214,7 +3151,7 @@
           <w:noProof/>
         </w:rPr>
         <w:drawing>
-          <wp:inline distT="0" distB="0" distL="0" distR="0" wp14:anchorId="32B80EF6" wp14:editId="2D32B839">
+          <wp:inline distT="0" distB="0" distL="0" distR="0" wp14:anchorId="32B80EF6" wp14:editId="0366201B">
             <wp:extent cx="4680000" cy="2632384"/>
             <wp:effectExtent l="0" t="0" r="6350" b="0"/>
             <wp:docPr id="1588234553" name="Imagen 4">
@@ -3407,7 +3344,19 @@
               <w:t xml:space="preserve">marketing </w:t>
             </w:r>
             <w:r>
-              <w:t>con el fin de mantener la fidelidad del cliente. Este cliente ahora se encuentra bien informado, conoce los últimos adelantos tecnológicos, hace uso de la red y navega por ella revisando, cotejando y seleccionando los servicios que le son ofrecidos; no solo a partir de los productos ni la prestación del servicio, sino en la calidad de la relación, en los precios y en satisfacer sus necesidades o deseos.</w:t>
+              <w:t xml:space="preserve">con el fin de mantener la fidelidad del cliente. </w:t>
+            </w:r>
+            <w:r>
+              <w:t>Quien a</w:t>
+            </w:r>
+            <w:r>
+              <w:t>hora se encuentra bien informado, conoce los últimos adelantos tecnológicos, hace uso de la red y navega por ella revisando, cotejando</w:t>
+            </w:r>
+            <w:r>
+              <w:t>,</w:t>
+            </w:r>
+            <w:r>
+              <w:t xml:space="preserve"> seleccionando los servicios que le son ofrecidos; no solo de los productos ni la prestación del servicio, sino en la calidad de relación, en precios y en satisfacer sus necesidades o deseos.</w:t>
             </w:r>
           </w:p>
           <w:p>
@@ -3579,7 +3528,7 @@
           <w:rFonts w:cs="Calibri"/>
           <w:lang w:eastAsia="es-CO"/>
         </w:rPr>
-        <w:t>En este proceso de aprendizaje, en torno a la atención al cliente es bueno precisar y / o recordar ciertos conceptos que nos servirán de insumo para el desarrollo temático.</w:t>
+        <w:t>En este proceso de aprendizaje, en torno a la atención al cliente es bueno precisar y/o recordar ciertos conceptos que nos servirán de insumo para el desarrollo temático.</w:t>
       </w:r>
       <w:r>
         <w:rPr>
@@ -4189,7 +4138,7 @@
       </w:r>
       <w:r>
         <w:rPr>
-          <w:rStyle w:val="Extranjerismo"/>
+          <w:rFonts w:cs="Calibri"/>
           <w:lang w:eastAsia="es-CO"/>
         </w:rPr>
         <w:t>Facebook, Instagram),</w:t>
@@ -4203,7 +4152,7 @@
       </w:r>
       <w:r>
         <w:rPr>
-          <w:rStyle w:val="Extranjerismo"/>
+          <w:rFonts w:cs="Calibri"/>
           <w:lang w:eastAsia="es-CO"/>
         </w:rPr>
         <w:t>WhatsApp</w:t>
@@ -4217,7 +4166,7 @@
       </w:r>
       <w:r>
         <w:rPr>
-          <w:rStyle w:val="Extranjerismo"/>
+          <w:rFonts w:cs="Calibri"/>
           <w:lang w:eastAsia="es-CO"/>
         </w:rPr>
         <w:t>web, blogs</w:t>
@@ -5231,7 +5180,21 @@
         <w:rPr>
           <w:lang w:eastAsia="es-CO"/>
         </w:rPr>
-        <w:t>Los servicios son fenómenos complejos y la producción de los mismos una ardua labor.</w:t>
+        <w:t xml:space="preserve">Los servicios son fenómenos complejos y la producción de </w:t>
+      </w:r>
+      <w:proofErr w:type="gramStart"/>
+      <w:r>
+        <w:rPr>
+          <w:lang w:eastAsia="es-CO"/>
+        </w:rPr>
+        <w:t>los mismos</w:t>
+      </w:r>
+      <w:proofErr w:type="gramEnd"/>
+      <w:r>
+        <w:rPr>
+          <w:lang w:eastAsia="es-CO"/>
+        </w:rPr>
+        <w:t xml:space="preserve"> una ardua labor.</w:t>
       </w:r>
     </w:p>
     <w:p>
@@ -5371,7 +5334,21 @@
         <w:rPr>
           <w:lang w:eastAsia="es-CO"/>
         </w:rPr>
-        <w:t>Toda empresa debe analizar las necesidades indicadas por el cliente y determinar un plan para abordarlas. Se deben tener en cuenta las reacciones del mismo, esto será clave. Las empresas deben pensar en cómo afectará el escenario al cliente para determinar cómo reaccionar ante la necesidad.</w:t>
+        <w:t xml:space="preserve">Toda empresa debe analizar las necesidades indicadas por el cliente y determinar un plan para abordarlas. Se deben tener en cuenta las reacciones </w:t>
+      </w:r>
+      <w:proofErr w:type="gramStart"/>
+      <w:r>
+        <w:rPr>
+          <w:lang w:eastAsia="es-CO"/>
+        </w:rPr>
+        <w:t>del mismo</w:t>
+      </w:r>
+      <w:proofErr w:type="gramEnd"/>
+      <w:r>
+        <w:rPr>
+          <w:lang w:eastAsia="es-CO"/>
+        </w:rPr>
+        <w:t>, esto será clave. Las empresas deben pensar en cómo afectará el escenario al cliente para determinar cómo reaccionar ante la necesidad.</w:t>
       </w:r>
     </w:p>
     <w:p>
@@ -5882,7 +5859,21 @@
           <w:rFonts w:cs="Calibri"/>
           <w:lang w:eastAsia="es-CO"/>
         </w:rPr>
-        <w:t>El lenguaje se refiere a los códigos; palabras, signos escritos, gestos. Las respuestas se tornan confusas y provocan disfunciones.</w:t>
+        <w:t>S</w:t>
+      </w:r>
+      <w:r>
+        <w:rPr>
+          <w:rFonts w:cs="Calibri"/>
+          <w:lang w:eastAsia="es-CO"/>
+        </w:rPr>
+        <w:t>istema de signos, normas y convenciones que comparten emisor y receptor para construir, transmitir e interpretar adecuadamente un mensaje.</w:t>
+      </w:r>
+      <w:r>
+        <w:rPr>
+          <w:rFonts w:cs="Calibri"/>
+          <w:lang w:eastAsia="es-CO"/>
+        </w:rPr>
+        <w:t xml:space="preserve"> </w:t>
       </w:r>
     </w:p>
     <w:p>
@@ -6066,7 +6057,43 @@
           <w:bCs/>
           <w:lang w:eastAsia="es-CO"/>
         </w:rPr>
-        <w:t>FEED-BACK</w:t>
+        <w:t>F</w:t>
+      </w:r>
+      <w:r>
+        <w:rPr>
+          <w:rStyle w:val="Extranjerismo"/>
+          <w:b/>
+          <w:bCs/>
+          <w:lang w:eastAsia="es-CO"/>
+        </w:rPr>
+        <w:t>eed</w:t>
+      </w:r>
+      <w:r>
+        <w:rPr>
+          <w:rStyle w:val="Extranjerismo"/>
+          <w:b/>
+          <w:bCs/>
+          <w:lang w:eastAsia="es-CO"/>
+        </w:rPr>
+        <w:t>-</w:t>
+      </w:r>
+      <w:r>
+        <w:rPr>
+          <w:rStyle w:val="Extranjerismo"/>
+          <w:b/>
+          <w:bCs/>
+          <w:lang w:eastAsia="es-CO"/>
+        </w:rPr>
+        <w:t>b</w:t>
+      </w:r>
+      <w:r>
+        <w:rPr>
+          <w:rStyle w:val="Extranjerismo"/>
+          <w:b/>
+          <w:bCs/>
+          <w:lang w:eastAsia="es-CO"/>
+        </w:rPr>
+        <w:t>ack</w:t>
       </w:r>
       <w:r>
         <w:rPr>
@@ -8271,7 +8298,7 @@
           <w:rFonts w:cs="Calibri"/>
           <w:lang w:eastAsia="es-CO"/>
         </w:rPr>
-        <w:t>Tratar siempre de estar dispuesto a sonreír.</w:t>
+        <w:t>Tratar a los demás como quieras ser tratado.</w:t>
       </w:r>
     </w:p>
     <w:p>
@@ -8293,7 +8320,7 @@
           <w:rFonts w:cs="Calibri"/>
           <w:lang w:eastAsia="es-CO"/>
         </w:rPr>
-        <w:t>Tratar de ser gentil y agradable en el hablar.</w:t>
+        <w:t>Tratar siempre de estar dispuesto a sonreír.</w:t>
       </w:r>
     </w:p>
     <w:p>
@@ -8315,7 +8342,7 @@
           <w:rFonts w:cs="Calibri"/>
           <w:lang w:eastAsia="es-CO"/>
         </w:rPr>
-        <w:t>Tratar de estar atentos y saber escuchar.</w:t>
+        <w:t>Tratar de ser gentil y agradable en el hablar.</w:t>
       </w:r>
     </w:p>
     <w:p>
@@ -8337,7 +8364,7 @@
           <w:rFonts w:cs="Calibri"/>
           <w:lang w:eastAsia="es-CO"/>
         </w:rPr>
-        <w:t>Tratar de no discutir, sencillamente de opinar y respetar la opinión de los demás.</w:t>
+        <w:t>Tratar de estar atentos y saber escuchar.</w:t>
       </w:r>
     </w:p>
     <w:p>
@@ -8359,7 +8386,7 @@
           <w:rFonts w:cs="Calibri"/>
           <w:lang w:eastAsia="es-CO"/>
         </w:rPr>
-        <w:t>Tratar de cuidar tu puntualidad, es un acto de respeto con el otro.</w:t>
+        <w:t>Tratar de no discutir, sencillamente de opinar y respetar la opinión de los demás.</w:t>
       </w:r>
     </w:p>
     <w:p>
@@ -8381,7 +8408,7 @@
           <w:rFonts w:cs="Calibri"/>
           <w:lang w:eastAsia="es-CO"/>
         </w:rPr>
-        <w:t>Tratar de ser jovial, colaborador y dinámico.</w:t>
+        <w:t>Tratar de cuidar tu puntualidad, es un acto de respeto con el otro.</w:t>
       </w:r>
     </w:p>
     <w:p>
@@ -8403,7 +8430,7 @@
           <w:rFonts w:cs="Calibri"/>
           <w:lang w:eastAsia="es-CO"/>
         </w:rPr>
-        <w:t>Tratar de guardar para ti tus propias dificultades.</w:t>
+        <w:t>Tratar de ser jovial, colaborador y dinámico.</w:t>
       </w:r>
     </w:p>
     <w:p>
@@ -8425,7 +8452,7 @@
           <w:rFonts w:cs="Calibri"/>
           <w:lang w:eastAsia="es-CO"/>
         </w:rPr>
-        <w:t>Tratar de prometer sólo cuando sepas que puedes cumplir.</w:t>
+        <w:t>Tratar de guardar para ti tus propias dificultades.</w:t>
       </w:r>
     </w:p>
     <w:p>
@@ -8447,18 +8474,30 @@
           <w:rFonts w:cs="Calibri"/>
           <w:lang w:eastAsia="es-CO"/>
         </w:rPr>
+        <w:t>Tratar de prometer sólo cuando sepas que puedes cumplir.</w:t>
+      </w:r>
+    </w:p>
+    <w:p>
+      <w:pPr>
+        <w:pStyle w:val="Prrafodelista"/>
+        <w:numPr>
+          <w:ilvl w:val="0"/>
+          <w:numId w:val="18"/>
+        </w:numPr>
+        <w:spacing w:before="0" w:after="0"/>
+        <w:ind w:left="993"/>
+        <w:rPr>
+          <w:rFonts w:cs="Calibri"/>
+          <w:lang w:eastAsia="es-CO"/>
+        </w:rPr>
+      </w:pPr>
+      <w:r>
+        <w:rPr>
+          <w:rFonts w:cs="Calibri"/>
+          <w:lang w:eastAsia="es-CO"/>
+        </w:rPr>
         <w:t>Tratar de decir por favor y no olvidar dar las gracias.</w:t>
       </w:r>
-    </w:p>
-    <w:p>
-      <w:pPr>
-        <w:spacing w:before="0" w:after="0"/>
-        <w:ind w:firstLine="708"/>
-        <w:rPr>
-          <w:rFonts w:cs="Calibri"/>
-          <w:lang w:eastAsia="es-CO"/>
-        </w:rPr>
-      </w:pPr>
     </w:p>
     <w:p>
       <w:pPr>
@@ -8565,7 +8604,23 @@
           <w:rFonts w:cs="Calibri"/>
           <w:lang w:eastAsia="es-CO"/>
         </w:rPr>
-        <w:t>La responsabilidad de las empresas en la satisfacción del cliente es fundamental para el éxito a largo plazo y debe integrarse en el concepto de calidad total. Adoptar un enfoque de calidad total centrado en el usuario no solo mejora la satisfacción del mismo, sino que también puede aumentar la lealtad, la reputación de la marca y, en última instancia, la rentabilidad de la empresa.</w:t>
+        <w:t xml:space="preserve">La responsabilidad de las empresas en la satisfacción del cliente es fundamental para el éxito a largo plazo y debe integrarse en el concepto de calidad total. Adoptar un enfoque de calidad total centrado en el usuario no solo mejora la satisfacción </w:t>
+      </w:r>
+      <w:proofErr w:type="gramStart"/>
+      <w:r>
+        <w:rPr>
+          <w:rFonts w:cs="Calibri"/>
+          <w:lang w:eastAsia="es-CO"/>
+        </w:rPr>
+        <w:t>del mismo</w:t>
+      </w:r>
+      <w:proofErr w:type="gramEnd"/>
+      <w:r>
+        <w:rPr>
+          <w:rFonts w:cs="Calibri"/>
+          <w:lang w:eastAsia="es-CO"/>
+        </w:rPr>
+        <w:t>, sino que también puede aumentar la lealtad, la reputación de la marca y, en última instancia, la rentabilidad de la empresa.</w:t>
       </w:r>
     </w:p>
     <w:p>
@@ -9641,6 +9696,16 @@
         <w:ind w:firstLine="708"/>
         <w:rPr>
           <w:rFonts w:cs="Calibri"/>
+          <w:lang w:eastAsia="es-CO"/>
+        </w:rPr>
+      </w:pPr>
+    </w:p>
+    <w:p>
+      <w:pPr>
+        <w:spacing w:before="0" w:after="0"/>
+        <w:ind w:firstLine="708"/>
+        <w:rPr>
+          <w:rFonts w:cs="Calibri"/>
           <w:b/>
           <w:bCs/>
           <w:lang w:eastAsia="es-CO"/>
@@ -9689,6 +9754,16 @@
         </w:rPr>
         <w:t>Consultando las siguientes normas, se puede obtener una buena información en las encuestas:</w:t>
       </w:r>
+    </w:p>
+    <w:p>
+      <w:pPr>
+        <w:spacing w:before="0" w:after="0"/>
+        <w:ind w:firstLine="708"/>
+        <w:rPr>
+          <w:rFonts w:cs="Calibri"/>
+          <w:lang w:eastAsia="es-CO"/>
+        </w:rPr>
+      </w:pPr>
     </w:p>
     <w:p>
       <w:pPr>
@@ -9731,15 +9806,8 @@
           <w:rFonts w:cs="Calibri"/>
           <w:lang w:eastAsia="es-CO"/>
         </w:rPr>
-        <w:t xml:space="preserve">Cree una segmentación por departamentos ya que pueden salir preguntas por cada uno de ellos, las probabilidades de que no contesten las encuestas son grandes ya que si se asigna a una sola persona que vaya a cada uno de los </w:t>
-      </w:r>
-      <w:r>
-        <w:rPr>
-          <w:rFonts w:cs="Calibri"/>
-          <w:lang w:eastAsia="es-CO"/>
-        </w:rPr>
         <w:lastRenderedPageBreak/>
-        <w:t>departamentos no esté dispuesta a ir por toda la empresa y no se sacaría una buena muestra, además las posibilidades de que se pierda el documento por el camino son elevadas, lo recomendable es que se asigne a una persona por departamento para la aplicación de la encuesta.</w:t>
+        <w:t>Cree una segmentación por departamentos ya que pueden salir preguntas por cada uno de ellos, las probabilidades de que no contesten las encuestas son grandes ya que si se asigna a una sola persona que vaya a cada uno de los departamentos no esté dispuesta a ir por toda la empresa y no se sacaría una buena muestra, además las posibilidades de que se pierda el documento por el camino son elevadas, lo recomendable es que se asigne a una persona por departamento para la aplicación de la encuesta.</w:t>
       </w:r>
     </w:p>
     <w:p>
@@ -9785,6 +9853,17 @@
         </w:rPr>
         <w:t>Haga encuestas telefónicas siempre que pueda y tenga los medios adecuados. Los usuarios o clientes siempre estarán más dispuestos a contestar a una persona que a un frío papel.</w:t>
       </w:r>
+    </w:p>
+    <w:p>
+      <w:pPr>
+        <w:pStyle w:val="Prrafodelista"/>
+        <w:spacing w:before="0" w:after="0"/>
+        <w:ind w:left="709" w:firstLine="0"/>
+        <w:rPr>
+          <w:rFonts w:cs="Calibri"/>
+          <w:lang w:eastAsia="es-CO"/>
+        </w:rPr>
+      </w:pPr>
     </w:p>
     <w:p>
       <w:pPr>
@@ -9824,18 +9903,29 @@
         <w:ind w:firstLine="708"/>
         <w:rPr>
           <w:rFonts w:cs="Calibri"/>
-          <w:b/>
-          <w:bCs/>
-          <w:lang w:eastAsia="es-CO"/>
-        </w:rPr>
-      </w:pPr>
-      <w:r>
-        <w:rPr>
-          <w:rFonts w:cs="Calibri"/>
-          <w:b/>
-          <w:bCs/>
-          <w:lang w:eastAsia="es-CO"/>
-        </w:rPr>
+          <w:lang w:eastAsia="es-CO"/>
+        </w:rPr>
+      </w:pPr>
+    </w:p>
+    <w:p>
+      <w:pPr>
+        <w:spacing w:before="0" w:after="0"/>
+        <w:ind w:firstLine="708"/>
+        <w:rPr>
+          <w:rFonts w:cs="Calibri"/>
+          <w:b/>
+          <w:bCs/>
+          <w:lang w:eastAsia="es-CO"/>
+        </w:rPr>
+      </w:pPr>
+      <w:r>
+        <w:rPr>
+          <w:rFonts w:cs="Calibri"/>
+          <w:b/>
+          <w:bCs/>
+          <w:lang w:eastAsia="es-CO"/>
+        </w:rPr>
+        <w:lastRenderedPageBreak/>
         <w:t>Peticiones</w:t>
       </w:r>
     </w:p>
@@ -9853,15 +9943,7 @@
           <w:rFonts w:cs="Calibri"/>
           <w:lang w:eastAsia="es-CO"/>
         </w:rPr>
-        <w:t xml:space="preserve">Es la solicitud o requerimiento de una acción o atención. Las peticiones se encuentran enmarcadas dentro del Derecho de Petición consagrado en el Código Contencioso Administrativo, en el cual se dicta un tratamiento especial e </w:t>
-      </w:r>
-      <w:r>
-        <w:rPr>
-          <w:rFonts w:cs="Calibri"/>
-          <w:lang w:eastAsia="es-CO"/>
-        </w:rPr>
-        <w:lastRenderedPageBreak/>
-        <w:t>independiente, las empresas deben resolver las peticiones dentro de los 15 días siguientes a la fecha de recibo.</w:t>
+        <w:t>Es la solicitud o requerimiento de una acción o atención. Las peticiones se encuentran enmarcadas dentro del Derecho de Petición consagrado en el Código Contencioso Administrativo, en el cual se dicta un tratamiento especial e independiente, las empresas deben resolver las peticiones dentro de los 15 días siguientes a la fecha de recibo.</w:t>
       </w:r>
     </w:p>
     <w:p>
@@ -9977,6 +10059,16 @@
         </w:rPr>
         <w:t>Es una recomendación o comunicación de una idea o propuesta para mejorar el servicio o la gestión de la entidad.</w:t>
       </w:r>
+    </w:p>
+    <w:p>
+      <w:pPr>
+        <w:spacing w:before="0" w:after="0"/>
+        <w:ind w:firstLine="708"/>
+        <w:rPr>
+          <w:rFonts w:cs="Calibri"/>
+          <w:lang w:eastAsia="es-CO"/>
+        </w:rPr>
+      </w:pPr>
     </w:p>
     <w:p>
       <w:pPr>
@@ -10012,6 +10104,26 @@
     </w:p>
     <w:p>
       <w:pPr>
+        <w:spacing w:before="0" w:after="0"/>
+        <w:ind w:firstLine="708"/>
+        <w:rPr>
+          <w:rFonts w:cs="Calibri"/>
+          <w:lang w:eastAsia="es-CO"/>
+        </w:rPr>
+      </w:pPr>
+    </w:p>
+    <w:p>
+      <w:pPr>
+        <w:spacing w:before="0" w:after="0"/>
+        <w:ind w:firstLine="708"/>
+        <w:rPr>
+          <w:rFonts w:cs="Calibri"/>
+          <w:lang w:eastAsia="es-CO"/>
+        </w:rPr>
+      </w:pPr>
+    </w:p>
+    <w:p>
+      <w:pPr>
         <w:pStyle w:val="Figura"/>
       </w:pPr>
       <w:r>
@@ -10019,6 +10131,7 @@
           <w:b/>
           <w:bCs/>
         </w:rPr>
+        <w:lastRenderedPageBreak/>
         <w:t>Figura 3.</w:t>
       </w:r>
       <w:r>
@@ -10101,141 +10214,151 @@
           <w:rFonts w:cs="Calibri"/>
           <w:lang w:eastAsia="es-CO"/>
         </w:rPr>
+        <w:t>Teniendo en cuenta lo anterior, debemos saber que la misión de la información es abarcar el control de calidad, la recopilación, el archivo y la accesibilidad a largo plazo a los datos recogidos y sus metadatos asociados.</w:t>
+      </w:r>
+    </w:p>
+    <w:p>
+      <w:pPr>
+        <w:spacing w:before="0" w:after="0"/>
+        <w:ind w:firstLine="708"/>
+        <w:rPr>
+          <w:rFonts w:cs="Calibri"/>
+          <w:lang w:eastAsia="es-CO"/>
+        </w:rPr>
+      </w:pPr>
+    </w:p>
+    <w:p>
+      <w:pPr>
+        <w:spacing w:before="0" w:after="0"/>
+        <w:ind w:firstLine="708"/>
+        <w:rPr>
+          <w:rFonts w:cs="Calibri"/>
+          <w:lang w:eastAsia="es-CO"/>
+        </w:rPr>
+      </w:pPr>
+      <w:r>
+        <w:rPr>
+          <w:rFonts w:cs="Calibri"/>
+          <w:lang w:eastAsia="es-CO"/>
+        </w:rPr>
+        <w:t>La entrega de información y cumplimiento de requisitos para informes específicos bajo acuerdos internacionales se enfrenta a desafíos ampliados debido a la disparidad en la distribución de bases de datos, la calidad variable de la información disponible y la falta de datos precisos y exactos. Estos problemas deben abordarse para garantizar que los informes cumplen con los estándares requeridos y son fiables para las partes involucradas.</w:t>
+      </w:r>
+    </w:p>
+    <w:p>
+      <w:pPr>
+        <w:spacing w:before="0" w:after="0"/>
+        <w:ind w:firstLine="708"/>
+        <w:rPr>
+          <w:rFonts w:cs="Calibri"/>
+          <w:lang w:eastAsia="es-CO"/>
+        </w:rPr>
+      </w:pPr>
+    </w:p>
+    <w:p>
+      <w:pPr>
+        <w:spacing w:before="0" w:after="0"/>
+        <w:ind w:firstLine="708"/>
+        <w:rPr>
+          <w:rFonts w:cs="Calibri"/>
+          <w:b/>
+          <w:bCs/>
+          <w:lang w:eastAsia="es-CO"/>
+        </w:rPr>
+      </w:pPr>
+      <w:r>
+        <w:rPr>
+          <w:rFonts w:cs="Calibri"/>
+          <w:b/>
+          <w:bCs/>
+          <w:lang w:eastAsia="es-CO"/>
+        </w:rPr>
+        <w:t>Técnicas a la hora de la recolección de la información</w:t>
+      </w:r>
+    </w:p>
+    <w:p>
+      <w:pPr>
+        <w:spacing w:before="0" w:after="0"/>
+        <w:ind w:firstLine="708"/>
+        <w:rPr>
+          <w:rFonts w:cs="Calibri"/>
+          <w:lang w:eastAsia="es-CO"/>
+        </w:rPr>
+      </w:pPr>
+      <w:r>
+        <w:rPr>
+          <w:rFonts w:cs="Calibri"/>
+          <w:lang w:eastAsia="es-CO"/>
+        </w:rPr>
+        <w:t>Por último, consulte algunas técnicas para tener en cuenta y que serán de apoyo en la recolección informativa a realizar:</w:t>
+      </w:r>
+    </w:p>
+    <w:p>
+      <w:pPr>
+        <w:spacing w:before="0" w:after="0"/>
+        <w:ind w:firstLine="708"/>
+        <w:rPr>
+          <w:rFonts w:cs="Calibri"/>
+          <w:b/>
+          <w:bCs/>
+          <w:lang w:eastAsia="es-CO"/>
+        </w:rPr>
+      </w:pPr>
+      <w:r>
+        <w:rPr>
+          <w:rFonts w:cs="Calibri"/>
+          <w:b/>
+          <w:bCs/>
+          <w:lang w:eastAsia="es-CO"/>
+        </w:rPr>
+        <w:t>La lectura</w:t>
+      </w:r>
+    </w:p>
+    <w:p>
+      <w:pPr>
+        <w:spacing w:before="0" w:after="0"/>
+        <w:ind w:firstLine="708"/>
+        <w:rPr>
+          <w:rFonts w:cs="Calibri"/>
+          <w:lang w:eastAsia="es-CO"/>
+        </w:rPr>
+      </w:pPr>
+      <w:r>
+        <w:rPr>
+          <w:rFonts w:cs="Calibri"/>
+          <w:lang w:eastAsia="es-CO"/>
+        </w:rPr>
+        <w:t>Es un modo de comunicación que se basa en decodificar símbolos escritos con la idea de construir o deducir un significado.</w:t>
+      </w:r>
+    </w:p>
+    <w:p>
+      <w:pPr>
+        <w:spacing w:before="0" w:after="0"/>
+        <w:ind w:firstLine="708"/>
+        <w:rPr>
+          <w:rFonts w:cs="Calibri"/>
+          <w:lang w:eastAsia="es-CO"/>
+        </w:rPr>
+      </w:pPr>
+    </w:p>
+    <w:p>
+      <w:pPr>
+        <w:spacing w:before="0" w:after="0"/>
+        <w:ind w:firstLine="708"/>
+        <w:rPr>
+          <w:rFonts w:cs="Calibri"/>
+          <w:b/>
+          <w:bCs/>
+          <w:lang w:eastAsia="es-CO"/>
+        </w:rPr>
+      </w:pPr>
+      <w:r>
+        <w:rPr>
+          <w:rFonts w:cs="Calibri"/>
+          <w:b/>
+          <w:bCs/>
+          <w:lang w:eastAsia="es-CO"/>
+        </w:rPr>
         <w:lastRenderedPageBreak/>
-        <w:t>Teniendo en cuenta lo anterior, debemos saber que la misión de la información es abarcar el control de calidad, la recopilación, el archivo y la accesibilidad a largo plazo a los datos recogidos y sus metadatos asociados.</w:t>
-      </w:r>
-    </w:p>
-    <w:p>
-      <w:pPr>
-        <w:spacing w:before="0" w:after="0"/>
-        <w:ind w:firstLine="708"/>
-        <w:rPr>
-          <w:rFonts w:cs="Calibri"/>
-          <w:lang w:eastAsia="es-CO"/>
-        </w:rPr>
-      </w:pPr>
-    </w:p>
-    <w:p>
-      <w:pPr>
-        <w:spacing w:before="0" w:after="0"/>
-        <w:ind w:firstLine="708"/>
-        <w:rPr>
-          <w:rFonts w:cs="Calibri"/>
-          <w:lang w:eastAsia="es-CO"/>
-        </w:rPr>
-      </w:pPr>
-      <w:r>
-        <w:rPr>
-          <w:rFonts w:cs="Calibri"/>
-          <w:lang w:eastAsia="es-CO"/>
-        </w:rPr>
-        <w:t>La entrega de información y cumplimiento de requisitos para informes específicos bajo acuerdos internacionales se enfrenta a desafíos ampliados debido a la disparidad en la distribución de bases de datos, la calidad variable de la información disponible y la falta de datos precisos y exactos. Estos problemas deben abordarse para garantizar que los informes cumplen con los estándares requeridos y son fiables para las partes involucradas.</w:t>
-      </w:r>
-    </w:p>
-    <w:p>
-      <w:pPr>
-        <w:spacing w:before="0" w:after="0"/>
-        <w:ind w:firstLine="708"/>
-        <w:rPr>
-          <w:rFonts w:cs="Calibri"/>
-          <w:lang w:eastAsia="es-CO"/>
-        </w:rPr>
-      </w:pPr>
-    </w:p>
-    <w:p>
-      <w:pPr>
-        <w:spacing w:before="0" w:after="0"/>
-        <w:ind w:firstLine="708"/>
-        <w:rPr>
-          <w:rFonts w:cs="Calibri"/>
-          <w:b/>
-          <w:bCs/>
-          <w:lang w:eastAsia="es-CO"/>
-        </w:rPr>
-      </w:pPr>
-      <w:r>
-        <w:rPr>
-          <w:rFonts w:cs="Calibri"/>
-          <w:b/>
-          <w:bCs/>
-          <w:lang w:eastAsia="es-CO"/>
-        </w:rPr>
-        <w:t>Técnicas a la hora de la recolección de la información</w:t>
-      </w:r>
-    </w:p>
-    <w:p>
-      <w:pPr>
-        <w:spacing w:before="0" w:after="0"/>
-        <w:ind w:firstLine="708"/>
-        <w:rPr>
-          <w:rFonts w:cs="Calibri"/>
-          <w:lang w:eastAsia="es-CO"/>
-        </w:rPr>
-      </w:pPr>
-      <w:r>
-        <w:rPr>
-          <w:rFonts w:cs="Calibri"/>
-          <w:lang w:eastAsia="es-CO"/>
-        </w:rPr>
-        <w:t>Por último, consulte algunas técnicas para tener en cuenta y que serán de apoyo en la recolección informativa a realizar:</w:t>
-      </w:r>
-    </w:p>
-    <w:p>
-      <w:pPr>
-        <w:spacing w:before="0" w:after="0"/>
-        <w:ind w:firstLine="708"/>
-        <w:rPr>
-          <w:rFonts w:cs="Calibri"/>
-          <w:b/>
-          <w:bCs/>
-          <w:lang w:eastAsia="es-CO"/>
-        </w:rPr>
-      </w:pPr>
-      <w:r>
-        <w:rPr>
-          <w:rFonts w:cs="Calibri"/>
-          <w:b/>
-          <w:bCs/>
-          <w:lang w:eastAsia="es-CO"/>
-        </w:rPr>
-        <w:t>La lectura</w:t>
-      </w:r>
-    </w:p>
-    <w:p>
-      <w:pPr>
-        <w:spacing w:before="0" w:after="0"/>
-        <w:ind w:firstLine="708"/>
-        <w:rPr>
-          <w:rFonts w:cs="Calibri"/>
-          <w:lang w:eastAsia="es-CO"/>
-        </w:rPr>
-      </w:pPr>
-      <w:r>
-        <w:rPr>
-          <w:rFonts w:cs="Calibri"/>
-          <w:lang w:eastAsia="es-CO"/>
-        </w:rPr>
-        <w:t>Es un modo de comunicación que se basa en decodificar símbolos escritos con la idea de construir o deducir un significado.</w:t>
-      </w:r>
-    </w:p>
-    <w:p>
-      <w:pPr>
-        <w:spacing w:before="0" w:after="0"/>
-        <w:ind w:firstLine="708"/>
-        <w:rPr>
-          <w:rFonts w:cs="Calibri"/>
-          <w:b/>
-          <w:bCs/>
-          <w:lang w:eastAsia="es-CO"/>
-        </w:rPr>
-      </w:pPr>
-      <w:r>
-        <w:rPr>
-          <w:rFonts w:cs="Calibri"/>
-          <w:b/>
-          <w:bCs/>
-          <w:lang w:eastAsia="es-CO"/>
-        </w:rPr>
         <w:t>El subrayado</w:t>
       </w:r>
     </w:p>
@@ -10300,39 +10423,18 @@
         <w:ind w:firstLine="708"/>
         <w:rPr>
           <w:rFonts w:cs="Calibri"/>
-          <w:lang w:eastAsia="es-CO"/>
-        </w:rPr>
-      </w:pPr>
-    </w:p>
-    <w:p>
-      <w:pPr>
-        <w:spacing w:before="0" w:after="0"/>
-        <w:ind w:firstLine="708"/>
-        <w:rPr>
-          <w:rFonts w:cs="Calibri"/>
-          <w:lang w:eastAsia="es-CO"/>
-        </w:rPr>
-      </w:pPr>
-    </w:p>
-    <w:p>
-      <w:pPr>
-        <w:spacing w:before="0" w:after="0"/>
-        <w:ind w:firstLine="708"/>
-        <w:rPr>
-          <w:rFonts w:cs="Calibri"/>
-          <w:b/>
-          <w:bCs/>
-          <w:lang w:eastAsia="es-CO"/>
-        </w:rPr>
-      </w:pPr>
-      <w:r>
-        <w:rPr>
-          <w:rFonts w:cs="Calibri"/>
-          <w:b/>
-          <w:bCs/>
-          <w:lang w:eastAsia="es-CO"/>
-        </w:rPr>
-        <w:lastRenderedPageBreak/>
+          <w:b/>
+          <w:bCs/>
+          <w:lang w:eastAsia="es-CO"/>
+        </w:rPr>
+      </w:pPr>
+      <w:r>
+        <w:rPr>
+          <w:rFonts w:cs="Calibri"/>
+          <w:b/>
+          <w:bCs/>
+          <w:lang w:eastAsia="es-CO"/>
+        </w:rPr>
         <w:t>El resumen</w:t>
       </w:r>
     </w:p>
@@ -10352,56 +10454,6 @@
         </w:rPr>
         <w:t>Es una síntesis de referente al tema en estudio la cual puede ser informativa, (objetivo, métodos, resultados) o descriptiva (descripción breve de la investigación).</w:t>
       </w:r>
-    </w:p>
-    <w:p>
-      <w:pPr>
-        <w:spacing w:before="0" w:after="0"/>
-        <w:ind w:firstLine="708"/>
-        <w:rPr>
-          <w:rFonts w:cs="Calibri"/>
-          <w:lang w:eastAsia="es-CO"/>
-        </w:rPr>
-      </w:pPr>
-    </w:p>
-    <w:p>
-      <w:pPr>
-        <w:spacing w:before="0" w:after="0"/>
-        <w:ind w:firstLine="708"/>
-        <w:rPr>
-          <w:rFonts w:cs="Calibri"/>
-          <w:lang w:eastAsia="es-CO"/>
-        </w:rPr>
-      </w:pPr>
-    </w:p>
-    <w:p>
-      <w:pPr>
-        <w:spacing w:before="0" w:after="0"/>
-        <w:ind w:firstLine="708"/>
-        <w:rPr>
-          <w:rFonts w:cs="Calibri"/>
-          <w:lang w:eastAsia="es-CO"/>
-        </w:rPr>
-      </w:pPr>
-    </w:p>
-    <w:p>
-      <w:pPr>
-        <w:spacing w:before="0" w:after="0"/>
-        <w:ind w:firstLine="708"/>
-        <w:rPr>
-          <w:rFonts w:cs="Calibri"/>
-          <w:lang w:eastAsia="es-CO"/>
-        </w:rPr>
-      </w:pPr>
-    </w:p>
-    <w:p>
-      <w:pPr>
-        <w:spacing w:before="0" w:after="0"/>
-        <w:ind w:firstLine="708"/>
-        <w:rPr>
-          <w:rFonts w:cs="Calibri"/>
-          <w:lang w:eastAsia="es-CO"/>
-        </w:rPr>
-      </w:pPr>
     </w:p>
     <w:p>
       <w:pPr>
@@ -10643,10 +10695,10 @@
           <w:lang w:eastAsia="es-CO"/>
         </w:rPr>
         <w:drawing>
-          <wp:inline distT="0" distB="0" distL="0" distR="0" wp14:anchorId="2854F618" wp14:editId="0BE33C27">
+          <wp:inline distT="0" distB="0" distL="0" distR="0" wp14:anchorId="2854F618" wp14:editId="44C17347">
             <wp:extent cx="6332220" cy="2834005"/>
             <wp:effectExtent l="0" t="0" r="0" b="4445"/>
-            <wp:docPr id="1804220494" name="Gráfico 25" descr="A continuación se presenta una síntesis del componente Manejo de inventarios en el retail, la cual hace referencia a la competitividad y gestión turística abarca cuatro áreas clave: la competitividad, que se enfoca en mejorar el rendimiento del sector turístico mediante modelos específicos; la gestión del turismo, que involucra a actores tanto públicos como privados, incluyendo la gestión compartida; la sostenibilidad, que busca equilibrar el crecimiento turístico con la conservación y sostenibilidad; y los prestadores de servicios turísticos, que se dividen en proveedores, su clasificación, los tipos de servicios que ofrecen y las agencias de viajes, proporcionando una visión integral para optimizar el sector."/>
+            <wp:docPr id="1804220494" name="Gráfico 25" descr="La síntesis organiza cinco componentes fundamentales: conceptos básicos del servicio al cliente, procesos de atención en el entorno comercial, técnicas de servicio orientadas a la comunicación y la interacción efectiva, protocolos institucionales relacionados con la atención y la cortesía, y mecanismos para evaluar la satisfacción del cliente mediante herramientas de seguimiento, gestión de PQRS y registro de información. Estos elementos se articulan para fortalecer la calidad del servicio y la experiencia del cliente en los establecimientos comerciales."/>
             <wp:cNvGraphicFramePr>
               <a:graphicFrameLocks xmlns:a="http://schemas.openxmlformats.org/drawingml/2006/main" noChangeAspect="1"/>
             </wp:cNvGraphicFramePr>
@@ -10654,7 +10706,7 @@
               <a:graphicData uri="http://schemas.openxmlformats.org/drawingml/2006/picture">
                 <pic:pic xmlns:pic="http://schemas.openxmlformats.org/drawingml/2006/picture">
                   <pic:nvPicPr>
-                    <pic:cNvPr id="1804220494" name="Gráfico 25" descr="A continuación se presenta una síntesis del componente Manejo de inventarios en el retail, la cual hace referencia a la competitividad y gestión turística abarca cuatro áreas clave: la competitividad, que se enfoca en mejorar el rendimiento del sector turístico mediante modelos específicos; la gestión del turismo, que involucra a actores tanto públicos como privados, incluyendo la gestión compartida; la sostenibilidad, que busca equilibrar el crecimiento turístico con la conservación y sostenibilidad; y los prestadores de servicios turísticos, que se dividen en proveedores, su clasificación, los tipos de servicios que ofrecen y las agencias de viajes, proporcionando una visión integral para optimizar el sector."/>
+                    <pic:cNvPr id="1804220494" name="Gráfico 25" descr="La síntesis organiza cinco componentes fundamentales: conceptos básicos del servicio al cliente, procesos de atención en el entorno comercial, técnicas de servicio orientadas a la comunicación y la interacción efectiva, protocolos institucionales relacionados con la atención y la cortesía, y mecanismos para evaluar la satisfacción del cliente mediante herramientas de seguimiento, gestión de PQRS y registro de información. Estos elementos se articulan para fortalecer la calidad del servicio y la experiencia del cliente en los establecimientos comerciales."/>
                     <pic:cNvPicPr/>
                   </pic:nvPicPr>
                   <pic:blipFill>
@@ -11327,8 +11379,188 @@
           <w:rFonts w:cs="Calibri"/>
           <w:lang w:val="es-MX" w:eastAsia="es-CO"/>
         </w:rPr>
-        <w:t>Asociación Española para la Calidad. (s.f.). Cómo medir la satisfacción del cliente.</w:t>
-      </w:r>
+        <w:t>Asociación Española para la Calidad. (</w:t>
+      </w:r>
+      <w:r>
+        <w:rPr>
+          <w:rFonts w:cs="Calibri"/>
+          <w:lang w:val="es-MX" w:eastAsia="es-CO"/>
+        </w:rPr>
+        <w:t>2003</w:t>
+      </w:r>
+      <w:r>
+        <w:rPr>
+          <w:rFonts w:cs="Calibri"/>
+          <w:lang w:val="es-MX" w:eastAsia="es-CO"/>
+        </w:rPr>
+        <w:t>). Cómo medir la satisfacción del cliente.</w:t>
+      </w:r>
+      <w:r>
+        <w:rPr>
+          <w:rFonts w:cs="Calibri"/>
+          <w:lang w:val="es-MX" w:eastAsia="es-CO"/>
+        </w:rPr>
+        <w:t xml:space="preserve"> </w:t>
+      </w:r>
+      <w:r>
+        <w:t>AEC.</w:t>
+      </w:r>
+    </w:p>
+    <w:p>
+      <w:pPr>
+        <w:spacing w:before="0" w:after="0"/>
+        <w:rPr>
+          <w:rFonts w:cs="Calibri"/>
+          <w:lang w:val="es-MX" w:eastAsia="es-CO"/>
+        </w:rPr>
+      </w:pPr>
+      <w:r>
+        <w:rPr>
+          <w:rFonts w:cs="Calibri"/>
+          <w:lang w:val="es-MX" w:eastAsia="es-CO"/>
+        </w:rPr>
+        <w:t>Blanco García, C. (2013). Comunicación y atención al cliente. Madrid, Spain: Macmillan Iberia, S.A.</w:t>
+      </w:r>
+    </w:p>
+    <w:p>
+      <w:pPr>
+        <w:spacing w:before="0" w:after="0"/>
+        <w:rPr>
+          <w:rFonts w:cs="Calibri"/>
+          <w:lang w:val="es-MX" w:eastAsia="es-CO"/>
+        </w:rPr>
+      </w:pPr>
+      <w:r>
+        <w:rPr>
+          <w:rFonts w:cs="Calibri"/>
+          <w:lang w:val="es-MX" w:eastAsia="es-CO"/>
+        </w:rPr>
+        <w:t xml:space="preserve">Fernández </w:t>
+      </w:r>
+      <w:r>
+        <w:rPr>
+          <w:rFonts w:cs="Calibri"/>
+          <w:lang w:val="es-MX" w:eastAsia="es-CO"/>
+        </w:rPr>
+        <w:t>V</w:t>
+      </w:r>
+      <w:r>
+        <w:rPr>
+          <w:rFonts w:cs="Calibri"/>
+          <w:lang w:val="es-MX" w:eastAsia="es-CO"/>
+        </w:rPr>
+        <w:t xml:space="preserve">erde, </w:t>
+      </w:r>
+      <w:r>
+        <w:rPr>
+          <w:rFonts w:cs="Calibri"/>
+          <w:lang w:val="es-MX" w:eastAsia="es-CO"/>
+        </w:rPr>
+        <w:t>L. O. L. A., &amp; Fernández Rico, E. (2017). Comunicación empresarial y atención al cliente 2. Ediciones Paraninfo, SA.</w:t>
+      </w:r>
+    </w:p>
+    <w:p>
+      <w:pPr>
+        <w:spacing w:before="0" w:after="0"/>
+        <w:rPr>
+          <w:rFonts w:cs="Calibri"/>
+          <w:lang w:val="es-MX" w:eastAsia="es-CO"/>
+        </w:rPr>
+      </w:pPr>
+      <w:r>
+        <w:rPr>
+          <w:rFonts w:cs="Calibri"/>
+          <w:lang w:val="es-MX" w:eastAsia="es-CO"/>
+        </w:rPr>
+        <w:t xml:space="preserve">Grönroos, C. (1994). </w:t>
+      </w:r>
+      <w:r>
+        <w:rPr>
+          <w:rStyle w:val="Extranjerismo"/>
+          <w:lang w:val="es-MX" w:eastAsia="es-CO"/>
+        </w:rPr>
+        <w:t>Marketing</w:t>
+      </w:r>
+      <w:r>
+        <w:rPr>
+          <w:rFonts w:cs="Calibri"/>
+          <w:lang w:val="es-MX" w:eastAsia="es-CO"/>
+        </w:rPr>
+        <w:t xml:space="preserve"> y gestión de servicios: la gestión de los momentos de la verdad y la competencia en los servicios. Ediciones Díaz de Santos.</w:t>
+      </w:r>
+    </w:p>
+    <w:p>
+      <w:pPr>
+        <w:spacing w:before="0" w:after="0"/>
+        <w:rPr>
+          <w:rFonts w:cs="Calibri"/>
+          <w:lang w:val="es-MX" w:eastAsia="es-CO"/>
+        </w:rPr>
+      </w:pPr>
+      <w:r>
+        <w:rPr>
+          <w:rFonts w:cs="Calibri"/>
+          <w:lang w:val="es-MX" w:eastAsia="es-CO"/>
+        </w:rPr>
+        <w:t>Marielos Ramos (2020). Universidad de San Carlos de Guatemala. Etiqueta y normas de cortesía.</w:t>
+      </w:r>
+    </w:p>
+    <w:p>
+      <w:pPr>
+        <w:spacing w:before="0" w:after="0"/>
+        <w:rPr>
+          <w:rFonts w:cs="Calibri"/>
+          <w:lang w:val="es-MX" w:eastAsia="es-CO"/>
+        </w:rPr>
+      </w:pPr>
+      <w:r>
+        <w:rPr>
+          <w:rFonts w:cs="Calibri"/>
+          <w:lang w:val="es-MX" w:eastAsia="es-CO"/>
+        </w:rPr>
+        <w:t>Mariscal, M. (2009). Manual de proceso de la información. México D.F., Editorial Miguel Ángel Porrúa.</w:t>
+      </w:r>
+    </w:p>
+    <w:p>
+      <w:pPr>
+        <w:spacing w:before="0" w:after="0"/>
+        <w:rPr>
+          <w:rFonts w:cs="Calibri"/>
+          <w:lang w:val="es-MX" w:eastAsia="es-CO"/>
+        </w:rPr>
+      </w:pPr>
+      <w:r>
+        <w:rPr>
+          <w:rFonts w:cs="Calibri"/>
+          <w:lang w:val="es-MX" w:eastAsia="es-CO"/>
+        </w:rPr>
+        <w:t>Quiñones, M. E. V. (2007). Calidad y servicio. Concepto y herramientas. Universidad de la Sabana.</w:t>
+      </w:r>
+    </w:p>
+    <w:p>
+      <w:pPr>
+        <w:spacing w:before="0" w:after="0"/>
+        <w:rPr>
+          <w:rFonts w:cs="Calibri"/>
+          <w:lang w:val="es-MX" w:eastAsia="es-CO"/>
+        </w:rPr>
+      </w:pPr>
+      <w:r>
+        <w:rPr>
+          <w:rFonts w:cs="Calibri"/>
+          <w:lang w:val="es-MX" w:eastAsia="es-CO"/>
+        </w:rPr>
+        <w:t xml:space="preserve">Universidad de La Sabana. (2018). Protocolo claves para su gestión (informe técnico). </w:t>
+      </w:r>
+      <w:proofErr w:type="spellStart"/>
+      <w:r>
+        <w:rPr>
+          <w:rFonts w:cs="Calibri"/>
+          <w:lang w:val="es-MX" w:eastAsia="es-CO"/>
+        </w:rPr>
+        <w:t>Intellectum</w:t>
+      </w:r>
+      <w:proofErr w:type="spellEnd"/>
       <w:r>
         <w:rPr>
           <w:rFonts w:cs="Calibri"/>
@@ -11343,7 +11575,7 @@
             <w:rFonts w:cs="Calibri"/>
             <w:lang w:val="es-MX" w:eastAsia="es-CO"/>
           </w:rPr>
-          <w:t>https://www.aec.es/c/document_library/get_file?folderId=53412&amp;name=DLFE-1830.pdf</w:t>
+          <w:t>https://intellectum.unisabana.edu.co/bitstream/handle/10818/32819/17-Final-Protocolo_split.pdf?sequence=1&amp;isAllowed=y</w:t>
         </w:r>
       </w:hyperlink>
       <w:r>
@@ -11362,147 +11594,6 @@
           <w:lang w:val="es-MX" w:eastAsia="es-CO"/>
         </w:rPr>
       </w:pPr>
-      <w:r>
-        <w:rPr>
-          <w:rFonts w:cs="Calibri"/>
-          <w:lang w:val="es-MX" w:eastAsia="es-CO"/>
-        </w:rPr>
-        <w:t>Blanco García, C. (2013). Comunicación y atención al cliente. Madrid, Spain: Macmillan Iberia, S.A.</w:t>
-      </w:r>
-    </w:p>
-    <w:p>
-      <w:pPr>
-        <w:spacing w:before="0" w:after="0"/>
-        <w:rPr>
-          <w:rFonts w:cs="Calibri"/>
-          <w:lang w:val="es-MX" w:eastAsia="es-CO"/>
-        </w:rPr>
-      </w:pPr>
-      <w:r>
-        <w:rPr>
-          <w:rFonts w:cs="Calibri"/>
-          <w:lang w:val="es-MX" w:eastAsia="es-CO"/>
-        </w:rPr>
-        <w:t>FERNÁNDEZ VERDE, L. O. L. A., &amp; Fernández Rico, E. (2017). Comunicación empresarial y atención al cliente 2. Ediciones Paraninfo, SA.</w:t>
-      </w:r>
-    </w:p>
-    <w:p>
-      <w:pPr>
-        <w:spacing w:before="0" w:after="0"/>
-        <w:rPr>
-          <w:rFonts w:cs="Calibri"/>
-          <w:lang w:val="es-MX" w:eastAsia="es-CO"/>
-        </w:rPr>
-      </w:pPr>
-      <w:r>
-        <w:rPr>
-          <w:rFonts w:cs="Calibri"/>
-          <w:lang w:val="es-MX" w:eastAsia="es-CO"/>
-        </w:rPr>
-        <w:t xml:space="preserve">Grönroos, C. (1994). </w:t>
-      </w:r>
-      <w:r>
-        <w:rPr>
-          <w:rStyle w:val="Extranjerismo"/>
-          <w:lang w:val="es-MX" w:eastAsia="es-CO"/>
-        </w:rPr>
-        <w:t>Marketing</w:t>
-      </w:r>
-      <w:r>
-        <w:rPr>
-          <w:rFonts w:cs="Calibri"/>
-          <w:lang w:val="es-MX" w:eastAsia="es-CO"/>
-        </w:rPr>
-        <w:t xml:space="preserve"> y gestión de servicios: la gestión de los momentos de la verdad y la competencia en los servicios. Ediciones Díaz de Santos.</w:t>
-      </w:r>
-    </w:p>
-    <w:p>
-      <w:pPr>
-        <w:spacing w:before="0" w:after="0"/>
-        <w:rPr>
-          <w:rFonts w:cs="Calibri"/>
-          <w:lang w:val="es-MX" w:eastAsia="es-CO"/>
-        </w:rPr>
-      </w:pPr>
-      <w:r>
-        <w:rPr>
-          <w:rFonts w:cs="Calibri"/>
-          <w:lang w:val="es-MX" w:eastAsia="es-CO"/>
-        </w:rPr>
-        <w:t>Marielos Ramos (2020). Universidad de San Carlos de Guatemala. Etiqueta y normas de cortesía.</w:t>
-      </w:r>
-    </w:p>
-    <w:p>
-      <w:pPr>
-        <w:spacing w:before="0" w:after="0"/>
-        <w:rPr>
-          <w:rFonts w:cs="Calibri"/>
-          <w:lang w:val="es-MX" w:eastAsia="es-CO"/>
-        </w:rPr>
-      </w:pPr>
-      <w:r>
-        <w:rPr>
-          <w:rFonts w:cs="Calibri"/>
-          <w:lang w:val="es-MX" w:eastAsia="es-CO"/>
-        </w:rPr>
-        <w:t>Mariscal, M. (2009). Manual de proceso de la información. México D.F., Editorial Miguel Ángel Porrúa.</w:t>
-      </w:r>
-    </w:p>
-    <w:p>
-      <w:pPr>
-        <w:spacing w:before="0" w:after="0"/>
-        <w:rPr>
-          <w:rFonts w:cs="Calibri"/>
-          <w:lang w:val="es-MX" w:eastAsia="es-CO"/>
-        </w:rPr>
-      </w:pPr>
-      <w:r>
-        <w:rPr>
-          <w:rFonts w:cs="Calibri"/>
-          <w:lang w:val="es-MX" w:eastAsia="es-CO"/>
-        </w:rPr>
-        <w:t>Quiñones, M. E. V. (2007). Calidad y servicio. Concepto y herramientas. Universidad de la Sabana.</w:t>
-      </w:r>
-    </w:p>
-    <w:p>
-      <w:pPr>
-        <w:spacing w:before="0" w:after="0"/>
-        <w:rPr>
-          <w:rFonts w:cs="Calibri"/>
-          <w:lang w:val="es-MX" w:eastAsia="es-CO"/>
-        </w:rPr>
-      </w:pPr>
-      <w:r>
-        <w:rPr>
-          <w:rFonts w:cs="Calibri"/>
-          <w:lang w:val="es-MX" w:eastAsia="es-CO"/>
-        </w:rPr>
-        <w:t>Universidad de La Sabana. (2018). Protocolo claves para su gestión (informe técnico). Intellectum</w:t>
-      </w:r>
-      <w:r>
-        <w:rPr>
-          <w:rFonts w:cs="Calibri"/>
-          <w:lang w:val="es-MX" w:eastAsia="es-CO"/>
-        </w:rPr>
-        <w:t xml:space="preserve"> </w:t>
-      </w:r>
-      <w:hyperlink r:id="rId23" w:history="1">
-        <w:r>
-          <w:rPr>
-            <w:rStyle w:val="Hipervnculo"/>
-            <w:rFonts w:cs="Calibri"/>
-            <w:lang w:val="es-MX" w:eastAsia="es-CO"/>
-          </w:rPr>
-          <w:t>https://intellectum.unisabana.edu.co/bitstream/handle/10818/32819/17-Final-Protocolo_split.pdf?sequence=1&amp;isAllowed=y</w:t>
-        </w:r>
-      </w:hyperlink>
-      <w:r>
-        <w:rPr>
-          <w:rFonts w:cs="Calibri"/>
-          <w:lang w:val="es-MX" w:eastAsia="es-CO"/>
-        </w:rPr>
-        <w:t xml:space="preserve"> </w:t>
-      </w:r>
     </w:p>
     <w:p>
       <w:pPr>
@@ -12705,8 +12796,8 @@
       </w:pPr>
     </w:p>
     <w:sectPr>
-      <w:headerReference w:type="default" r:id="rId24"/>
-      <w:footerReference w:type="default" r:id="rId25"/>
+      <w:headerReference w:type="default" r:id="rId23"/>
+      <w:footerReference w:type="default" r:id="rId24"/>
       <w:pgSz w:w="12240" w:h="15840"/>
       <w:pgMar w:top="1701" w:right="1134" w:bottom="1134" w:left="1134" w:header="709" w:footer="737" w:gutter="0"/>
       <w:pgNumType w:start="1"/>
@@ -17561,21 +17652,6 @@
 </file>
 
 <file path=customXml/item2.xml><?xml version="1.0" encoding="utf-8"?>
-<b:Sources xmlns:b="http://schemas.openxmlformats.org/officeDocument/2006/bibliography" xmlns="http://schemas.openxmlformats.org/officeDocument/2006/bibliography" SelectedStyle="\APASixthEditionOfficeOnline.xsl" StyleName="APA" Version="6"/>
-</file>
-
-<file path=customXml/item3.xml><?xml version="1.0" encoding="utf-8"?>
-<p:properties xmlns:p="http://schemas.microsoft.com/office/2006/metadata/properties" xmlns:xsi="http://www.w3.org/2001/XMLSchema-instance" xmlns:pc="http://schemas.microsoft.com/office/infopath/2007/PartnerControls">
-  <documentManagement>
-    <TaxCatchAll xmlns="13c90a0b-73bc-4dc0-be5f-28d77b615beb" xsi:nil="true"/>
-    <lcf76f155ced4ddcb4097134ff3c332f xmlns="13c93bba-48ce-428c-bfe5-88b42c19b028">
-      <Terms xmlns="http://schemas.microsoft.com/office/infopath/2007/PartnerControls"/>
-    </lcf76f155ced4ddcb4097134ff3c332f>
-  </documentManagement>
-</p:properties>
-</file>
-
-<file path=customXml/item4.xml><?xml version="1.0" encoding="utf-8"?>
 <ct:contentTypeSchema xmlns:ct="http://schemas.microsoft.com/office/2006/metadata/contentType" xmlns:ma="http://schemas.microsoft.com/office/2006/metadata/properties/metaAttributes" ct:_="" ma:_="" ma:contentTypeName="Documento" ma:contentTypeID="0x0101006A81D6BD42E8DF4C91013959704817E1" ma:contentTypeVersion="15" ma:contentTypeDescription="Crear nuevo documento." ma:contentTypeScope="" ma:versionID="bf4f72ffd194f0963ff564daca6869f7">
   <xsd:schema xmlns:xsd="http://www.w3.org/2001/XMLSchema" xmlns:xs="http://www.w3.org/2001/XMLSchema" xmlns:p="http://schemas.microsoft.com/office/2006/metadata/properties" xmlns:ns2="13c90a0b-73bc-4dc0-be5f-28d77b615beb" xmlns:ns3="13c93bba-48ce-428c-bfe5-88b42c19b028" targetNamespace="http://schemas.microsoft.com/office/2006/metadata/properties" ma:root="true" ma:fieldsID="8718d6f4873a5b1392a45044efa78385" ns2:_="" ns3:_="">
     <xsd:import namespace="13c90a0b-73bc-4dc0-be5f-28d77b615beb"/>
@@ -17810,6 +17886,21 @@
 </ct:contentTypeSchema>
 </file>
 
+<file path=customXml/item3.xml><?xml version="1.0" encoding="utf-8"?>
+<p:properties xmlns:p="http://schemas.microsoft.com/office/2006/metadata/properties" xmlns:xsi="http://www.w3.org/2001/XMLSchema-instance" xmlns:pc="http://schemas.microsoft.com/office/infopath/2007/PartnerControls">
+  <documentManagement>
+    <TaxCatchAll xmlns="13c90a0b-73bc-4dc0-be5f-28d77b615beb" xsi:nil="true"/>
+    <lcf76f155ced4ddcb4097134ff3c332f xmlns="13c93bba-48ce-428c-bfe5-88b42c19b028">
+      <Terms xmlns="http://schemas.microsoft.com/office/infopath/2007/PartnerControls"/>
+    </lcf76f155ced4ddcb4097134ff3c332f>
+  </documentManagement>
+</p:properties>
+</file>
+
+<file path=customXml/item4.xml><?xml version="1.0" encoding="utf-8"?>
+<b:Sources xmlns:b="http://schemas.openxmlformats.org/officeDocument/2006/bibliography" xmlns="http://schemas.openxmlformats.org/officeDocument/2006/bibliography" SelectedStyle="\APASixthEditionOfficeOnline.xsl" StyleName="APA" Version="6"/>
+</file>
+
 <file path=customXml/itemProps1.xml><?xml version="1.0" encoding="utf-8"?>
 <ds:datastoreItem xmlns:ds="http://schemas.openxmlformats.org/officeDocument/2006/customXml" ds:itemID="{91756AAB-0645-4FFC-990B-34BB6096B23B}">
   <ds:schemaRefs>
@@ -17819,9 +17910,20 @@
 </file>
 
 <file path=customXml/itemProps2.xml><?xml version="1.0" encoding="utf-8"?>
-<ds:datastoreItem xmlns:ds="http://schemas.openxmlformats.org/officeDocument/2006/customXml" ds:itemID="{1AF2C25B-FB23-49D7-861B-D97474F002D2}">
+<ds:datastoreItem xmlns:ds="http://schemas.openxmlformats.org/officeDocument/2006/customXml" ds:itemID="{4B3C6E78-634C-4AE7-B2E1-4D68F5BA9D52}">
   <ds:schemaRefs>
-    <ds:schemaRef ds:uri="http://schemas.openxmlformats.org/officeDocument/2006/bibliography"/>
+    <ds:schemaRef ds:uri="http://schemas.microsoft.com/office/2006/metadata/contentType"/>
+    <ds:schemaRef ds:uri="http://schemas.microsoft.com/office/2006/metadata/properties/metaAttributes"/>
+    <ds:schemaRef ds:uri="http://www.w3.org/2001/XMLSchema"/>
+    <ds:schemaRef ds:uri="http://schemas.microsoft.com/office/2006/metadata/properties"/>
+    <ds:schemaRef ds:uri="13c90a0b-73bc-4dc0-be5f-28d77b615beb"/>
+    <ds:schemaRef ds:uri="13c93bba-48ce-428c-bfe5-88b42c19b028"/>
+    <ds:schemaRef ds:uri="http://schemas.microsoft.com/office/2006/documentManagement/types"/>
+    <ds:schemaRef ds:uri="http://schemas.microsoft.com/office/infopath/2007/PartnerControls"/>
+    <ds:schemaRef ds:uri="http://schemas.openxmlformats.org/package/2006/metadata/core-properties"/>
+    <ds:schemaRef ds:uri="http://purl.org/dc/elements/1.1/"/>
+    <ds:schemaRef ds:uri="http://purl.org/dc/terms/"/>
+    <ds:schemaRef ds:uri="http://schemas.microsoft.com/internal/obd"/>
   </ds:schemaRefs>
 </ds:datastoreItem>
 </file>
@@ -17838,20 +17940,9 @@
 </file>
 
 <file path=customXml/itemProps4.xml><?xml version="1.0" encoding="utf-8"?>
-<ds:datastoreItem xmlns:ds="http://schemas.openxmlformats.org/officeDocument/2006/customXml" ds:itemID="{4B3C6E78-634C-4AE7-B2E1-4D68F5BA9D52}">
+<ds:datastoreItem xmlns:ds="http://schemas.openxmlformats.org/officeDocument/2006/customXml" ds:itemID="{1AF2C25B-FB23-49D7-861B-D97474F002D2}">
   <ds:schemaRefs>
-    <ds:schemaRef ds:uri="http://schemas.microsoft.com/office/2006/metadata/contentType"/>
-    <ds:schemaRef ds:uri="http://schemas.microsoft.com/office/2006/metadata/properties/metaAttributes"/>
-    <ds:schemaRef ds:uri="http://www.w3.org/2001/XMLSchema"/>
-    <ds:schemaRef ds:uri="http://schemas.microsoft.com/office/2006/metadata/properties"/>
-    <ds:schemaRef ds:uri="13c90a0b-73bc-4dc0-be5f-28d77b615beb"/>
-    <ds:schemaRef ds:uri="13c93bba-48ce-428c-bfe5-88b42c19b028"/>
-    <ds:schemaRef ds:uri="http://schemas.microsoft.com/office/2006/documentManagement/types"/>
-    <ds:schemaRef ds:uri="http://schemas.microsoft.com/office/infopath/2007/PartnerControls"/>
-    <ds:schemaRef ds:uri="http://schemas.openxmlformats.org/package/2006/metadata/core-properties"/>
-    <ds:schemaRef ds:uri="http://purl.org/dc/elements/1.1/"/>
-    <ds:schemaRef ds:uri="http://purl.org/dc/terms/"/>
-    <ds:schemaRef ds:uri="http://schemas.microsoft.com/internal/obd"/>
+    <ds:schemaRef ds:uri="http://schemas.openxmlformats.org/officeDocument/2006/bibliography"/>
   </ds:schemaRefs>
 </ds:datastoreItem>
 </file>
--- a/fuentes/CF6_621209_DU.docx
+++ b/fuentes/CF6_621209_DU.docx
@@ -624,11 +624,6 @@
     <w:p>
       <w:pPr>
         <w:pStyle w:val="Ttulo1"/>
-        <w:numPr>
-          <w:ilvl w:val="0"/>
-          <w:numId w:val="0"/>
-        </w:numPr>
-        <w:ind w:firstLine="708"/>
         <w:rPr>
           <w:noProof/>
         </w:rPr>
@@ -2964,10 +2959,6 @@
     <w:p>
       <w:pPr>
         <w:pStyle w:val="Ttulo1"/>
-        <w:numPr>
-          <w:ilvl w:val="0"/>
-          <w:numId w:val="0"/>
-        </w:numPr>
         <w:rPr>
           <w:lang w:val="es-ES"/>
         </w:rPr>
@@ -3088,11 +3079,6 @@
     <w:p>
       <w:pPr>
         <w:pStyle w:val="Ttulo1"/>
-        <w:numPr>
-          <w:ilvl w:val="0"/>
-          <w:numId w:val="0"/>
-        </w:numPr>
-        <w:ind w:left="709"/>
       </w:pPr>
       <w:bookmarkStart w:id="2" w:name="_Toc231906407"/>
       <w:r>
@@ -3151,7 +3137,7 @@
           <w:noProof/>
         </w:rPr>
         <w:drawing>
-          <wp:inline distT="0" distB="0" distL="0" distR="0" wp14:anchorId="32B80EF6" wp14:editId="0366201B">
+          <wp:inline distT="0" distB="0" distL="0" distR="0" wp14:anchorId="32B80EF6" wp14:editId="61ACAE3C">
             <wp:extent cx="4680000" cy="2632384"/>
             <wp:effectExtent l="0" t="0" r="6350" b="0"/>
             <wp:docPr id="1588234553" name="Imagen 4">
@@ -3496,10 +3482,6 @@
     <w:p>
       <w:pPr>
         <w:pStyle w:val="Ttulo1"/>
-        <w:numPr>
-          <w:ilvl w:val="0"/>
-          <w:numId w:val="6"/>
-        </w:numPr>
       </w:pPr>
       <w:bookmarkStart w:id="3" w:name="_Toc231906408"/>
       <w:r>
@@ -3820,84 +3802,215 @@
       </w:r>
       <w:r>
         <w:rPr>
+          <w:rStyle w:val="Extranjerismo"/>
+          <w:lang w:eastAsia="es-CO"/>
+        </w:rPr>
+        <w:t>)</w:t>
+      </w:r>
+      <w:r>
+        <w:rPr>
+          <w:rFonts w:cs="Calibri"/>
+          <w:lang w:eastAsia="es-CO"/>
+        </w:rPr>
+        <w:t>.</w:t>
+      </w:r>
+    </w:p>
+    <w:p>
+      <w:pPr>
+        <w:spacing w:before="0" w:after="0"/>
+        <w:ind w:firstLine="708"/>
+        <w:rPr>
+          <w:rFonts w:cs="Calibri"/>
+          <w:lang w:eastAsia="es-CO"/>
+        </w:rPr>
+      </w:pPr>
+    </w:p>
+    <w:p>
+      <w:pPr>
+        <w:spacing w:before="0" w:after="0"/>
+        <w:ind w:firstLine="708"/>
+        <w:rPr>
+          <w:rFonts w:cs="Calibri"/>
+          <w:b/>
+          <w:bCs/>
+          <w:lang w:eastAsia="es-CO"/>
+        </w:rPr>
+      </w:pPr>
+      <w:r>
+        <w:rPr>
+          <w:rFonts w:cs="Calibri"/>
+          <w:b/>
+          <w:bCs/>
+          <w:lang w:eastAsia="es-CO"/>
+        </w:rPr>
+        <w:t>Promoción</w:t>
+      </w:r>
+    </w:p>
+    <w:p>
+      <w:pPr>
+        <w:spacing w:before="0" w:after="0"/>
+        <w:ind w:firstLine="708"/>
+        <w:rPr>
+          <w:rFonts w:cs="Calibri"/>
+          <w:lang w:eastAsia="es-CO"/>
+        </w:rPr>
+      </w:pPr>
+      <w:r>
+        <w:rPr>
+          <w:rFonts w:cs="Calibri"/>
+          <w:lang w:eastAsia="es-CO"/>
+        </w:rPr>
+        <w:t>Se refiere al conjunto de actividades que las empresas realizan para comunicarse con sus clientes o clientes potenciales con el fin de informar, persuadir y generar interés en sus productos o servicios, así como en su marca en general. Hay que tener en cuenta que para trabajar la promoción se usarán las distintas estrategias de comunicación de marca, publicidad y ventas.</w:t>
+      </w:r>
+    </w:p>
+    <w:p>
+      <w:pPr>
+        <w:spacing w:before="0" w:after="0"/>
+        <w:ind w:firstLine="708"/>
+        <w:rPr>
+          <w:rFonts w:cs="Calibri"/>
+          <w:lang w:eastAsia="es-CO"/>
+        </w:rPr>
+      </w:pPr>
+      <w:r>
+        <w:rPr>
+          <w:rFonts w:cs="Calibri"/>
+          <w:lang w:eastAsia="es-CO"/>
+        </w:rPr>
+        <w:t>Las operaciones </w:t>
+      </w:r>
+      <w:r>
+        <w:rPr>
+          <w:rFonts w:cs="Calibri"/>
+          <w:lang w:eastAsia="es-CO"/>
+        </w:rPr>
+        <w:t>(</w:t>
+      </w:r>
+      <w:r>
+        <w:rPr>
+          <w:rStyle w:val="Extranjerismo"/>
+          <w:lang w:val="es-CO" w:eastAsia="es-CO"/>
+        </w:rPr>
+        <w:t>offline y online</w:t>
+      </w:r>
+      <w:r>
+        <w:rPr>
+          <w:rFonts w:cs="Calibri"/>
+          <w:lang w:eastAsia="es-CO"/>
+        </w:rPr>
+        <w:t>)</w:t>
+      </w:r>
+      <w:r>
+        <w:rPr>
+          <w:rFonts w:cs="Calibri"/>
+          <w:lang w:eastAsia="es-CO"/>
+        </w:rPr>
+        <w:t> que están dentro de los ámbitos del </w:t>
+      </w:r>
+      <w:r>
+        <w:rPr>
+          <w:rStyle w:val="Extranjerismo"/>
+          <w:lang w:eastAsia="es-CO"/>
+        </w:rPr>
+        <w:t>branding</w:t>
+      </w:r>
+      <w:r>
+        <w:rPr>
+          <w:rFonts w:cs="Calibri"/>
+          <w:lang w:eastAsia="es-CO"/>
+        </w:rPr>
+        <w:t> (marca) la publicidad, las relaciones públicas y la promoción de ventas (fuerza de venta).</w:t>
+      </w:r>
+    </w:p>
+    <w:p>
+      <w:pPr>
+        <w:spacing w:before="0" w:after="0"/>
+        <w:ind w:firstLine="708"/>
+        <w:rPr>
+          <w:rFonts w:cs="Calibri"/>
+          <w:lang w:eastAsia="es-CO"/>
+        </w:rPr>
+      </w:pPr>
+    </w:p>
+    <w:p>
+      <w:pPr>
+        <w:spacing w:before="0" w:after="0"/>
+        <w:ind w:firstLine="708"/>
+        <w:rPr>
+          <w:rStyle w:val="Extranjerismo"/>
+          <w:b/>
+          <w:bCs/>
+          <w:lang w:eastAsia="es-CO"/>
+        </w:rPr>
+      </w:pPr>
+      <w:r>
+        <w:rPr>
+          <w:rStyle w:val="Extranjerismo"/>
+          <w:b/>
+          <w:bCs/>
+          <w:lang w:eastAsia="es-CO"/>
+        </w:rPr>
+        <w:t>Retail</w:t>
+      </w:r>
+    </w:p>
+    <w:p>
+      <w:pPr>
+        <w:spacing w:before="0" w:after="0"/>
+        <w:ind w:firstLine="708"/>
+        <w:rPr>
+          <w:rFonts w:cs="Calibri"/>
+          <w:lang w:eastAsia="es-CO"/>
+        </w:rPr>
+      </w:pPr>
+      <w:r>
+        <w:rPr>
+          <w:rFonts w:cs="Calibri"/>
+          <w:lang w:eastAsia="es-CO"/>
+        </w:rPr>
+        <w:t>Se refiere a la venta al por menor o comercio minorista. Con este concepto se busca la finalidad de agrupar a grandes empresas que se dedican a la venta de productos y servicios a gran escala a sectores concretos, con el tipo de especialización según el tipo de formato comercial.</w:t>
+      </w:r>
+    </w:p>
+    <w:p>
+      <w:pPr>
+        <w:spacing w:before="0" w:after="0"/>
+        <w:ind w:firstLine="708"/>
+        <w:rPr>
+          <w:rFonts w:cs="Calibri"/>
+          <w:lang w:eastAsia="es-CO"/>
+        </w:rPr>
+      </w:pPr>
+    </w:p>
+    <w:p>
+      <w:pPr>
+        <w:spacing w:before="0" w:after="0"/>
+        <w:ind w:firstLine="708"/>
+        <w:rPr>
+          <w:rFonts w:cs="Calibri"/>
+          <w:lang w:eastAsia="es-CO"/>
+        </w:rPr>
+      </w:pPr>
+      <w:r>
+        <w:rPr>
+          <w:rFonts w:cs="Calibri"/>
+          <w:lang w:eastAsia="es-CO"/>
+        </w:rPr>
+        <w:t>El término </w:t>
+      </w:r>
+      <w:r>
+        <w:rPr>
           <w:rFonts w:cs="Calibri"/>
           <w:i/>
           <w:iCs/>
           <w:lang w:eastAsia="es-CO"/>
         </w:rPr>
-        <w:t>)</w:t>
-      </w:r>
-      <w:r>
-        <w:rPr>
-          <w:rFonts w:cs="Calibri"/>
-          <w:lang w:eastAsia="es-CO"/>
-        </w:rPr>
-        <w:t>.</w:t>
-      </w:r>
-    </w:p>
-    <w:p>
-      <w:pPr>
-        <w:spacing w:before="0" w:after="0"/>
-        <w:ind w:firstLine="708"/>
-        <w:rPr>
-          <w:rFonts w:cs="Calibri"/>
-          <w:lang w:eastAsia="es-CO"/>
-        </w:rPr>
-      </w:pPr>
-    </w:p>
-    <w:p>
-      <w:pPr>
-        <w:spacing w:before="0" w:after="0"/>
-        <w:ind w:firstLine="708"/>
-        <w:rPr>
-          <w:rFonts w:cs="Calibri"/>
-          <w:b/>
-          <w:bCs/>
-          <w:lang w:eastAsia="es-CO"/>
-        </w:rPr>
-      </w:pPr>
-      <w:r>
-        <w:rPr>
-          <w:rFonts w:cs="Calibri"/>
-          <w:b/>
-          <w:bCs/>
-          <w:lang w:eastAsia="es-CO"/>
-        </w:rPr>
-        <w:t>Promoción</w:t>
-      </w:r>
-    </w:p>
-    <w:p>
-      <w:pPr>
-        <w:spacing w:before="0" w:after="0"/>
-        <w:ind w:firstLine="708"/>
-        <w:rPr>
-          <w:rFonts w:cs="Calibri"/>
-          <w:lang w:eastAsia="es-CO"/>
-        </w:rPr>
-      </w:pPr>
-      <w:r>
-        <w:rPr>
-          <w:rFonts w:cs="Calibri"/>
-          <w:lang w:eastAsia="es-CO"/>
-        </w:rPr>
-        <w:t>Se refiere al conjunto de actividades que las empresas realizan para comunicarse con sus clientes o clientes potenciales con el fin de informar, persuadir y generar interés en sus productos o servicios, así como en su marca en general. Hay que tener en cuenta que para trabajar la promoción se usarán las distintas estrategias de comunicación de marca, publicidad y ventas.</w:t>
-      </w:r>
-    </w:p>
-    <w:p>
-      <w:pPr>
-        <w:spacing w:before="0" w:after="0"/>
-        <w:ind w:firstLine="708"/>
-        <w:rPr>
-          <w:rFonts w:cs="Calibri"/>
-          <w:lang w:eastAsia="es-CO"/>
-        </w:rPr>
-      </w:pPr>
-      <w:r>
-        <w:rPr>
-          <w:rFonts w:cs="Calibri"/>
-          <w:lang w:eastAsia="es-CO"/>
-        </w:rPr>
-        <w:t>Las operaciones </w:t>
+        <w:t>"</w:t>
+      </w:r>
+      <w:r>
+        <w:rPr>
+          <w:rStyle w:val="Extranjerismo"/>
+          <w:lang w:eastAsia="es-CO"/>
+        </w:rPr>
+        <w:t>retail</w:t>
       </w:r>
       <w:r>
         <w:rPr>
@@ -3906,143 +4019,6 @@
           <w:iCs/>
           <w:lang w:eastAsia="es-CO"/>
         </w:rPr>
-        <w:t>(</w:t>
-      </w:r>
-      <w:r>
-        <w:rPr>
-          <w:rStyle w:val="Extranjerismo"/>
-          <w:lang w:eastAsia="es-CO"/>
-        </w:rPr>
-        <w:t>offline y online</w:t>
-      </w:r>
-      <w:r>
-        <w:rPr>
-          <w:rFonts w:cs="Calibri"/>
-          <w:i/>
-          <w:iCs/>
-          <w:lang w:eastAsia="es-CO"/>
-        </w:rPr>
-        <w:t>)</w:t>
-      </w:r>
-      <w:r>
-        <w:rPr>
-          <w:rFonts w:cs="Calibri"/>
-          <w:lang w:eastAsia="es-CO"/>
-        </w:rPr>
-        <w:t> que están dentro de los ámbitos del </w:t>
-      </w:r>
-      <w:r>
-        <w:rPr>
-          <w:rStyle w:val="Extranjerismo"/>
-          <w:lang w:eastAsia="es-CO"/>
-        </w:rPr>
-        <w:t>branding</w:t>
-      </w:r>
-      <w:r>
-        <w:rPr>
-          <w:rFonts w:cs="Calibri"/>
-          <w:lang w:eastAsia="es-CO"/>
-        </w:rPr>
-        <w:t> (marca) la publicidad, las relaciones públicas y la promoción de ventas (fuerza de venta).</w:t>
-      </w:r>
-    </w:p>
-    <w:p>
-      <w:pPr>
-        <w:spacing w:before="0" w:after="0"/>
-        <w:ind w:firstLine="708"/>
-        <w:rPr>
-          <w:rFonts w:cs="Calibri"/>
-          <w:lang w:eastAsia="es-CO"/>
-        </w:rPr>
-      </w:pPr>
-    </w:p>
-    <w:p>
-      <w:pPr>
-        <w:spacing w:before="0" w:after="0"/>
-        <w:ind w:firstLine="708"/>
-        <w:rPr>
-          <w:rStyle w:val="Extranjerismo"/>
-          <w:b/>
-          <w:bCs/>
-          <w:lang w:eastAsia="es-CO"/>
-        </w:rPr>
-      </w:pPr>
-      <w:r>
-        <w:rPr>
-          <w:rStyle w:val="Extranjerismo"/>
-          <w:b/>
-          <w:bCs/>
-          <w:lang w:eastAsia="es-CO"/>
-        </w:rPr>
-        <w:t>Retail</w:t>
-      </w:r>
-    </w:p>
-    <w:p>
-      <w:pPr>
-        <w:spacing w:before="0" w:after="0"/>
-        <w:ind w:firstLine="708"/>
-        <w:rPr>
-          <w:rFonts w:cs="Calibri"/>
-          <w:lang w:eastAsia="es-CO"/>
-        </w:rPr>
-      </w:pPr>
-      <w:r>
-        <w:rPr>
-          <w:rFonts w:cs="Calibri"/>
-          <w:lang w:eastAsia="es-CO"/>
-        </w:rPr>
-        <w:t>Se refiere a la venta al por menor o comercio minorista. Con este concepto se busca la finalidad de agrupar a grandes empresas que se dedican a la venta de productos y servicios a gran escala a sectores concretos, con el tipo de especialización según el tipo de formato comercial.</w:t>
-      </w:r>
-    </w:p>
-    <w:p>
-      <w:pPr>
-        <w:spacing w:before="0" w:after="0"/>
-        <w:ind w:firstLine="708"/>
-        <w:rPr>
-          <w:rFonts w:cs="Calibri"/>
-          <w:lang w:eastAsia="es-CO"/>
-        </w:rPr>
-      </w:pPr>
-    </w:p>
-    <w:p>
-      <w:pPr>
-        <w:spacing w:before="0" w:after="0"/>
-        <w:ind w:firstLine="708"/>
-        <w:rPr>
-          <w:rFonts w:cs="Calibri"/>
-          <w:lang w:eastAsia="es-CO"/>
-        </w:rPr>
-      </w:pPr>
-      <w:r>
-        <w:rPr>
-          <w:rFonts w:cs="Calibri"/>
-          <w:lang w:eastAsia="es-CO"/>
-        </w:rPr>
-        <w:t>El término </w:t>
-      </w:r>
-      <w:r>
-        <w:rPr>
-          <w:rFonts w:cs="Calibri"/>
-          <w:i/>
-          <w:iCs/>
-          <w:lang w:eastAsia="es-CO"/>
-        </w:rPr>
-        <w:t>"</w:t>
-      </w:r>
-      <w:r>
-        <w:rPr>
-          <w:rStyle w:val="Extranjerismo"/>
-          <w:lang w:eastAsia="es-CO"/>
-        </w:rPr>
-        <w:t>retail</w:t>
-      </w:r>
-      <w:r>
-        <w:rPr>
-          <w:rFonts w:cs="Calibri"/>
-          <w:i/>
-          <w:iCs/>
-          <w:lang w:eastAsia="es-CO"/>
-        </w:rPr>
         <w:t>"</w:t>
       </w:r>
       <w:r>
@@ -4295,10 +4271,6 @@
     <w:p>
       <w:pPr>
         <w:pStyle w:val="Ttulo1"/>
-        <w:numPr>
-          <w:ilvl w:val="0"/>
-          <w:numId w:val="5"/>
-        </w:numPr>
         <w:rPr>
           <w:rStyle w:val="Extranjerismo"/>
         </w:rPr>
@@ -10618,11 +10590,6 @@
     <w:p>
       <w:pPr>
         <w:pStyle w:val="Ttulo1"/>
-        <w:numPr>
-          <w:ilvl w:val="0"/>
-          <w:numId w:val="0"/>
-        </w:numPr>
-        <w:ind w:left="709"/>
       </w:pPr>
       <w:bookmarkStart w:id="24" w:name="_Toc231906429"/>
       <w:r>
@@ -10695,7 +10662,7 @@
           <w:lang w:eastAsia="es-CO"/>
         </w:rPr>
         <w:drawing>
-          <wp:inline distT="0" distB="0" distL="0" distR="0" wp14:anchorId="2854F618" wp14:editId="44C17347">
+          <wp:inline distT="0" distB="0" distL="0" distR="0" wp14:anchorId="2854F618" wp14:editId="0ABC4B47">
             <wp:extent cx="6332220" cy="2834005"/>
             <wp:effectExtent l="0" t="0" r="0" b="4445"/>
             <wp:docPr id="1804220494" name="Gráfico 25" descr="La síntesis organiza cinco componentes fundamentales: conceptos básicos del servicio al cliente, procesos de atención en el entorno comercial, técnicas de servicio orientadas a la comunicación y la interacción efectiva, protocolos institucionales relacionados con la atención y la cortesía, y mecanismos para evaluar la satisfacción del cliente mediante herramientas de seguimiento, gestión de PQRS y registro de información. Estos elementos se articulan para fortalecer la calidad del servicio y la experiencia del cliente en los establecimientos comerciales."/>
@@ -10818,11 +10785,6 @@
     <w:p>
       <w:pPr>
         <w:pStyle w:val="Ttulo1"/>
-        <w:numPr>
-          <w:ilvl w:val="0"/>
-          <w:numId w:val="0"/>
-        </w:numPr>
-        <w:ind w:left="709"/>
       </w:pPr>
       <w:bookmarkStart w:id="25" w:name="_Toc176443725"/>
       <w:bookmarkStart w:id="26" w:name="_Toc231906430"/>
@@ -11351,11 +11313,6 @@
     <w:p>
       <w:pPr>
         <w:pStyle w:val="Ttulo1"/>
-        <w:numPr>
-          <w:ilvl w:val="0"/>
-          <w:numId w:val="0"/>
-        </w:numPr>
-        <w:ind w:left="709"/>
       </w:pPr>
       <w:bookmarkStart w:id="27" w:name="_Toc176443726"/>
       <w:bookmarkStart w:id="28" w:name="_Toc231906431"/>
@@ -11419,7 +11376,7 @@
           <w:rFonts w:cs="Calibri"/>
           <w:lang w:val="es-MX" w:eastAsia="es-CO"/>
         </w:rPr>
-        <w:t>Blanco García, C. (2013). Comunicación y atención al cliente. Madrid, Spain: Macmillan Iberia, S.A.</w:t>
+        <w:t>Blanco García, C. (2013). Comunicación y atención al cliente. Macmillan Iberia, S. A.</w:t>
       </w:r>
     </w:p>
     <w:p>
@@ -11435,75 +11392,81 @@
           <w:rFonts w:cs="Calibri"/>
           <w:lang w:val="es-MX" w:eastAsia="es-CO"/>
         </w:rPr>
-        <w:t xml:space="preserve">Fernández </w:t>
-      </w:r>
-      <w:r>
+        <w:t>Fernández Verde, L. O. L. A., &amp; Fernández Rico, E. (2017). Comunicación empresarial y atención al cliente 2. Ediciones Paraninfo, S. A.</w:t>
+      </w:r>
+    </w:p>
+    <w:p>
+      <w:pPr>
+        <w:spacing w:before="0" w:after="0"/>
         <w:rPr>
           <w:rFonts w:cs="Calibri"/>
           <w:lang w:val="es-MX" w:eastAsia="es-CO"/>
         </w:rPr>
-        <w:t>V</w:t>
-      </w:r>
+      </w:pPr>
       <w:r>
         <w:rPr>
           <w:rFonts w:cs="Calibri"/>
           <w:lang w:val="es-MX" w:eastAsia="es-CO"/>
         </w:rPr>
-        <w:t xml:space="preserve">erde, </w:t>
-      </w:r>
-      <w:r>
+        <w:t>Grönroos, C. (1994). Marketing y gestión de servicios: la gestión de los momentos de la verdad y la competencia en los servicios. Ediciones Díaz de Santos.</w:t>
+      </w:r>
+    </w:p>
+    <w:p>
+      <w:pPr>
+        <w:spacing w:before="0" w:after="0"/>
         <w:rPr>
           <w:rFonts w:cs="Calibri"/>
           <w:lang w:val="es-MX" w:eastAsia="es-CO"/>
         </w:rPr>
-        <w:t>L. O. L. A., &amp; Fernández Rico, E. (2017). Comunicación empresarial y atención al cliente 2. Ediciones Paraninfo, SA.</w:t>
-      </w:r>
-    </w:p>
-    <w:p>
-      <w:pPr>
-        <w:spacing w:before="0" w:after="0"/>
+      </w:pPr>
+      <w:r>
         <w:rPr>
           <w:rFonts w:cs="Calibri"/>
           <w:lang w:val="es-MX" w:eastAsia="es-CO"/>
         </w:rPr>
-      </w:pPr>
-      <w:r>
+        <w:t>Marielos Ramos. (2020). Etiqueta y normas de cortesía. Universidad de San Carlos de Guatemala.</w:t>
+      </w:r>
+    </w:p>
+    <w:p>
+      <w:pPr>
+        <w:spacing w:before="0" w:after="0"/>
         <w:rPr>
           <w:rFonts w:cs="Calibri"/>
           <w:lang w:val="es-MX" w:eastAsia="es-CO"/>
         </w:rPr>
-        <w:t xml:space="preserve">Grönroos, C. (1994). </w:t>
-      </w:r>
-      <w:r>
-        <w:rPr>
-          <w:rStyle w:val="Extranjerismo"/>
+      </w:pPr>
+      <w:r>
+        <w:rPr>
+          <w:rFonts w:cs="Calibri"/>
           <w:lang w:val="es-MX" w:eastAsia="es-CO"/>
         </w:rPr>
-        <w:t>Marketing</w:t>
-      </w:r>
-      <w:r>
+        <w:t>Mariscal, M. (2009). Manual de proceso de la información. Editorial Miguel Ángel Porrúa.</w:t>
+      </w:r>
+    </w:p>
+    <w:p>
+      <w:pPr>
+        <w:spacing w:before="0" w:after="0"/>
         <w:rPr>
           <w:rFonts w:cs="Calibri"/>
           <w:lang w:val="es-MX" w:eastAsia="es-CO"/>
         </w:rPr>
-        <w:t xml:space="preserve"> y gestión de servicios: la gestión de los momentos de la verdad y la competencia en los servicios. Ediciones Díaz de Santos.</w:t>
-      </w:r>
-    </w:p>
-    <w:p>
-      <w:pPr>
-        <w:spacing w:before="0" w:after="0"/>
+      </w:pPr>
+      <w:r>
         <w:rPr>
           <w:rFonts w:cs="Calibri"/>
           <w:lang w:val="es-MX" w:eastAsia="es-CO"/>
         </w:rPr>
-      </w:pPr>
-      <w:r>
+        <w:t>Quiñones, M. E. V. (2007). Calidad y servicio: concepto y herramientas. Universidad de La Sabana.</w:t>
+      </w:r>
+    </w:p>
+    <w:p>
+      <w:pPr>
+        <w:spacing w:before="0" w:after="0"/>
         <w:rPr>
           <w:rFonts w:cs="Calibri"/>
           <w:lang w:val="es-MX" w:eastAsia="es-CO"/>
         </w:rPr>
-        <w:t>Marielos Ramos (2020). Universidad de San Carlos de Guatemala. Etiqueta y normas de cortesía.</w:t>
-      </w:r>
+      </w:pPr>
     </w:p>
     <w:p>
       <w:pPr>
@@ -11513,13 +11476,15 @@
           <w:lang w:val="es-MX" w:eastAsia="es-CO"/>
         </w:rPr>
       </w:pPr>
-      <w:r>
+    </w:p>
+    <w:p>
+      <w:pPr>
+        <w:spacing w:before="0" w:after="0"/>
         <w:rPr>
           <w:rFonts w:cs="Calibri"/>
           <w:lang w:val="es-MX" w:eastAsia="es-CO"/>
         </w:rPr>
-        <w:t>Mariscal, M. (2009). Manual de proceso de la información. México D.F., Editorial Miguel Ángel Porrúa.</w:t>
-      </w:r>
+      </w:pPr>
     </w:p>
     <w:p>
       <w:pPr>
@@ -11529,13 +11494,15 @@
           <w:lang w:val="es-MX" w:eastAsia="es-CO"/>
         </w:rPr>
       </w:pPr>
-      <w:r>
+    </w:p>
+    <w:p>
+      <w:pPr>
+        <w:spacing w:before="0" w:after="0"/>
         <w:rPr>
           <w:rFonts w:cs="Calibri"/>
           <w:lang w:val="es-MX" w:eastAsia="es-CO"/>
         </w:rPr>
-        <w:t>Quiñones, M. E. V. (2007). Calidad y servicio. Concepto y herramientas. Universidad de la Sabana.</w:t>
-      </w:r>
+      </w:pPr>
     </w:p>
     <w:p>
       <w:pPr>
@@ -11545,100 +11512,37 @@
           <w:lang w:val="es-MX" w:eastAsia="es-CO"/>
         </w:rPr>
       </w:pPr>
-      <w:r>
+    </w:p>
+    <w:p>
+      <w:pPr>
+        <w:spacing w:before="0" w:after="0"/>
         <w:rPr>
           <w:rFonts w:cs="Calibri"/>
           <w:lang w:val="es-MX" w:eastAsia="es-CO"/>
         </w:rPr>
-        <w:t xml:space="preserve">Universidad de La Sabana. (2018). Protocolo claves para su gestión (informe técnico). </w:t>
-      </w:r>
-      <w:proofErr w:type="spellStart"/>
-      <w:r>
+      </w:pPr>
+    </w:p>
+    <w:p>
+      <w:pPr>
+        <w:spacing w:before="0" w:after="0"/>
         <w:rPr>
           <w:rFonts w:cs="Calibri"/>
           <w:lang w:val="es-MX" w:eastAsia="es-CO"/>
         </w:rPr>
-        <w:t>Intellectum</w:t>
-      </w:r>
-      <w:proofErr w:type="spellEnd"/>
-      <w:r>
+      </w:pPr>
+    </w:p>
+    <w:p>
+      <w:pPr>
+        <w:spacing w:before="0" w:after="0"/>
         <w:rPr>
           <w:rFonts w:cs="Calibri"/>
           <w:lang w:val="es-MX" w:eastAsia="es-CO"/>
         </w:rPr>
-        <w:t xml:space="preserve"> </w:t>
-      </w:r>
-      <w:hyperlink r:id="rId22" w:history="1">
-        <w:r>
-          <w:rPr>
-            <w:rStyle w:val="Hipervnculo"/>
-            <w:rFonts w:cs="Calibri"/>
-            <w:lang w:val="es-MX" w:eastAsia="es-CO"/>
-          </w:rPr>
-          <w:t>https://intellectum.unisabana.edu.co/bitstream/handle/10818/32819/17-Final-Protocolo_split.pdf?sequence=1&amp;isAllowed=y</w:t>
-        </w:r>
-      </w:hyperlink>
-      <w:r>
-        <w:rPr>
-          <w:rFonts w:cs="Calibri"/>
-          <w:lang w:val="es-MX" w:eastAsia="es-CO"/>
-        </w:rPr>
-        <w:t xml:space="preserve"> </w:t>
-      </w:r>
-    </w:p>
-    <w:p>
-      <w:pPr>
-        <w:spacing w:before="0" w:after="0"/>
-        <w:rPr>
-          <w:rFonts w:cs="Calibri"/>
-          <w:lang w:val="es-MX" w:eastAsia="es-CO"/>
-        </w:rPr>
-      </w:pPr>
-    </w:p>
-    <w:p>
-      <w:pPr>
-        <w:spacing w:before="0" w:after="0"/>
-        <w:rPr>
-          <w:rFonts w:cs="Calibri"/>
-          <w:lang w:val="es-MX" w:eastAsia="es-CO"/>
-        </w:rPr>
-      </w:pPr>
-    </w:p>
-    <w:p>
-      <w:pPr>
-        <w:spacing w:before="0" w:after="0"/>
-        <w:rPr>
-          <w:rFonts w:cs="Calibri"/>
-          <w:lang w:val="es-MX" w:eastAsia="es-CO"/>
-        </w:rPr>
-      </w:pPr>
-    </w:p>
-    <w:p>
-      <w:pPr>
-        <w:spacing w:before="0" w:after="0"/>
-        <w:rPr>
-          <w:rFonts w:cs="Calibri"/>
-          <w:lang w:val="es-MX" w:eastAsia="es-CO"/>
-        </w:rPr>
-      </w:pPr>
-    </w:p>
-    <w:p>
-      <w:pPr>
-        <w:spacing w:before="0" w:after="0"/>
-        <w:rPr>
-          <w:rFonts w:cs="Calibri"/>
-          <w:lang w:val="es-MX" w:eastAsia="es-CO"/>
-        </w:rPr>
       </w:pPr>
     </w:p>
     <w:p>
       <w:pPr>
         <w:pStyle w:val="Ttulo1"/>
-        <w:numPr>
-          <w:ilvl w:val="0"/>
-          <w:numId w:val="0"/>
-        </w:numPr>
-        <w:ind w:left="709"/>
       </w:pPr>
       <w:bookmarkStart w:id="29" w:name="_Toc176443727"/>
       <w:bookmarkStart w:id="30" w:name="_Toc231906432"/>
@@ -11658,8 +11562,8 @@
       </w:tblPr>
       <w:tblGrid>
         <w:gridCol w:w="2830"/>
+        <w:gridCol w:w="3544"/>
         <w:gridCol w:w="3686"/>
-        <w:gridCol w:w="3544"/>
       </w:tblGrid>
       <w:tr>
         <w:trPr>
@@ -11691,7 +11595,7 @@
         </w:tc>
         <w:tc>
           <w:tcPr>
-            <w:tcW w:w="3686" w:type="dxa"/>
+            <w:tcW w:w="3544" w:type="dxa"/>
           </w:tcPr>
           <w:p>
             <w:pPr>
@@ -11713,7 +11617,7 @@
         </w:tc>
         <w:tc>
           <w:tcPr>
-            <w:tcW w:w="3544" w:type="dxa"/>
+            <w:tcW w:w="3686" w:type="dxa"/>
           </w:tcPr>
           <w:p>
             <w:pPr>
@@ -11766,7 +11670,7 @@
         </w:tc>
         <w:tc>
           <w:tcPr>
-            <w:tcW w:w="3686" w:type="dxa"/>
+            <w:tcW w:w="3544" w:type="dxa"/>
           </w:tcPr>
           <w:p>
             <w:pPr>
@@ -11802,7 +11706,7 @@
         </w:tc>
         <w:tc>
           <w:tcPr>
-            <w:tcW w:w="3544" w:type="dxa"/>
+            <w:tcW w:w="3686" w:type="dxa"/>
           </w:tcPr>
           <w:p>
             <w:pPr>
@@ -11852,7 +11756,7 @@
         </w:tc>
         <w:tc>
           <w:tcPr>
-            <w:tcW w:w="3686" w:type="dxa"/>
+            <w:tcW w:w="3544" w:type="dxa"/>
           </w:tcPr>
           <w:p>
             <w:pPr>
@@ -11874,7 +11778,7 @@
         </w:tc>
         <w:tc>
           <w:tcPr>
-            <w:tcW w:w="3544" w:type="dxa"/>
+            <w:tcW w:w="3686" w:type="dxa"/>
           </w:tcPr>
           <w:p>
             <w:pPr>
@@ -11927,7 +11831,7 @@
         </w:tc>
         <w:tc>
           <w:tcPr>
-            <w:tcW w:w="3686" w:type="dxa"/>
+            <w:tcW w:w="3544" w:type="dxa"/>
           </w:tcPr>
           <w:p>
             <w:pPr>
@@ -11949,7 +11853,7 @@
         </w:tc>
         <w:tc>
           <w:tcPr>
-            <w:tcW w:w="3544" w:type="dxa"/>
+            <w:tcW w:w="3686" w:type="dxa"/>
           </w:tcPr>
           <w:p>
             <w:pPr>
@@ -11999,7 +11903,7 @@
         </w:tc>
         <w:tc>
           <w:tcPr>
-            <w:tcW w:w="3686" w:type="dxa"/>
+            <w:tcW w:w="3544" w:type="dxa"/>
           </w:tcPr>
           <w:p>
             <w:pPr>
@@ -12021,7 +11925,7 @@
         </w:tc>
         <w:tc>
           <w:tcPr>
-            <w:tcW w:w="3544" w:type="dxa"/>
+            <w:tcW w:w="3686" w:type="dxa"/>
           </w:tcPr>
           <w:p>
             <w:pPr>
@@ -12074,7 +11978,7 @@
         </w:tc>
         <w:tc>
           <w:tcPr>
-            <w:tcW w:w="3686" w:type="dxa"/>
+            <w:tcW w:w="3544" w:type="dxa"/>
           </w:tcPr>
           <w:p>
             <w:pPr>
@@ -12096,7 +12000,7 @@
         </w:tc>
         <w:tc>
           <w:tcPr>
-            <w:tcW w:w="3544" w:type="dxa"/>
+            <w:tcW w:w="3686" w:type="dxa"/>
           </w:tcPr>
           <w:p>
             <w:pPr>
@@ -12146,7 +12050,7 @@
         </w:tc>
         <w:tc>
           <w:tcPr>
-            <w:tcW w:w="3686" w:type="dxa"/>
+            <w:tcW w:w="3544" w:type="dxa"/>
           </w:tcPr>
           <w:p>
             <w:pPr>
@@ -12168,7 +12072,7 @@
         </w:tc>
         <w:tc>
           <w:tcPr>
-            <w:tcW w:w="3544" w:type="dxa"/>
+            <w:tcW w:w="3686" w:type="dxa"/>
           </w:tcPr>
           <w:p>
             <w:pPr>
@@ -12221,7 +12125,7 @@
         </w:tc>
         <w:tc>
           <w:tcPr>
-            <w:tcW w:w="3686" w:type="dxa"/>
+            <w:tcW w:w="3544" w:type="dxa"/>
           </w:tcPr>
           <w:p>
             <w:pPr>
@@ -12243,7 +12147,7 @@
         </w:tc>
         <w:tc>
           <w:tcPr>
-            <w:tcW w:w="3544" w:type="dxa"/>
+            <w:tcW w:w="3686" w:type="dxa"/>
           </w:tcPr>
           <w:p>
             <w:pPr>
@@ -12293,7 +12197,7 @@
         </w:tc>
         <w:tc>
           <w:tcPr>
-            <w:tcW w:w="3686" w:type="dxa"/>
+            <w:tcW w:w="3544" w:type="dxa"/>
           </w:tcPr>
           <w:p>
             <w:pPr>
@@ -12315,7 +12219,7 @@
         </w:tc>
         <w:tc>
           <w:tcPr>
-            <w:tcW w:w="3544" w:type="dxa"/>
+            <w:tcW w:w="3686" w:type="dxa"/>
           </w:tcPr>
           <w:p>
             <w:pPr>
@@ -12369,7 +12273,7 @@
         </w:tc>
         <w:tc>
           <w:tcPr>
-            <w:tcW w:w="3686" w:type="dxa"/>
+            <w:tcW w:w="3544" w:type="dxa"/>
           </w:tcPr>
           <w:p>
             <w:pPr>
@@ -12391,7 +12295,7 @@
         </w:tc>
         <w:tc>
           <w:tcPr>
-            <w:tcW w:w="3544" w:type="dxa"/>
+            <w:tcW w:w="3686" w:type="dxa"/>
           </w:tcPr>
           <w:p>
             <w:pPr>
@@ -12441,7 +12345,7 @@
         </w:tc>
         <w:tc>
           <w:tcPr>
-            <w:tcW w:w="3686" w:type="dxa"/>
+            <w:tcW w:w="3544" w:type="dxa"/>
           </w:tcPr>
           <w:p>
             <w:pPr>
@@ -12463,7 +12367,7 @@
         </w:tc>
         <w:tc>
           <w:tcPr>
-            <w:tcW w:w="3544" w:type="dxa"/>
+            <w:tcW w:w="3686" w:type="dxa"/>
           </w:tcPr>
           <w:p>
             <w:pPr>
@@ -12516,7 +12420,7 @@
         </w:tc>
         <w:tc>
           <w:tcPr>
-            <w:tcW w:w="3686" w:type="dxa"/>
+            <w:tcW w:w="3544" w:type="dxa"/>
           </w:tcPr>
           <w:p>
             <w:pPr>
@@ -12546,7 +12450,7 @@
         </w:tc>
         <w:tc>
           <w:tcPr>
-            <w:tcW w:w="3544" w:type="dxa"/>
+            <w:tcW w:w="3686" w:type="dxa"/>
           </w:tcPr>
           <w:p>
             <w:pPr>
@@ -12596,7 +12500,7 @@
         </w:tc>
         <w:tc>
           <w:tcPr>
-            <w:tcW w:w="3686" w:type="dxa"/>
+            <w:tcW w:w="3544" w:type="dxa"/>
           </w:tcPr>
           <w:p>
             <w:pPr>
@@ -12618,7 +12522,7 @@
         </w:tc>
         <w:tc>
           <w:tcPr>
-            <w:tcW w:w="3544" w:type="dxa"/>
+            <w:tcW w:w="3686" w:type="dxa"/>
           </w:tcPr>
           <w:p>
             <w:pPr>
@@ -12665,13 +12569,22 @@
                 <w:sz w:val="28"/>
                 <w:szCs w:val="28"/>
               </w:rPr>
-              <w:t>Yineth Ibette González Quintero</w:t>
+              <w:t>Erika Daniela Manrique R</w:t>
+            </w:r>
+            <w:r>
+              <w:rPr>
+                <w:b/>
+                <w:bCs/>
+                <w:sz w:val="28"/>
+                <w:szCs w:val="28"/>
+              </w:rPr>
+              <w:t>ueda</w:t>
             </w:r>
           </w:p>
         </w:tc>
         <w:tc>
           <w:tcPr>
-            <w:tcW w:w="3686" w:type="dxa"/>
+            <w:tcW w:w="3544" w:type="dxa"/>
           </w:tcPr>
           <w:p>
             <w:pPr>
@@ -12693,7 +12606,7 @@
         </w:tc>
         <w:tc>
           <w:tcPr>
-            <w:tcW w:w="3544" w:type="dxa"/>
+            <w:tcW w:w="3686" w:type="dxa"/>
           </w:tcPr>
           <w:p>
             <w:pPr>
@@ -12743,7 +12656,7 @@
         </w:tc>
         <w:tc>
           <w:tcPr>
-            <w:tcW w:w="3686" w:type="dxa"/>
+            <w:tcW w:w="3544" w:type="dxa"/>
           </w:tcPr>
           <w:p>
             <w:pPr>
@@ -12765,7 +12678,7 @@
         </w:tc>
         <w:tc>
           <w:tcPr>
-            <w:tcW w:w="3544" w:type="dxa"/>
+            <w:tcW w:w="3686" w:type="dxa"/>
           </w:tcPr>
           <w:p>
             <w:pPr>
@@ -12796,8 +12709,8 @@
       </w:pPr>
     </w:p>
     <w:sectPr>
-      <w:headerReference w:type="default" r:id="rId23"/>
-      <w:footerReference w:type="default" r:id="rId24"/>
+      <w:headerReference w:type="default" r:id="rId22"/>
+      <w:footerReference w:type="default" r:id="rId23"/>
       <w:pgSz w:w="12240" w:h="15840"/>
       <w:pgMar w:top="1701" w:right="1134" w:bottom="1134" w:left="1134" w:header="709" w:footer="737" w:gutter="0"/>
       <w:pgNumType w:start="1"/>
@@ -14936,7 +14849,6 @@
     <w:lvl w:ilvl="0">
       <w:start w:val="1"/>
       <w:numFmt w:val="decimal"/>
-      <w:pStyle w:val="Ttulo1"/>
       <w:lvlText w:val="%1."/>
       <w:lvlJc w:val="left"/>
       <w:pPr>
@@ -16204,13 +16116,11 @@
     <w:autoRedefine/>
     <w:uiPriority w:val="9"/>
     <w:qFormat/>
-    <w:rsid w:val="00A720CB"/>
+    <w:rsid w:val="007C19F0"/>
     <w:pPr>
-      <w:numPr>
-        <w:numId w:val="4"/>
-      </w:numPr>
       <w:shd w:val="clear" w:color="auto" w:fill="FFFFFF"/>
       <w:spacing w:line="360" w:lineRule="auto"/>
+      <w:ind w:firstLine="0"/>
       <w:outlineLvl w:val="0"/>
     </w:pPr>
     <w:rPr>
@@ -16393,7 +16303,6 @@
   <w:style w:type="character" w:default="1" w:styleId="Fuentedeprrafopredeter">
     <w:name w:val="Default Paragraph Font"/>
     <w:uiPriority w:val="1"/>
-    <w:semiHidden/>
     <w:unhideWhenUsed/>
   </w:style>
   <w:style w:type="table" w:default="1" w:styleId="Tablanormal">
@@ -16445,7 +16354,7 @@
     <w:name w:val="Título 1 Car"/>
     <w:link w:val="Ttulo1"/>
     <w:uiPriority w:val="9"/>
-    <w:rsid w:val="00A720CB"/>
+    <w:rsid w:val="007C19F0"/>
     <w:rPr>
       <w:rFonts w:eastAsia="Times New Roman" w:cs="Times New Roman (Títulos en alf"/>
       <w:b/>
@@ -17643,15 +17552,21 @@
 </file>
 
 <file path=customXml/item1.xml><?xml version="1.0" encoding="utf-8"?>
-<?mso-contentType ?>
-<FormTemplates xmlns="http://schemas.microsoft.com/sharepoint/v3/contenttype/forms">
-  <Display>DocumentLibraryForm</Display>
-  <Edit>DocumentLibraryForm</Edit>
-  <New>DocumentLibraryForm</New>
-</FormTemplates>
+<b:Sources xmlns:b="http://schemas.openxmlformats.org/officeDocument/2006/bibliography" xmlns="http://schemas.openxmlformats.org/officeDocument/2006/bibliography" SelectedStyle="\APASixthEditionOfficeOnline.xsl" StyleName="APA" Version="6"/>
 </file>
 
 <file path=customXml/item2.xml><?xml version="1.0" encoding="utf-8"?>
+<p:properties xmlns:p="http://schemas.microsoft.com/office/2006/metadata/properties" xmlns:xsi="http://www.w3.org/2001/XMLSchema-instance" xmlns:pc="http://schemas.microsoft.com/office/infopath/2007/PartnerControls">
+  <documentManagement>
+    <TaxCatchAll xmlns="13c90a0b-73bc-4dc0-be5f-28d77b615beb" xsi:nil="true"/>
+    <lcf76f155ced4ddcb4097134ff3c332f xmlns="13c93bba-48ce-428c-bfe5-88b42c19b028">
+      <Terms xmlns="http://schemas.microsoft.com/office/infopath/2007/PartnerControls"/>
+    </lcf76f155ced4ddcb4097134ff3c332f>
+  </documentManagement>
+</p:properties>
+</file>
+
+<file path=customXml/item3.xml><?xml version="1.0" encoding="utf-8"?>
 <ct:contentTypeSchema xmlns:ct="http://schemas.microsoft.com/office/2006/metadata/contentType" xmlns:ma="http://schemas.microsoft.com/office/2006/metadata/properties/metaAttributes" ct:_="" ma:_="" ma:contentTypeName="Documento" ma:contentTypeID="0x0101006A81D6BD42E8DF4C91013959704817E1" ma:contentTypeVersion="15" ma:contentTypeDescription="Crear nuevo documento." ma:contentTypeScope="" ma:versionID="bf4f72ffd194f0963ff564daca6869f7">
   <xsd:schema xmlns:xsd="http://www.w3.org/2001/XMLSchema" xmlns:xs="http://www.w3.org/2001/XMLSchema" xmlns:p="http://schemas.microsoft.com/office/2006/metadata/properties" xmlns:ns2="13c90a0b-73bc-4dc0-be5f-28d77b615beb" xmlns:ns3="13c93bba-48ce-428c-bfe5-88b42c19b028" targetNamespace="http://schemas.microsoft.com/office/2006/metadata/properties" ma:root="true" ma:fieldsID="8718d6f4873a5b1392a45044efa78385" ns2:_="" ns3:_="">
     <xsd:import namespace="13c90a0b-73bc-4dc0-be5f-28d77b615beb"/>
@@ -17886,30 +17801,35 @@
 </ct:contentTypeSchema>
 </file>
 
-<file path=customXml/item3.xml><?xml version="1.0" encoding="utf-8"?>
-<p:properties xmlns:p="http://schemas.microsoft.com/office/2006/metadata/properties" xmlns:xsi="http://www.w3.org/2001/XMLSchema-instance" xmlns:pc="http://schemas.microsoft.com/office/infopath/2007/PartnerControls">
-  <documentManagement>
-    <TaxCatchAll xmlns="13c90a0b-73bc-4dc0-be5f-28d77b615beb" xsi:nil="true"/>
-    <lcf76f155ced4ddcb4097134ff3c332f xmlns="13c93bba-48ce-428c-bfe5-88b42c19b028">
-      <Terms xmlns="http://schemas.microsoft.com/office/infopath/2007/PartnerControls"/>
-    </lcf76f155ced4ddcb4097134ff3c332f>
-  </documentManagement>
-</p:properties>
-</file>
-
 <file path=customXml/item4.xml><?xml version="1.0" encoding="utf-8"?>
-<b:Sources xmlns:b="http://schemas.openxmlformats.org/officeDocument/2006/bibliography" xmlns="http://schemas.openxmlformats.org/officeDocument/2006/bibliography" SelectedStyle="\APASixthEditionOfficeOnline.xsl" StyleName="APA" Version="6"/>
+<?mso-contentType ?>
+<FormTemplates xmlns="http://schemas.microsoft.com/sharepoint/v3/contenttype/forms">
+  <Display>DocumentLibraryForm</Display>
+  <Edit>DocumentLibraryForm</Edit>
+  <New>DocumentLibraryForm</New>
+</FormTemplates>
 </file>
 
 <file path=customXml/itemProps1.xml><?xml version="1.0" encoding="utf-8"?>
-<ds:datastoreItem xmlns:ds="http://schemas.openxmlformats.org/officeDocument/2006/customXml" ds:itemID="{91756AAB-0645-4FFC-990B-34BB6096B23B}">
+<ds:datastoreItem xmlns:ds="http://schemas.openxmlformats.org/officeDocument/2006/customXml" ds:itemID="{1AF2C25B-FB23-49D7-861B-D97474F002D2}">
   <ds:schemaRefs>
-    <ds:schemaRef ds:uri="http://schemas.microsoft.com/sharepoint/v3/contenttype/forms"/>
+    <ds:schemaRef ds:uri="http://schemas.openxmlformats.org/officeDocument/2006/bibliography"/>
   </ds:schemaRefs>
 </ds:datastoreItem>
 </file>
 
 <file path=customXml/itemProps2.xml><?xml version="1.0" encoding="utf-8"?>
+<ds:datastoreItem xmlns:ds="http://schemas.openxmlformats.org/officeDocument/2006/customXml" ds:itemID="{CEECB56F-E1D8-45BF-A0A3-B5258E7263D4}">
+  <ds:schemaRefs>
+    <ds:schemaRef ds:uri="http://schemas.microsoft.com/office/2006/metadata/properties"/>
+    <ds:schemaRef ds:uri="http://schemas.microsoft.com/office/infopath/2007/PartnerControls"/>
+    <ds:schemaRef ds:uri="13c90a0b-73bc-4dc0-be5f-28d77b615beb"/>
+    <ds:schemaRef ds:uri="13c93bba-48ce-428c-bfe5-88b42c19b028"/>
+  </ds:schemaRefs>
+</ds:datastoreItem>
+</file>
+
+<file path=customXml/itemProps3.xml><?xml version="1.0" encoding="utf-8"?>
 <ds:datastoreItem xmlns:ds="http://schemas.openxmlformats.org/officeDocument/2006/customXml" ds:itemID="{4B3C6E78-634C-4AE7-B2E1-4D68F5BA9D52}">
   <ds:schemaRefs>
     <ds:schemaRef ds:uri="http://schemas.microsoft.com/office/2006/metadata/contentType"/>
@@ -17928,21 +17848,10 @@
 </ds:datastoreItem>
 </file>
 
-<file path=customXml/itemProps3.xml><?xml version="1.0" encoding="utf-8"?>
-<ds:datastoreItem xmlns:ds="http://schemas.openxmlformats.org/officeDocument/2006/customXml" ds:itemID="{CEECB56F-E1D8-45BF-A0A3-B5258E7263D4}">
+<file path=customXml/itemProps4.xml><?xml version="1.0" encoding="utf-8"?>
+<ds:datastoreItem xmlns:ds="http://schemas.openxmlformats.org/officeDocument/2006/customXml" ds:itemID="{91756AAB-0645-4FFC-990B-34BB6096B23B}">
   <ds:schemaRefs>
-    <ds:schemaRef ds:uri="http://schemas.microsoft.com/office/2006/metadata/properties"/>
-    <ds:schemaRef ds:uri="http://schemas.microsoft.com/office/infopath/2007/PartnerControls"/>
-    <ds:schemaRef ds:uri="13c90a0b-73bc-4dc0-be5f-28d77b615beb"/>
-    <ds:schemaRef ds:uri="13c93bba-48ce-428c-bfe5-88b42c19b028"/>
-  </ds:schemaRefs>
-</ds:datastoreItem>
-</file>
-
-<file path=customXml/itemProps4.xml><?xml version="1.0" encoding="utf-8"?>
-<ds:datastoreItem xmlns:ds="http://schemas.openxmlformats.org/officeDocument/2006/customXml" ds:itemID="{1AF2C25B-FB23-49D7-861B-D97474F002D2}">
-  <ds:schemaRefs>
-    <ds:schemaRef ds:uri="http://schemas.openxmlformats.org/officeDocument/2006/bibliography"/>
+    <ds:schemaRef ds:uri="http://schemas.microsoft.com/sharepoint/v3/contenttype/forms"/>
   </ds:schemaRefs>
 </ds:datastoreItem>
 </file>
--- a/fuentes/CF6_621209_DU.docx
+++ b/fuentes/CF6_621209_DU.docx
@@ -629,11 +629,15 @@
         </w:rPr>
       </w:pPr>
       <w:bookmarkStart w:id="0" w:name="_Toc231906406"/>
+      <w:bookmarkStart w:id="1" w:name="_Toc234999301"/>
+      <w:bookmarkStart w:id="2" w:name="_Toc234999735"/>
       <w:r>
         <w:lastRenderedPageBreak/>
         <w:t>Tabla de contenido</w:t>
       </w:r>
       <w:bookmarkEnd w:id="0"/>
+      <w:bookmarkEnd w:id="1"/>
+      <w:bookmarkEnd w:id="2"/>
       <w:r>
         <w:rPr>
           <w:rFonts w:eastAsia="Calibri"/>
@@ -667,7 +671,7 @@
           <w14:ligatures w14:val="standardContextual"/>
         </w:rPr>
       </w:pPr>
-      <w:hyperlink w:anchor="_Toc231906407" w:history="1">
+      <w:hyperlink w:anchor="_Toc234999736" w:history="1">
         <w:r>
           <w:rPr>
             <w:rStyle w:val="Hipervnculo"/>
@@ -694,7 +698,7 @@
             <w:noProof/>
             <w:webHidden/>
           </w:rPr>
-          <w:instrText xml:space="preserve"> PAGEREF _Toc231906407 \h </w:instrText>
+          <w:instrText xml:space="preserve"> PAGEREF _Toc234999736 \h </w:instrText>
         </w:r>
         <w:r>
           <w:rPr>
@@ -737,7 +741,7 @@
           <w14:ligatures w14:val="standardContextual"/>
         </w:rPr>
       </w:pPr>
-      <w:hyperlink w:anchor="_Toc231906408" w:history="1">
+      <w:hyperlink w:anchor="_Toc234999737" w:history="1">
         <w:r>
           <w:rPr>
             <w:rStyle w:val="Hipervnculo"/>
@@ -765,7 +769,10 @@
         </w:r>
         <w:r>
           <w:rPr>
-            <w:rStyle w:val="Extranjerismo"/>
+            <w:rStyle w:val="Hipervnculo"/>
+            <w:noProof/>
+            <w:spacing w:val="20"/>
+            <w:lang w:val="en-US"/>
           </w:rPr>
           <w:t>retail</w:t>
         </w:r>
@@ -788,7 +795,7 @@
             <w:noProof/>
             <w:webHidden/>
           </w:rPr>
-          <w:instrText xml:space="preserve"> PAGEREF _Toc231906408 \h </w:instrText>
+          <w:instrText xml:space="preserve"> PAGEREF _Toc234999737 \h </w:instrText>
         </w:r>
         <w:r>
           <w:rPr>
@@ -831,7 +838,7 @@
           <w14:ligatures w14:val="standardContextual"/>
         </w:rPr>
       </w:pPr>
-      <w:hyperlink w:anchor="_Toc231906409" w:history="1">
+      <w:hyperlink w:anchor="_Toc234999738" w:history="1">
         <w:r>
           <w:rPr>
             <w:rStyle w:val="Hipervnculo"/>
@@ -866,13 +873,7 @@
             <w:spacing w:val="20"/>
             <w:lang w:val="en-US"/>
           </w:rPr>
-          <w:t xml:space="preserve"> </w:t>
-        </w:r>
-        <w:r>
-          <w:rPr>
-            <w:rStyle w:val="Extranjerismo"/>
-          </w:rPr>
-          <w:t>retail</w:t>
+          <w:t xml:space="preserve"> retail</w:t>
         </w:r>
         <w:r>
           <w:rPr>
@@ -893,7 +894,7 @@
             <w:noProof/>
             <w:webHidden/>
           </w:rPr>
-          <w:instrText xml:space="preserve"> PAGEREF _Toc231906409 \h </w:instrText>
+          <w:instrText xml:space="preserve"> PAGEREF _Toc234999738 \h </w:instrText>
         </w:r>
         <w:r>
           <w:rPr>
@@ -941,7 +942,7 @@
           <w14:ligatures w14:val="standardContextual"/>
         </w:rPr>
       </w:pPr>
-      <w:hyperlink w:anchor="_Toc231906410" w:history="1">
+      <w:hyperlink w:anchor="_Toc234999739" w:history="1">
         <w:r>
           <w:rPr>
             <w:rStyle w:val="Hipervnculo"/>
@@ -986,7 +987,7 @@
             <w:noProof/>
             <w:webHidden/>
           </w:rPr>
-          <w:instrText xml:space="preserve"> PAGEREF _Toc231906410 \h </w:instrText>
+          <w:instrText xml:space="preserve"> PAGEREF _Toc234999739 \h </w:instrText>
         </w:r>
         <w:r>
           <w:rPr>
@@ -1034,7 +1035,7 @@
           <w14:ligatures w14:val="standardContextual"/>
         </w:rPr>
       </w:pPr>
-      <w:hyperlink w:anchor="_Toc231906411" w:history="1">
+      <w:hyperlink w:anchor="_Toc234999740" w:history="1">
         <w:r>
           <w:rPr>
             <w:rStyle w:val="Hipervnculo"/>
@@ -1079,7 +1080,7 @@
             <w:noProof/>
             <w:webHidden/>
           </w:rPr>
-          <w:instrText xml:space="preserve"> PAGEREF _Toc231906411 \h </w:instrText>
+          <w:instrText xml:space="preserve"> PAGEREF _Toc234999740 \h </w:instrText>
         </w:r>
         <w:r>
           <w:rPr>
@@ -1127,7 +1128,7 @@
           <w14:ligatures w14:val="standardContextual"/>
         </w:rPr>
       </w:pPr>
-      <w:hyperlink w:anchor="_Toc231906412" w:history="1">
+      <w:hyperlink w:anchor="_Toc234999741" w:history="1">
         <w:r>
           <w:rPr>
             <w:rStyle w:val="Hipervnculo"/>
@@ -1172,7 +1173,7 @@
             <w:noProof/>
             <w:webHidden/>
           </w:rPr>
-          <w:instrText xml:space="preserve"> PAGEREF _Toc231906412 \h </w:instrText>
+          <w:instrText xml:space="preserve"> PAGEREF _Toc234999741 \h </w:instrText>
         </w:r>
         <w:r>
           <w:rPr>
@@ -1220,7 +1221,7 @@
           <w14:ligatures w14:val="standardContextual"/>
         </w:rPr>
       </w:pPr>
-      <w:hyperlink w:anchor="_Toc231906413" w:history="1">
+      <w:hyperlink w:anchor="_Toc234999742" w:history="1">
         <w:r>
           <w:rPr>
             <w:rStyle w:val="Hipervnculo"/>
@@ -1265,7 +1266,7 @@
             <w:noProof/>
             <w:webHidden/>
           </w:rPr>
-          <w:instrText xml:space="preserve"> PAGEREF _Toc231906413 \h </w:instrText>
+          <w:instrText xml:space="preserve"> PAGEREF _Toc234999742 \h </w:instrText>
         </w:r>
         <w:r>
           <w:rPr>
@@ -1313,7 +1314,7 @@
           <w14:ligatures w14:val="standardContextual"/>
         </w:rPr>
       </w:pPr>
-      <w:hyperlink w:anchor="_Toc231906414" w:history="1">
+      <w:hyperlink w:anchor="_Toc234999743" w:history="1">
         <w:r>
           <w:rPr>
             <w:rStyle w:val="Hipervnculo"/>
@@ -1358,7 +1359,7 @@
             <w:noProof/>
             <w:webHidden/>
           </w:rPr>
-          <w:instrText xml:space="preserve"> PAGEREF _Toc231906414 \h </w:instrText>
+          <w:instrText xml:space="preserve"> PAGEREF _Toc234999743 \h </w:instrText>
         </w:r>
         <w:r>
           <w:rPr>
@@ -1378,7 +1379,7 @@
             <w:noProof/>
             <w:webHidden/>
           </w:rPr>
-          <w:t>14</w:t>
+          <w:t>13</w:t>
         </w:r>
         <w:r>
           <w:rPr>
@@ -1401,7 +1402,7 @@
           <w14:ligatures w14:val="standardContextual"/>
         </w:rPr>
       </w:pPr>
-      <w:hyperlink w:anchor="_Toc231906415" w:history="1">
+      <w:hyperlink w:anchor="_Toc234999744" w:history="1">
         <w:r>
           <w:rPr>
             <w:rStyle w:val="Hipervnculo"/>
@@ -1446,7 +1447,7 @@
             <w:noProof/>
             <w:webHidden/>
           </w:rPr>
-          <w:instrText xml:space="preserve"> PAGEREF _Toc231906415 \h </w:instrText>
+          <w:instrText xml:space="preserve"> PAGEREF _Toc234999744 \h </w:instrText>
         </w:r>
         <w:r>
           <w:rPr>
@@ -1494,7 +1495,7 @@
           <w14:ligatures w14:val="standardContextual"/>
         </w:rPr>
       </w:pPr>
-      <w:hyperlink w:anchor="_Toc231906416" w:history="1">
+      <w:hyperlink w:anchor="_Toc234999745" w:history="1">
         <w:r>
           <w:rPr>
             <w:rStyle w:val="Hipervnculo"/>
@@ -1539,7 +1540,7 @@
             <w:noProof/>
             <w:webHidden/>
           </w:rPr>
-          <w:instrText xml:space="preserve"> PAGEREF _Toc231906416 \h </w:instrText>
+          <w:instrText xml:space="preserve"> PAGEREF _Toc234999745 \h </w:instrText>
         </w:r>
         <w:r>
           <w:rPr>
@@ -1587,7 +1588,7 @@
           <w14:ligatures w14:val="standardContextual"/>
         </w:rPr>
       </w:pPr>
-      <w:hyperlink w:anchor="_Toc231906417" w:history="1">
+      <w:hyperlink w:anchor="_Toc234999746" w:history="1">
         <w:r>
           <w:rPr>
             <w:rStyle w:val="Hipervnculo"/>
@@ -1632,7 +1633,7 @@
             <w:noProof/>
             <w:webHidden/>
           </w:rPr>
-          <w:instrText xml:space="preserve"> PAGEREF _Toc231906417 \h </w:instrText>
+          <w:instrText xml:space="preserve"> PAGEREF _Toc234999746 \h </w:instrText>
         </w:r>
         <w:r>
           <w:rPr>
@@ -1652,7 +1653,7 @@
             <w:noProof/>
             <w:webHidden/>
           </w:rPr>
-          <w:t>17</w:t>
+          <w:t>16</w:t>
         </w:r>
         <w:r>
           <w:rPr>
@@ -1680,7 +1681,7 @@
           <w14:ligatures w14:val="standardContextual"/>
         </w:rPr>
       </w:pPr>
-      <w:hyperlink w:anchor="_Toc231906418" w:history="1">
+      <w:hyperlink w:anchor="_Toc234999747" w:history="1">
         <w:r>
           <w:rPr>
             <w:rStyle w:val="Hipervnculo"/>
@@ -1725,7 +1726,7 @@
             <w:noProof/>
             <w:webHidden/>
           </w:rPr>
-          <w:instrText xml:space="preserve"> PAGEREF _Toc231906418 \h </w:instrText>
+          <w:instrText xml:space="preserve"> PAGEREF _Toc234999747 \h </w:instrText>
         </w:r>
         <w:r>
           <w:rPr>
@@ -1773,7 +1774,7 @@
           <w14:ligatures w14:val="standardContextual"/>
         </w:rPr>
       </w:pPr>
-      <w:hyperlink w:anchor="_Toc231906419" w:history="1">
+      <w:hyperlink w:anchor="_Toc234999748" w:history="1">
         <w:r>
           <w:rPr>
             <w:rStyle w:val="Hipervnculo"/>
@@ -1818,7 +1819,7 @@
             <w:noProof/>
             <w:webHidden/>
           </w:rPr>
-          <w:instrText xml:space="preserve"> PAGEREF _Toc231906419 \h </w:instrText>
+          <w:instrText xml:space="preserve"> PAGEREF _Toc234999748 \h </w:instrText>
         </w:r>
         <w:r>
           <w:rPr>
@@ -1866,7 +1867,7 @@
           <w14:ligatures w14:val="standardContextual"/>
         </w:rPr>
       </w:pPr>
-      <w:hyperlink w:anchor="_Toc231906420" w:history="1">
+      <w:hyperlink w:anchor="_Toc234999749" w:history="1">
         <w:r>
           <w:rPr>
             <w:rStyle w:val="Hipervnculo"/>
@@ -1911,7 +1912,7 @@
             <w:noProof/>
             <w:webHidden/>
           </w:rPr>
-          <w:instrText xml:space="preserve"> PAGEREF _Toc231906420 \h </w:instrText>
+          <w:instrText xml:space="preserve"> PAGEREF _Toc234999749 \h </w:instrText>
         </w:r>
         <w:r>
           <w:rPr>
@@ -1954,7 +1955,7 @@
           <w14:ligatures w14:val="standardContextual"/>
         </w:rPr>
       </w:pPr>
-      <w:hyperlink w:anchor="_Toc231906421" w:history="1">
+      <w:hyperlink w:anchor="_Toc234999750" w:history="1">
         <w:r>
           <w:rPr>
             <w:rStyle w:val="Hipervnculo"/>
@@ -1999,7 +2000,7 @@
             <w:noProof/>
             <w:webHidden/>
           </w:rPr>
-          <w:instrText xml:space="preserve"> PAGEREF _Toc231906421 \h </w:instrText>
+          <w:instrText xml:space="preserve"> PAGEREF _Toc234999750 \h </w:instrText>
         </w:r>
         <w:r>
           <w:rPr>
@@ -2047,7 +2048,7 @@
           <w14:ligatures w14:val="standardContextual"/>
         </w:rPr>
       </w:pPr>
-      <w:hyperlink w:anchor="_Toc231906422" w:history="1">
+      <w:hyperlink w:anchor="_Toc234999751" w:history="1">
         <w:r>
           <w:rPr>
             <w:rStyle w:val="Hipervnculo"/>
@@ -2092,7 +2093,7 @@
             <w:noProof/>
             <w:webHidden/>
           </w:rPr>
-          <w:instrText xml:space="preserve"> PAGEREF _Toc231906422 \h </w:instrText>
+          <w:instrText xml:space="preserve"> PAGEREF _Toc234999751 \h </w:instrText>
         </w:r>
         <w:r>
           <w:rPr>
@@ -2112,7 +2113,7 @@
             <w:noProof/>
             <w:webHidden/>
           </w:rPr>
-          <w:t>26</w:t>
+          <w:t>25</w:t>
         </w:r>
         <w:r>
           <w:rPr>
@@ -2140,7 +2141,7 @@
           <w14:ligatures w14:val="standardContextual"/>
         </w:rPr>
       </w:pPr>
-      <w:hyperlink w:anchor="_Toc231906423" w:history="1">
+      <w:hyperlink w:anchor="_Toc234999752" w:history="1">
         <w:r>
           <w:rPr>
             <w:rStyle w:val="Hipervnculo"/>
@@ -2185,7 +2186,7 @@
             <w:noProof/>
             <w:webHidden/>
           </w:rPr>
-          <w:instrText xml:space="preserve"> PAGEREF _Toc231906423 \h </w:instrText>
+          <w:instrText xml:space="preserve"> PAGEREF _Toc234999752 \h </w:instrText>
         </w:r>
         <w:r>
           <w:rPr>
@@ -2205,7 +2206,7 @@
             <w:noProof/>
             <w:webHidden/>
           </w:rPr>
-          <w:t>27</w:t>
+          <w:t>26</w:t>
         </w:r>
         <w:r>
           <w:rPr>
@@ -2228,7 +2229,7 @@
           <w14:ligatures w14:val="standardContextual"/>
         </w:rPr>
       </w:pPr>
-      <w:hyperlink w:anchor="_Toc231906424" w:history="1">
+      <w:hyperlink w:anchor="_Toc234999753" w:history="1">
         <w:r>
           <w:rPr>
             <w:rStyle w:val="Hipervnculo"/>
@@ -2273,7 +2274,7 @@
             <w:noProof/>
             <w:webHidden/>
           </w:rPr>
-          <w:instrText xml:space="preserve"> PAGEREF _Toc231906424 \h </w:instrText>
+          <w:instrText xml:space="preserve"> PAGEREF _Toc234999753 \h </w:instrText>
         </w:r>
         <w:r>
           <w:rPr>
@@ -2293,7 +2294,7 @@
             <w:noProof/>
             <w:webHidden/>
           </w:rPr>
-          <w:t>29</w:t>
+          <w:t>28</w:t>
         </w:r>
         <w:r>
           <w:rPr>
@@ -2321,7 +2322,7 @@
           <w14:ligatures w14:val="standardContextual"/>
         </w:rPr>
       </w:pPr>
-      <w:hyperlink w:anchor="_Toc231906425" w:history="1">
+      <w:hyperlink w:anchor="_Toc234999754" w:history="1">
         <w:r>
           <w:rPr>
             <w:rStyle w:val="Hipervnculo"/>
@@ -2366,7 +2367,7 @@
             <w:noProof/>
             <w:webHidden/>
           </w:rPr>
-          <w:instrText xml:space="preserve"> PAGEREF _Toc231906425 \h </w:instrText>
+          <w:instrText xml:space="preserve"> PAGEREF _Toc234999754 \h </w:instrText>
         </w:r>
         <w:r>
           <w:rPr>
@@ -2386,7 +2387,7 @@
             <w:noProof/>
             <w:webHidden/>
           </w:rPr>
-          <w:t>31</w:t>
+          <w:t>30</w:t>
         </w:r>
         <w:r>
           <w:rPr>
@@ -2414,7 +2415,7 @@
           <w14:ligatures w14:val="standardContextual"/>
         </w:rPr>
       </w:pPr>
-      <w:hyperlink w:anchor="_Toc231906426" w:history="1">
+      <w:hyperlink w:anchor="_Toc234999755" w:history="1">
         <w:r>
           <w:rPr>
             <w:rStyle w:val="Hipervnculo"/>
@@ -2459,7 +2460,7 @@
             <w:noProof/>
             <w:webHidden/>
           </w:rPr>
-          <w:instrText xml:space="preserve"> PAGEREF _Toc231906426 \h </w:instrText>
+          <w:instrText xml:space="preserve"> PAGEREF _Toc234999755 \h </w:instrText>
         </w:r>
         <w:r>
           <w:rPr>
@@ -2507,7 +2508,7 @@
           <w14:ligatures w14:val="standardContextual"/>
         </w:rPr>
       </w:pPr>
-      <w:hyperlink w:anchor="_Toc231906427" w:history="1">
+      <w:hyperlink w:anchor="_Toc234999756" w:history="1">
         <w:r>
           <w:rPr>
             <w:rStyle w:val="Hipervnculo"/>
@@ -2552,7 +2553,7 @@
             <w:noProof/>
             <w:webHidden/>
           </w:rPr>
-          <w:instrText xml:space="preserve"> PAGEREF _Toc231906427 \h </w:instrText>
+          <w:instrText xml:space="preserve"> PAGEREF _Toc234999756 \h </w:instrText>
         </w:r>
         <w:r>
           <w:rPr>
@@ -2600,7 +2601,7 @@
           <w14:ligatures w14:val="standardContextual"/>
         </w:rPr>
       </w:pPr>
-      <w:hyperlink w:anchor="_Toc231906428" w:history="1">
+      <w:hyperlink w:anchor="_Toc234999757" w:history="1">
         <w:r>
           <w:rPr>
             <w:rStyle w:val="Hipervnculo"/>
@@ -2645,7 +2646,7 @@
             <w:noProof/>
             <w:webHidden/>
           </w:rPr>
-          <w:instrText xml:space="preserve"> PAGEREF _Toc231906428 \h </w:instrText>
+          <w:instrText xml:space="preserve"> PAGEREF _Toc234999757 \h </w:instrText>
         </w:r>
         <w:r>
           <w:rPr>
@@ -2688,7 +2689,7 @@
           <w14:ligatures w14:val="standardContextual"/>
         </w:rPr>
       </w:pPr>
-      <w:hyperlink w:anchor="_Toc231906429" w:history="1">
+      <w:hyperlink w:anchor="_Toc234999758" w:history="1">
         <w:r>
           <w:rPr>
             <w:rStyle w:val="Hipervnculo"/>
@@ -2715,7 +2716,7 @@
             <w:noProof/>
             <w:webHidden/>
           </w:rPr>
-          <w:instrText xml:space="preserve"> PAGEREF _Toc231906429 \h </w:instrText>
+          <w:instrText xml:space="preserve"> PAGEREF _Toc234999758 \h </w:instrText>
         </w:r>
         <w:r>
           <w:rPr>
@@ -2758,7 +2759,7 @@
           <w14:ligatures w14:val="standardContextual"/>
         </w:rPr>
       </w:pPr>
-      <w:hyperlink w:anchor="_Toc231906430" w:history="1">
+      <w:hyperlink w:anchor="_Toc234999759" w:history="1">
         <w:r>
           <w:rPr>
             <w:rStyle w:val="Hipervnculo"/>
@@ -2785,7 +2786,7 @@
             <w:noProof/>
             <w:webHidden/>
           </w:rPr>
-          <w:instrText xml:space="preserve"> PAGEREF _Toc231906430 \h </w:instrText>
+          <w:instrText xml:space="preserve"> PAGEREF _Toc234999759 \h </w:instrText>
         </w:r>
         <w:r>
           <w:rPr>
@@ -2828,7 +2829,7 @@
           <w14:ligatures w14:val="standardContextual"/>
         </w:rPr>
       </w:pPr>
-      <w:hyperlink w:anchor="_Toc231906431" w:history="1">
+      <w:hyperlink w:anchor="_Toc234999760" w:history="1">
         <w:r>
           <w:rPr>
             <w:rStyle w:val="Hipervnculo"/>
@@ -2855,7 +2856,7 @@
             <w:noProof/>
             <w:webHidden/>
           </w:rPr>
-          <w:instrText xml:space="preserve"> PAGEREF _Toc231906431 \h </w:instrText>
+          <w:instrText xml:space="preserve"> PAGEREF _Toc234999760 \h </w:instrText>
         </w:r>
         <w:r>
           <w:rPr>
@@ -2898,7 +2899,7 @@
           <w14:ligatures w14:val="standardContextual"/>
         </w:rPr>
       </w:pPr>
-      <w:hyperlink w:anchor="_Toc231906432" w:history="1">
+      <w:hyperlink w:anchor="_Toc234999761" w:history="1">
         <w:r>
           <w:rPr>
             <w:rStyle w:val="Hipervnculo"/>
@@ -2925,7 +2926,7 @@
             <w:noProof/>
             <w:webHidden/>
           </w:rPr>
-          <w:instrText xml:space="preserve"> PAGEREF _Toc231906432 \h </w:instrText>
+          <w:instrText xml:space="preserve"> PAGEREF _Toc234999761 \h </w:instrText>
         </w:r>
         <w:r>
           <w:rPr>
@@ -2969,7 +2970,7 @@
         </w:rPr>
         <w:fldChar w:fldCharType="end"/>
       </w:r>
-      <w:bookmarkStart w:id="1" w:name="_Toc176443691"/>
+      <w:bookmarkStart w:id="3" w:name="_Toc176443691"/>
     </w:p>
     <w:p>
       <w:pPr>
@@ -3080,13 +3081,13 @@
       <w:pPr>
         <w:pStyle w:val="Ttulo1"/>
       </w:pPr>
-      <w:bookmarkStart w:id="2" w:name="_Toc231906407"/>
+      <w:bookmarkStart w:id="4" w:name="_Toc234999736"/>
       <w:r>
         <w:lastRenderedPageBreak/>
         <w:t>Introducción</w:t>
       </w:r>
-      <w:bookmarkEnd w:id="1"/>
-      <w:bookmarkEnd w:id="2"/>
+      <w:bookmarkEnd w:id="3"/>
+      <w:bookmarkEnd w:id="4"/>
     </w:p>
     <w:p>
       <w:pPr>
@@ -3137,7 +3138,7 @@
           <w:noProof/>
         </w:rPr>
         <w:drawing>
-          <wp:inline distT="0" distB="0" distL="0" distR="0" wp14:anchorId="32B80EF6" wp14:editId="61ACAE3C">
+          <wp:inline distT="0" distB="0" distL="0" distR="0" wp14:anchorId="32B80EF6" wp14:editId="4F68AD1C">
             <wp:extent cx="4680000" cy="2632384"/>
             <wp:effectExtent l="0" t="0" r="6350" b="0"/>
             <wp:docPr id="1588234553" name="Imagen 4">
@@ -3482,8 +3483,12 @@
     <w:p>
       <w:pPr>
         <w:pStyle w:val="Ttulo1"/>
-      </w:pPr>
-      <w:bookmarkStart w:id="3" w:name="_Toc231906408"/>
+        <w:numPr>
+          <w:ilvl w:val="0"/>
+          <w:numId w:val="27"/>
+        </w:numPr>
+      </w:pPr>
+      <w:bookmarkStart w:id="5" w:name="_Toc234999737"/>
       <w:r>
         <w:lastRenderedPageBreak/>
         <w:t xml:space="preserve">Definiciones en el </w:t>
@@ -3494,7 +3499,7 @@
         </w:rPr>
         <w:t>retail</w:t>
       </w:r>
-      <w:bookmarkEnd w:id="3"/>
+      <w:bookmarkEnd w:id="5"/>
     </w:p>
     <w:p>
       <w:pPr>
@@ -4271,11 +4276,15 @@
     <w:p>
       <w:pPr>
         <w:pStyle w:val="Ttulo1"/>
+        <w:numPr>
+          <w:ilvl w:val="0"/>
+          <w:numId w:val="27"/>
+        </w:numPr>
         <w:rPr>
           <w:rStyle w:val="Extranjerismo"/>
         </w:rPr>
       </w:pPr>
-      <w:bookmarkStart w:id="4" w:name="_Toc231906409"/>
+      <w:bookmarkStart w:id="6" w:name="_Toc234999738"/>
       <w:r>
         <w:lastRenderedPageBreak/>
         <w:t>Atender al cliente en el</w:t>
@@ -4286,9 +4295,12 @@
         </w:rPr>
         <w:t xml:space="preserve"> retail</w:t>
       </w:r>
-      <w:bookmarkEnd w:id="4"/>
-    </w:p>
-    <w:p>
+      <w:bookmarkEnd w:id="6"/>
+    </w:p>
+    <w:p>
+      <w:pPr>
+        <w:spacing w:before="0" w:after="0"/>
+      </w:pPr>
       <w:r>
         <w:t>Para una correcta atención al cliente, es necesario tener claro:</w:t>
       </w:r>
@@ -4361,16 +4373,12 @@
     <w:p>
       <w:pPr>
         <w:pStyle w:val="Ttulo2"/>
-        <w:numPr>
-          <w:ilvl w:val="1"/>
-          <w:numId w:val="5"/>
-        </w:numPr>
-      </w:pPr>
-      <w:bookmarkStart w:id="5" w:name="_Toc231906410"/>
+      </w:pPr>
+      <w:bookmarkStart w:id="7" w:name="_Toc234999739"/>
       <w:r>
         <w:t>Conocer al cliente</w:t>
       </w:r>
-      <w:bookmarkEnd w:id="5"/>
+      <w:bookmarkEnd w:id="7"/>
     </w:p>
     <w:p>
       <w:pPr>
@@ -4563,17 +4571,13 @@
     <w:p>
       <w:pPr>
         <w:pStyle w:val="Ttulo2"/>
-        <w:numPr>
-          <w:ilvl w:val="1"/>
-          <w:numId w:val="5"/>
-        </w:numPr>
-      </w:pPr>
-      <w:bookmarkStart w:id="6" w:name="_Toc231906411"/>
+      </w:pPr>
+      <w:bookmarkStart w:id="8" w:name="_Toc234999740"/>
       <w:r>
         <w:lastRenderedPageBreak/>
         <w:t>Clasificación de los clientes</w:t>
       </w:r>
-      <w:bookmarkEnd w:id="6"/>
+      <w:bookmarkEnd w:id="8"/>
     </w:p>
     <w:p>
       <w:pPr>
@@ -4908,16 +4912,12 @@
     <w:p>
       <w:pPr>
         <w:pStyle w:val="Ttulo2"/>
-        <w:numPr>
-          <w:ilvl w:val="1"/>
-          <w:numId w:val="5"/>
-        </w:numPr>
-      </w:pPr>
-      <w:bookmarkStart w:id="7" w:name="_Toc231906412"/>
+      </w:pPr>
+      <w:bookmarkStart w:id="9" w:name="_Toc234999741"/>
       <w:r>
         <w:t>Necesidades, deseos y demanda de los clientes</w:t>
       </w:r>
-      <w:bookmarkEnd w:id="7"/>
+      <w:bookmarkEnd w:id="9"/>
     </w:p>
     <w:p>
       <w:pPr>
@@ -5172,17 +5172,13 @@
     <w:p>
       <w:pPr>
         <w:pStyle w:val="Ttulo2"/>
-        <w:numPr>
-          <w:ilvl w:val="1"/>
-          <w:numId w:val="5"/>
-        </w:numPr>
-      </w:pPr>
-      <w:bookmarkStart w:id="8" w:name="_Toc231906413"/>
+      </w:pPr>
+      <w:bookmarkStart w:id="10" w:name="_Toc234999742"/>
       <w:r>
         <w:lastRenderedPageBreak/>
         <w:t>Momentos de verdad con el cliente</w:t>
       </w:r>
-      <w:bookmarkEnd w:id="8"/>
+      <w:bookmarkEnd w:id="10"/>
     </w:p>
     <w:p>
       <w:pPr>
@@ -5243,16 +5239,12 @@
     <w:p>
       <w:pPr>
         <w:pStyle w:val="Ttulo2"/>
-        <w:numPr>
-          <w:ilvl w:val="1"/>
-          <w:numId w:val="5"/>
-        </w:numPr>
-      </w:pPr>
-      <w:bookmarkStart w:id="9" w:name="_Toc231906414"/>
+      </w:pPr>
+      <w:bookmarkStart w:id="11" w:name="_Toc234999743"/>
       <w:r>
         <w:t>Contingencias</w:t>
       </w:r>
-      <w:bookmarkEnd w:id="9"/>
+      <w:bookmarkEnd w:id="11"/>
     </w:p>
     <w:p>
       <w:pPr>
@@ -5398,13 +5390,17 @@
     <w:p>
       <w:pPr>
         <w:pStyle w:val="Ttulo1"/>
-      </w:pPr>
-      <w:bookmarkStart w:id="10" w:name="_Toc231906415"/>
+        <w:numPr>
+          <w:ilvl w:val="0"/>
+          <w:numId w:val="27"/>
+        </w:numPr>
+      </w:pPr>
+      <w:bookmarkStart w:id="12" w:name="_Toc234999744"/>
       <w:r>
         <w:lastRenderedPageBreak/>
         <w:t>Técnicas de servicio al cliente</w:t>
       </w:r>
-      <w:bookmarkEnd w:id="10"/>
+      <w:bookmarkEnd w:id="12"/>
     </w:p>
     <w:p>
       <w:pPr>
@@ -5425,17 +5421,24 @@
     </w:p>
     <w:p>
       <w:pPr>
+        <w:spacing w:before="0" w:after="0"/>
+        <w:ind w:firstLine="708"/>
+        <w:rPr>
+          <w:rFonts w:cs="Calibri"/>
+          <w:lang w:eastAsia="es-CO"/>
+        </w:rPr>
+      </w:pPr>
+    </w:p>
+    <w:p>
+      <w:pPr>
         <w:pStyle w:val="Ttulo2"/>
-        <w:numPr>
-          <w:ilvl w:val="1"/>
-          <w:numId w:val="4"/>
-        </w:numPr>
-      </w:pPr>
-      <w:bookmarkStart w:id="11" w:name="_Toc231906416"/>
+        <w:spacing w:after="0"/>
+      </w:pPr>
+      <w:bookmarkStart w:id="13" w:name="_Toc234999745"/>
       <w:r>
         <w:t>Comunicación asertiva</w:t>
       </w:r>
-      <w:bookmarkEnd w:id="11"/>
+      <w:bookmarkEnd w:id="13"/>
     </w:p>
     <w:p>
       <w:pPr>
@@ -5581,15 +5584,6 @@
     <w:p>
       <w:pPr>
         <w:spacing w:before="0" w:after="0"/>
-        <w:rPr>
-          <w:rFonts w:cs="Calibri"/>
-          <w:lang w:eastAsia="es-CO"/>
-        </w:rPr>
-      </w:pPr>
-    </w:p>
-    <w:p>
-      <w:pPr>
-        <w:spacing w:before="0" w:after="0"/>
         <w:ind w:firstLine="633"/>
         <w:rPr>
           <w:rFonts w:cs="Calibri"/>
@@ -5730,16 +5724,13 @@
     <w:p>
       <w:pPr>
         <w:pStyle w:val="Ttulo2"/>
-        <w:numPr>
-          <w:ilvl w:val="1"/>
-          <w:numId w:val="4"/>
-        </w:numPr>
-      </w:pPr>
-      <w:bookmarkStart w:id="12" w:name="_Toc231906417"/>
+        <w:spacing w:after="0"/>
+      </w:pPr>
+      <w:bookmarkStart w:id="14" w:name="_Toc234999746"/>
       <w:r>
         <w:t>Comunicación verbal y no verbal</w:t>
       </w:r>
-      <w:bookmarkEnd w:id="12"/>
+      <w:bookmarkEnd w:id="14"/>
     </w:p>
     <w:p>
       <w:pPr>
@@ -6251,17 +6242,14 @@
     <w:p>
       <w:pPr>
         <w:pStyle w:val="Ttulo2"/>
-        <w:numPr>
-          <w:ilvl w:val="1"/>
-          <w:numId w:val="4"/>
-        </w:numPr>
-      </w:pPr>
-      <w:bookmarkStart w:id="13" w:name="_Toc231906418"/>
+        <w:spacing w:after="0"/>
+      </w:pPr>
+      <w:bookmarkStart w:id="15" w:name="_Toc234999747"/>
       <w:r>
         <w:lastRenderedPageBreak/>
         <w:t>Pautas de actuación</w:t>
       </w:r>
-      <w:bookmarkEnd w:id="13"/>
+      <w:bookmarkEnd w:id="15"/>
     </w:p>
     <w:p>
       <w:pPr>
@@ -6442,16 +6430,13 @@
     <w:p>
       <w:pPr>
         <w:pStyle w:val="Ttulo2"/>
-        <w:numPr>
-          <w:ilvl w:val="1"/>
-          <w:numId w:val="4"/>
-        </w:numPr>
-      </w:pPr>
-      <w:bookmarkStart w:id="14" w:name="_Toc231906419"/>
+        <w:spacing w:after="0"/>
+      </w:pPr>
+      <w:bookmarkStart w:id="16" w:name="_Toc234999748"/>
       <w:r>
         <w:t>Ciclo de servicio</w:t>
       </w:r>
-      <w:bookmarkEnd w:id="14"/>
+      <w:bookmarkEnd w:id="16"/>
     </w:p>
     <w:p>
       <w:pPr>
@@ -6974,16 +6959,13 @@
     <w:p>
       <w:pPr>
         <w:pStyle w:val="Ttulo2"/>
-        <w:numPr>
-          <w:ilvl w:val="1"/>
-          <w:numId w:val="4"/>
-        </w:numPr>
-      </w:pPr>
-      <w:bookmarkStart w:id="15" w:name="_Toc231906420"/>
+        <w:spacing w:after="0"/>
+      </w:pPr>
+      <w:bookmarkStart w:id="17" w:name="_Toc234999749"/>
       <w:r>
         <w:t>Triángulo de servicio</w:t>
       </w:r>
-      <w:bookmarkEnd w:id="15"/>
+      <w:bookmarkEnd w:id="17"/>
     </w:p>
     <w:p>
       <w:pPr>
@@ -7251,13 +7233,17 @@
     <w:p>
       <w:pPr>
         <w:pStyle w:val="Ttulo1"/>
-      </w:pPr>
-      <w:bookmarkStart w:id="16" w:name="_Toc231906421"/>
+        <w:numPr>
+          <w:ilvl w:val="0"/>
+          <w:numId w:val="27"/>
+        </w:numPr>
+      </w:pPr>
+      <w:bookmarkStart w:id="18" w:name="_Toc234999750"/>
       <w:r>
         <w:lastRenderedPageBreak/>
         <w:t>Protocolos de la organización</w:t>
       </w:r>
-      <w:bookmarkEnd w:id="16"/>
+      <w:bookmarkEnd w:id="18"/>
     </w:p>
     <w:p>
       <w:pPr>
@@ -7860,17 +7846,13 @@
     <w:p>
       <w:pPr>
         <w:pStyle w:val="Ttulo2"/>
-        <w:numPr>
-          <w:ilvl w:val="1"/>
-          <w:numId w:val="4"/>
-        </w:numPr>
-      </w:pPr>
-      <w:bookmarkStart w:id="17" w:name="_Toc231906422"/>
+      </w:pPr>
+      <w:bookmarkStart w:id="19" w:name="_Toc234999751"/>
       <w:r>
         <w:lastRenderedPageBreak/>
         <w:t>Protocolo de atención</w:t>
       </w:r>
-      <w:bookmarkEnd w:id="17"/>
+      <w:bookmarkEnd w:id="19"/>
     </w:p>
     <w:p>
       <w:pPr>
@@ -8147,16 +8129,12 @@
     <w:p>
       <w:pPr>
         <w:pStyle w:val="Ttulo2"/>
-        <w:numPr>
-          <w:ilvl w:val="1"/>
-          <w:numId w:val="4"/>
-        </w:numPr>
-      </w:pPr>
-      <w:bookmarkStart w:id="18" w:name="_Toc231906423"/>
+      </w:pPr>
+      <w:bookmarkStart w:id="20" w:name="_Toc234999752"/>
       <w:r>
         <w:t>Etiqueta y normas de cortesía</w:t>
       </w:r>
-      <w:bookmarkEnd w:id="18"/>
+      <w:bookmarkEnd w:id="20"/>
     </w:p>
     <w:p>
       <w:pPr>
@@ -8554,13 +8532,17 @@
     <w:p>
       <w:pPr>
         <w:pStyle w:val="Ttulo1"/>
-      </w:pPr>
-      <w:bookmarkStart w:id="19" w:name="_Toc231906424"/>
+        <w:numPr>
+          <w:ilvl w:val="0"/>
+          <w:numId w:val="27"/>
+        </w:numPr>
+      </w:pPr>
+      <w:bookmarkStart w:id="21" w:name="_Toc234999753"/>
       <w:r>
         <w:lastRenderedPageBreak/>
         <w:t>Satisfacción del cliente</w:t>
       </w:r>
-      <w:bookmarkEnd w:id="19"/>
+      <w:bookmarkEnd w:id="21"/>
     </w:p>
     <w:p>
       <w:pPr>
@@ -9047,16 +9029,12 @@
     <w:p>
       <w:pPr>
         <w:pStyle w:val="Ttulo2"/>
-        <w:numPr>
-          <w:ilvl w:val="1"/>
-          <w:numId w:val="4"/>
-        </w:numPr>
-      </w:pPr>
-      <w:bookmarkStart w:id="20" w:name="_Toc231906425"/>
+      </w:pPr>
+      <w:bookmarkStart w:id="22" w:name="_Toc234999754"/>
       <w:r>
         <w:t>Trazabilidad del servicio</w:t>
       </w:r>
-      <w:bookmarkEnd w:id="20"/>
+      <w:bookmarkEnd w:id="22"/>
     </w:p>
     <w:p>
       <w:pPr>
@@ -9588,17 +9566,12 @@
     <w:p>
       <w:pPr>
         <w:pStyle w:val="Ttulo2"/>
-        <w:numPr>
-          <w:ilvl w:val="1"/>
-          <w:numId w:val="4"/>
-        </w:numPr>
-        <w:spacing w:after="0"/>
-      </w:pPr>
-      <w:bookmarkStart w:id="21" w:name="_Toc231906426"/>
+      </w:pPr>
+      <w:bookmarkStart w:id="23" w:name="_Toc234999755"/>
       <w:r>
         <w:t>Tipos de herramientas de evaluación de satisfacción del cliente</w:t>
       </w:r>
-      <w:bookmarkEnd w:id="21"/>
+      <w:bookmarkEnd w:id="23"/>
     </w:p>
     <w:p>
       <w:pPr>
@@ -9622,6 +9595,20 @@
         </w:rPr>
         <w:t>Existen infinidad de herramientas para la evaluación de la satisfacción del cliente a continuación, se exponen los dos métodos más comunes para medir la satisfacción del cliente:</w:t>
       </w:r>
+    </w:p>
+    <w:p>
+      <w:pPr>
+        <w:pStyle w:val="mb-4"/>
+        <w:spacing w:before="0" w:beforeAutospacing="0" w:after="0" w:afterAutospacing="0" w:line="360" w:lineRule="auto"/>
+        <w:ind w:firstLine="708"/>
+        <w:textAlignment w:val="baseline"/>
+        <w:rPr>
+          <w:rFonts w:ascii="Calibri" w:eastAsia="Calibri" w:hAnsi="Calibri" w:cs="Calibri"/>
+          <w:kern w:val="2"/>
+          <w:sz w:val="28"/>
+          <w:szCs w:val="22"/>
+        </w:rPr>
+      </w:pPr>
     </w:p>
     <w:p>
       <w:pPr>
@@ -9840,17 +9827,12 @@
     <w:p>
       <w:pPr>
         <w:pStyle w:val="Ttulo2"/>
-        <w:numPr>
-          <w:ilvl w:val="1"/>
-          <w:numId w:val="4"/>
-        </w:numPr>
-        <w:spacing w:after="0"/>
-      </w:pPr>
-      <w:bookmarkStart w:id="22" w:name="_Toc231906427"/>
+      </w:pPr>
+      <w:bookmarkStart w:id="24" w:name="_Toc234999756"/>
       <w:r>
         <w:t>Trámite de PQRS</w:t>
       </w:r>
-      <w:bookmarkEnd w:id="22"/>
+      <w:bookmarkEnd w:id="24"/>
     </w:p>
     <w:p>
       <w:pPr>
@@ -10045,17 +10027,13 @@
     <w:p>
       <w:pPr>
         <w:pStyle w:val="Ttulo2"/>
-        <w:numPr>
-          <w:ilvl w:val="1"/>
-          <w:numId w:val="4"/>
-        </w:numPr>
         <w:spacing w:after="0"/>
       </w:pPr>
-      <w:bookmarkStart w:id="23" w:name="_Toc231906428"/>
+      <w:bookmarkStart w:id="25" w:name="_Toc234999757"/>
       <w:r>
         <w:t>Registro de la información</w:t>
       </w:r>
-      <w:bookmarkEnd w:id="23"/>
+      <w:bookmarkEnd w:id="25"/>
     </w:p>
     <w:p>
       <w:pPr>
@@ -10591,12 +10569,12 @@
       <w:pPr>
         <w:pStyle w:val="Ttulo1"/>
       </w:pPr>
-      <w:bookmarkStart w:id="24" w:name="_Toc231906429"/>
+      <w:bookmarkStart w:id="26" w:name="_Toc234999758"/>
       <w:r>
         <w:lastRenderedPageBreak/>
         <w:t>Síntesis</w:t>
       </w:r>
-      <w:bookmarkEnd w:id="24"/>
+      <w:bookmarkEnd w:id="26"/>
     </w:p>
     <w:p>
       <w:pPr>
@@ -10786,14 +10764,14 @@
       <w:pPr>
         <w:pStyle w:val="Ttulo1"/>
       </w:pPr>
-      <w:bookmarkStart w:id="25" w:name="_Toc176443725"/>
-      <w:bookmarkStart w:id="26" w:name="_Toc231906430"/>
+      <w:bookmarkStart w:id="27" w:name="_Toc176443725"/>
+      <w:bookmarkStart w:id="28" w:name="_Toc234999759"/>
       <w:r>
         <w:lastRenderedPageBreak/>
         <w:t>Glosario</w:t>
       </w:r>
-      <w:bookmarkEnd w:id="25"/>
-      <w:bookmarkEnd w:id="26"/>
+      <w:bookmarkEnd w:id="27"/>
+      <w:bookmarkEnd w:id="28"/>
     </w:p>
     <w:p>
       <w:pPr>
@@ -11314,14 +11292,14 @@
       <w:pPr>
         <w:pStyle w:val="Ttulo1"/>
       </w:pPr>
-      <w:bookmarkStart w:id="27" w:name="_Toc176443726"/>
-      <w:bookmarkStart w:id="28" w:name="_Toc231906431"/>
+      <w:bookmarkStart w:id="29" w:name="_Toc176443726"/>
+      <w:bookmarkStart w:id="30" w:name="_Toc234999760"/>
       <w:r>
         <w:lastRenderedPageBreak/>
         <w:t>Referencias bibliográficas</w:t>
       </w:r>
-      <w:bookmarkEnd w:id="27"/>
-      <w:bookmarkEnd w:id="28"/>
+      <w:bookmarkEnd w:id="29"/>
+      <w:bookmarkEnd w:id="30"/>
     </w:p>
     <w:p>
       <w:pPr>
@@ -11544,14 +11522,14 @@
       <w:pPr>
         <w:pStyle w:val="Ttulo1"/>
       </w:pPr>
-      <w:bookmarkStart w:id="29" w:name="_Toc176443727"/>
-      <w:bookmarkStart w:id="30" w:name="_Toc231906432"/>
+      <w:bookmarkStart w:id="31" w:name="_Toc176443727"/>
+      <w:bookmarkStart w:id="32" w:name="_Toc234999761"/>
       <w:r>
         <w:lastRenderedPageBreak/>
         <w:t>Créditos</w:t>
       </w:r>
-      <w:bookmarkEnd w:id="29"/>
-      <w:bookmarkEnd w:id="30"/>
+      <w:bookmarkEnd w:id="31"/>
+      <w:bookmarkEnd w:id="32"/>
     </w:p>
     <w:tbl>
       <w:tblPr>
@@ -13712,6 +13690,128 @@
     </w:lvl>
   </w:abstractNum>
   <w:abstractNum w:abstractNumId="7" w15:restartNumberingAfterBreak="0">
+    <w:nsid w:val="32F64838"/>
+    <w:multiLevelType w:val="multilevel"/>
+    <w:tmpl w:val="95FC5C2E"/>
+    <w:lvl w:ilvl="0">
+      <w:start w:val="1"/>
+      <w:numFmt w:val="decimal"/>
+      <w:lvlText w:val="%1."/>
+      <w:lvlJc w:val="left"/>
+      <w:pPr>
+        <w:ind w:left="720" w:hanging="360"/>
+      </w:pPr>
+      <w:rPr>
+        <w:rFonts w:hint="default"/>
+      </w:rPr>
+    </w:lvl>
+    <w:lvl w:ilvl="1">
+      <w:start w:val="1"/>
+      <w:numFmt w:val="decimal"/>
+      <w:pStyle w:val="Ttulo2"/>
+      <w:isLgl/>
+      <w:lvlText w:val="%1.%2."/>
+      <w:lvlJc w:val="left"/>
+      <w:pPr>
+        <w:ind w:left="1080" w:hanging="720"/>
+      </w:pPr>
+      <w:rPr>
+        <w:rFonts w:hint="default"/>
+      </w:rPr>
+    </w:lvl>
+    <w:lvl w:ilvl="2">
+      <w:start w:val="1"/>
+      <w:numFmt w:val="decimal"/>
+      <w:isLgl/>
+      <w:lvlText w:val="%1.%2.%3."/>
+      <w:lvlJc w:val="left"/>
+      <w:pPr>
+        <w:ind w:left="1440" w:hanging="1080"/>
+      </w:pPr>
+      <w:rPr>
+        <w:rFonts w:hint="default"/>
+      </w:rPr>
+    </w:lvl>
+    <w:lvl w:ilvl="3">
+      <w:start w:val="1"/>
+      <w:numFmt w:val="decimal"/>
+      <w:isLgl/>
+      <w:lvlText w:val="%1.%2.%3.%4."/>
+      <w:lvlJc w:val="left"/>
+      <w:pPr>
+        <w:ind w:left="1440" w:hanging="1080"/>
+      </w:pPr>
+      <w:rPr>
+        <w:rFonts w:hint="default"/>
+      </w:rPr>
+    </w:lvl>
+    <w:lvl w:ilvl="4">
+      <w:start w:val="1"/>
+      <w:numFmt w:val="decimal"/>
+      <w:isLgl/>
+      <w:lvlText w:val="%1.%2.%3.%4.%5."/>
+      <w:lvlJc w:val="left"/>
+      <w:pPr>
+        <w:ind w:left="1800" w:hanging="1440"/>
+      </w:pPr>
+      <w:rPr>
+        <w:rFonts w:hint="default"/>
+      </w:rPr>
+    </w:lvl>
+    <w:lvl w:ilvl="5">
+      <w:start w:val="1"/>
+      <w:numFmt w:val="decimal"/>
+      <w:isLgl/>
+      <w:lvlText w:val="%1.%2.%3.%4.%5.%6."/>
+      <w:lvlJc w:val="left"/>
+      <w:pPr>
+        <w:ind w:left="2160" w:hanging="1800"/>
+      </w:pPr>
+      <w:rPr>
+        <w:rFonts w:hint="default"/>
+      </w:rPr>
+    </w:lvl>
+    <w:lvl w:ilvl="6">
+      <w:start w:val="1"/>
+      <w:numFmt w:val="decimal"/>
+      <w:isLgl/>
+      <w:lvlText w:val="%1.%2.%3.%4.%5.%6.%7."/>
+      <w:lvlJc w:val="left"/>
+      <w:pPr>
+        <w:ind w:left="2160" w:hanging="1800"/>
+      </w:pPr>
+      <w:rPr>
+        <w:rFonts w:hint="default"/>
+      </w:rPr>
+    </w:lvl>
+    <w:lvl w:ilvl="7">
+      <w:start w:val="1"/>
+      <w:numFmt w:val="decimal"/>
+      <w:isLgl/>
+      <w:lvlText w:val="%1.%2.%3.%4.%5.%6.%7.%8."/>
+      <w:lvlJc w:val="left"/>
+      <w:pPr>
+        <w:ind w:left="2520" w:hanging="2160"/>
+      </w:pPr>
+      <w:rPr>
+        <w:rFonts w:hint="default"/>
+      </w:rPr>
+    </w:lvl>
+    <w:lvl w:ilvl="8">
+      <w:start w:val="1"/>
+      <w:numFmt w:val="decimal"/>
+      <w:isLgl/>
+      <w:lvlText w:val="%1.%2.%3.%4.%5.%6.%7.%8.%9."/>
+      <w:lvlJc w:val="left"/>
+      <w:pPr>
+        <w:ind w:left="2880" w:hanging="2520"/>
+      </w:pPr>
+      <w:rPr>
+        <w:rFonts w:hint="default"/>
+      </w:rPr>
+    </w:lvl>
+  </w:abstractNum>
+  <w:abstractNum w:abstractNumId="8" w15:restartNumberingAfterBreak="0">
     <w:nsid w:val="35C33861"/>
     <w:multiLevelType w:val="multilevel"/>
     <w:tmpl w:val="56C425E4"/>
@@ -13860,7 +13960,7 @@
       </w:rPr>
     </w:lvl>
   </w:abstractNum>
-  <w:abstractNum w:abstractNumId="8" w15:restartNumberingAfterBreak="0">
+  <w:abstractNum w:abstractNumId="9" w15:restartNumberingAfterBreak="0">
     <w:nsid w:val="368E176E"/>
     <w:multiLevelType w:val="hybridMultilevel"/>
     <w:tmpl w:val="BDF054FE"/>
@@ -13954,7 +14054,7 @@
       </w:pPr>
     </w:lvl>
   </w:abstractNum>
-  <w:abstractNum w:abstractNumId="9" w15:restartNumberingAfterBreak="0">
+  <w:abstractNum w:abstractNumId="10" w15:restartNumberingAfterBreak="0">
     <w:nsid w:val="3D43063F"/>
     <w:multiLevelType w:val="hybridMultilevel"/>
     <w:tmpl w:val="B6EE52BE"/>
@@ -14067,7 +14167,7 @@
       </w:rPr>
     </w:lvl>
   </w:abstractNum>
-  <w:abstractNum w:abstractNumId="10" w15:restartNumberingAfterBreak="0">
+  <w:abstractNum w:abstractNumId="11" w15:restartNumberingAfterBreak="0">
     <w:nsid w:val="3F764CC0"/>
     <w:multiLevelType w:val="hybridMultilevel"/>
     <w:tmpl w:val="5E4276C0"/>
@@ -14180,7 +14280,7 @@
       </w:rPr>
     </w:lvl>
   </w:abstractNum>
-  <w:abstractNum w:abstractNumId="11" w15:restartNumberingAfterBreak="0">
+  <w:abstractNum w:abstractNumId="12" w15:restartNumberingAfterBreak="0">
     <w:nsid w:val="413E32A3"/>
     <w:multiLevelType w:val="multilevel"/>
     <w:tmpl w:val="BC1ADA58"/>
@@ -14329,7 +14429,7 @@
       </w:rPr>
     </w:lvl>
   </w:abstractNum>
-  <w:abstractNum w:abstractNumId="12" w15:restartNumberingAfterBreak="0">
+  <w:abstractNum w:abstractNumId="13" w15:restartNumberingAfterBreak="0">
     <w:nsid w:val="42282AC8"/>
     <w:multiLevelType w:val="hybridMultilevel"/>
     <w:tmpl w:val="10783D68"/>
@@ -14419,7 +14519,7 @@
       </w:pPr>
     </w:lvl>
   </w:abstractNum>
-  <w:abstractNum w:abstractNumId="13" w15:restartNumberingAfterBreak="0">
+  <w:abstractNum w:abstractNumId="14" w15:restartNumberingAfterBreak="0">
     <w:nsid w:val="4E887742"/>
     <w:multiLevelType w:val="multilevel"/>
     <w:tmpl w:val="E9FCFD3C"/>
@@ -14568,7 +14668,7 @@
       </w:rPr>
     </w:lvl>
   </w:abstractNum>
-  <w:abstractNum w:abstractNumId="14" w15:restartNumberingAfterBreak="0">
+  <w:abstractNum w:abstractNumId="15" w15:restartNumberingAfterBreak="0">
     <w:nsid w:val="4EBE1EF6"/>
     <w:multiLevelType w:val="hybridMultilevel"/>
     <w:tmpl w:val="A190C170"/>
@@ -14662,7 +14762,7 @@
       </w:pPr>
     </w:lvl>
   </w:abstractNum>
-  <w:abstractNum w:abstractNumId="15" w15:restartNumberingAfterBreak="0">
+  <w:abstractNum w:abstractNumId="16" w15:restartNumberingAfterBreak="0">
     <w:nsid w:val="544052CC"/>
     <w:multiLevelType w:val="hybridMultilevel"/>
     <w:tmpl w:val="6962377A"/>
@@ -14752,7 +14852,7 @@
       </w:pPr>
     </w:lvl>
   </w:abstractNum>
-  <w:abstractNum w:abstractNumId="16" w15:restartNumberingAfterBreak="0">
+  <w:abstractNum w:abstractNumId="17" w15:restartNumberingAfterBreak="0">
     <w:nsid w:val="5C3B0723"/>
     <w:multiLevelType w:val="hybridMultilevel"/>
     <w:tmpl w:val="1626FF4C"/>
@@ -14842,7 +14942,7 @@
       </w:pPr>
     </w:lvl>
   </w:abstractNum>
-  <w:abstractNum w:abstractNumId="17" w15:restartNumberingAfterBreak="0">
+  <w:abstractNum w:abstractNumId="18" w15:restartNumberingAfterBreak="0">
     <w:nsid w:val="5DA13499"/>
     <w:multiLevelType w:val="multilevel"/>
     <w:tmpl w:val="0DBC35EE"/>
@@ -14960,7 +15060,7 @@
       </w:rPr>
     </w:lvl>
   </w:abstractNum>
-  <w:abstractNum w:abstractNumId="18" w15:restartNumberingAfterBreak="0">
+  <w:abstractNum w:abstractNumId="19" w15:restartNumberingAfterBreak="0">
     <w:nsid w:val="6AC97DB8"/>
     <w:multiLevelType w:val="hybridMultilevel"/>
     <w:tmpl w:val="29805BBA"/>
@@ -15073,7 +15173,7 @@
       </w:rPr>
     </w:lvl>
   </w:abstractNum>
-  <w:abstractNum w:abstractNumId="19" w15:restartNumberingAfterBreak="0">
+  <w:abstractNum w:abstractNumId="20" w15:restartNumberingAfterBreak="0">
     <w:nsid w:val="72476FB9"/>
     <w:multiLevelType w:val="hybridMultilevel"/>
     <w:tmpl w:val="98AC6544"/>
@@ -15186,7 +15286,7 @@
       </w:rPr>
     </w:lvl>
   </w:abstractNum>
-  <w:abstractNum w:abstractNumId="20" w15:restartNumberingAfterBreak="0">
+  <w:abstractNum w:abstractNumId="21" w15:restartNumberingAfterBreak="0">
     <w:nsid w:val="763531A2"/>
     <w:multiLevelType w:val="hybridMultilevel"/>
     <w:tmpl w:val="8E500A2C"/>
@@ -15276,7 +15376,7 @@
       </w:pPr>
     </w:lvl>
   </w:abstractNum>
-  <w:abstractNum w:abstractNumId="21" w15:restartNumberingAfterBreak="0">
+  <w:abstractNum w:abstractNumId="22" w15:restartNumberingAfterBreak="0">
     <w:nsid w:val="7AE02FF0"/>
     <w:multiLevelType w:val="hybridMultilevel"/>
     <w:tmpl w:val="7F069108"/>
@@ -15366,7 +15466,7 @@
       </w:pPr>
     </w:lvl>
   </w:abstractNum>
-  <w:abstractNum w:abstractNumId="22" w15:restartNumberingAfterBreak="0">
+  <w:abstractNum w:abstractNumId="23" w15:restartNumberingAfterBreak="0">
     <w:nsid w:val="7AF56D91"/>
     <w:multiLevelType w:val="hybridMultilevel"/>
     <w:tmpl w:val="01849C0E"/>
@@ -15479,7 +15579,7 @@
       </w:rPr>
     </w:lvl>
   </w:abstractNum>
-  <w:abstractNum w:abstractNumId="23" w15:restartNumberingAfterBreak="0">
+  <w:abstractNum w:abstractNumId="24" w15:restartNumberingAfterBreak="0">
     <w:nsid w:val="7FF22CF4"/>
     <w:multiLevelType w:val="hybridMultilevel"/>
     <w:tmpl w:val="92C4E3D8"/>
@@ -15596,22 +15696,22 @@
     <w:abstractNumId w:val="0"/>
   </w:num>
   <w:num w:numId="2" w16cid:durableId="1587882489">
-    <w:abstractNumId w:val="14"/>
+    <w:abstractNumId w:val="15"/>
   </w:num>
   <w:num w:numId="3" w16cid:durableId="815605698">
-    <w:abstractNumId w:val="8"/>
+    <w:abstractNumId w:val="9"/>
   </w:num>
   <w:num w:numId="4" w16cid:durableId="1831018542">
-    <w:abstractNumId w:val="17"/>
+    <w:abstractNumId w:val="18"/>
   </w:num>
   <w:num w:numId="5" w16cid:durableId="647395377">
-    <w:abstractNumId w:val="17"/>
+    <w:abstractNumId w:val="18"/>
     <w:lvlOverride w:ilvl="0">
       <w:startOverride w:val="2"/>
     </w:lvlOverride>
   </w:num>
   <w:num w:numId="6" w16cid:durableId="2029722116">
-    <w:abstractNumId w:val="17"/>
+    <w:abstractNumId w:val="18"/>
     <w:lvlOverride w:ilvl="0">
       <w:startOverride w:val="1"/>
     </w:lvlOverride>
@@ -15644,13 +15744,13 @@
     <w:abstractNumId w:val="1"/>
   </w:num>
   <w:num w:numId="8" w16cid:durableId="1355496398">
-    <w:abstractNumId w:val="23"/>
+    <w:abstractNumId w:val="24"/>
   </w:num>
   <w:num w:numId="9" w16cid:durableId="1332681050">
-    <w:abstractNumId w:val="10"/>
+    <w:abstractNumId w:val="11"/>
   </w:num>
   <w:num w:numId="10" w16cid:durableId="283579029">
-    <w:abstractNumId w:val="22"/>
+    <w:abstractNumId w:val="23"/>
   </w:num>
   <w:num w:numId="11" w16cid:durableId="412430723">
     <w:abstractNumId w:val="6"/>
@@ -15659,10 +15759,10 @@
     <w:abstractNumId w:val="2"/>
   </w:num>
   <w:num w:numId="13" w16cid:durableId="1501390934">
-    <w:abstractNumId w:val="19"/>
+    <w:abstractNumId w:val="20"/>
   </w:num>
   <w:num w:numId="14" w16cid:durableId="1915579654">
-    <w:abstractNumId w:val="9"/>
+    <w:abstractNumId w:val="10"/>
   </w:num>
   <w:num w:numId="15" w16cid:durableId="1045325811">
     <w:abstractNumId w:val="3"/>
@@ -15671,34 +15771,49 @@
     <w:abstractNumId w:val="4"/>
   </w:num>
   <w:num w:numId="17" w16cid:durableId="1234659188">
-    <w:abstractNumId w:val="18"/>
+    <w:abstractNumId w:val="19"/>
   </w:num>
   <w:num w:numId="18" w16cid:durableId="1991908081">
-    <w:abstractNumId w:val="12"/>
+    <w:abstractNumId w:val="13"/>
   </w:num>
   <w:num w:numId="19" w16cid:durableId="1648705105">
-    <w:abstractNumId w:val="20"/>
+    <w:abstractNumId w:val="21"/>
   </w:num>
   <w:num w:numId="20" w16cid:durableId="743529661">
-    <w:abstractNumId w:val="21"/>
+    <w:abstractNumId w:val="22"/>
   </w:num>
   <w:num w:numId="21" w16cid:durableId="369305420">
     <w:abstractNumId w:val="5"/>
   </w:num>
   <w:num w:numId="22" w16cid:durableId="1263101789">
-    <w:abstractNumId w:val="13"/>
+    <w:abstractNumId w:val="14"/>
   </w:num>
   <w:num w:numId="23" w16cid:durableId="276715977">
+    <w:abstractNumId w:val="8"/>
+  </w:num>
+  <w:num w:numId="24" w16cid:durableId="76678390">
+    <w:abstractNumId w:val="12"/>
+  </w:num>
+  <w:num w:numId="25" w16cid:durableId="493958960">
+    <w:abstractNumId w:val="17"/>
+  </w:num>
+  <w:num w:numId="26" w16cid:durableId="1923373100">
+    <w:abstractNumId w:val="16"/>
+  </w:num>
+  <w:num w:numId="27" w16cid:durableId="180508715">
     <w:abstractNumId w:val="7"/>
   </w:num>
-  <w:num w:numId="24" w16cid:durableId="76678390">
-    <w:abstractNumId w:val="11"/>
+  <w:num w:numId="28" w16cid:durableId="1043211764">
+    <w:abstractNumId w:val="7"/>
   </w:num>
-  <w:num w:numId="25" w16cid:durableId="493958960">
-    <w:abstractNumId w:val="16"/>
+  <w:num w:numId="29" w16cid:durableId="859782018">
+    <w:abstractNumId w:val="7"/>
   </w:num>
-  <w:num w:numId="26" w16cid:durableId="1923373100">
-    <w:abstractNumId w:val="15"/>
+  <w:num w:numId="30" w16cid:durableId="1465660878">
+    <w:abstractNumId w:val="7"/>
+  </w:num>
+  <w:num w:numId="31" w16cid:durableId="119304959">
+    <w:abstractNumId w:val="7"/>
   </w:num>
   <w:numIdMacAtCleanup w:val="26"/>
 </w:numbering>
@@ -16142,12 +16257,15 @@
     <w:uiPriority w:val="9"/>
     <w:unhideWhenUsed/>
     <w:qFormat/>
-    <w:rsid w:val="003C317C"/>
+    <w:rsid w:val="00146185"/>
     <w:pPr>
       <w:keepNext/>
       <w:keepLines/>
+      <w:numPr>
+        <w:ilvl w:val="1"/>
+        <w:numId w:val="27"/>
+      </w:numPr>
       <w:spacing w:before="0" w:after="180"/>
-      <w:ind w:firstLine="0"/>
       <w:textAlignment w:val="baseline"/>
       <w:outlineLvl w:val="1"/>
     </w:pPr>
@@ -16303,6 +16421,7 @@
   <w:style w:type="character" w:default="1" w:styleId="Fuentedeprrafopredeter">
     <w:name w:val="Default Paragraph Font"/>
     <w:uiPriority w:val="1"/>
+    <w:semiHidden/>
     <w:unhideWhenUsed/>
   </w:style>
   <w:style w:type="table" w:default="1" w:styleId="Tablanormal">
@@ -16369,7 +16488,7 @@
     <w:name w:val="Título 2 Car"/>
     <w:link w:val="Ttulo2"/>
     <w:uiPriority w:val="9"/>
-    <w:rsid w:val="003C317C"/>
+    <w:rsid w:val="00146185"/>
     <w:rPr>
       <w:rFonts w:eastAsia="Times New Roman"/>
       <w:b/>
@@ -16427,11 +16546,10 @@
     <w:link w:val="FiguraCar"/>
     <w:autoRedefine/>
     <w:qFormat/>
-    <w:rsid w:val="00417D56"/>
+    <w:rsid w:val="00146185"/>
     <w:pPr>
       <w:spacing w:before="0" w:after="0"/>
       <w:ind w:firstLine="0"/>
-      <w:jc w:val="center"/>
     </w:pPr>
     <w:rPr>
       <w:rFonts w:cs="Times New Roman (Cuerpo en alfa"/>
@@ -16444,7 +16562,7 @@
   <w:style w:type="character" w:customStyle="1" w:styleId="FiguraCar">
     <w:name w:val="Figura Car"/>
     <w:link w:val="Figura"/>
-    <w:rsid w:val="00417D56"/>
+    <w:rsid w:val="00146185"/>
     <w:rPr>
       <w:rFonts w:cs="Times New Roman (Cuerpo en alfa"/>
       <w:color w:val="000000"/>
@@ -17552,10 +17670,6 @@
 </file>
 
 <file path=customXml/item1.xml><?xml version="1.0" encoding="utf-8"?>
-<b:Sources xmlns:b="http://schemas.openxmlformats.org/officeDocument/2006/bibliography" xmlns="http://schemas.openxmlformats.org/officeDocument/2006/bibliography" SelectedStyle="\APASixthEditionOfficeOnline.xsl" StyleName="APA" Version="6"/>
-</file>
-
-<file path=customXml/item2.xml><?xml version="1.0" encoding="utf-8"?>
 <p:properties xmlns:p="http://schemas.microsoft.com/office/2006/metadata/properties" xmlns:xsi="http://www.w3.org/2001/XMLSchema-instance" xmlns:pc="http://schemas.microsoft.com/office/infopath/2007/PartnerControls">
   <documentManagement>
     <TaxCatchAll xmlns="13c90a0b-73bc-4dc0-be5f-28d77b615beb" xsi:nil="true"/>
@@ -17566,7 +17680,20 @@
 </p:properties>
 </file>
 
+<file path=customXml/item2.xml><?xml version="1.0" encoding="utf-8"?>
+<b:Sources xmlns:b="http://schemas.openxmlformats.org/officeDocument/2006/bibliography" xmlns="http://schemas.openxmlformats.org/officeDocument/2006/bibliography" SelectedStyle="\APASixthEditionOfficeOnline.xsl" StyleName="APA" Version="6"/>
+</file>
+
 <file path=customXml/item3.xml><?xml version="1.0" encoding="utf-8"?>
+<?mso-contentType ?>
+<FormTemplates xmlns="http://schemas.microsoft.com/sharepoint/v3/contenttype/forms">
+  <Display>DocumentLibraryForm</Display>
+  <Edit>DocumentLibraryForm</Edit>
+  <New>DocumentLibraryForm</New>
+</FormTemplates>
+</file>
+
+<file path=customXml/item4.xml><?xml version="1.0" encoding="utf-8"?>
 <ct:contentTypeSchema xmlns:ct="http://schemas.microsoft.com/office/2006/metadata/contentType" xmlns:ma="http://schemas.microsoft.com/office/2006/metadata/properties/metaAttributes" ct:_="" ma:_="" ma:contentTypeName="Documento" ma:contentTypeID="0x0101006A81D6BD42E8DF4C91013959704817E1" ma:contentTypeVersion="15" ma:contentTypeDescription="Crear nuevo documento." ma:contentTypeScope="" ma:versionID="bf4f72ffd194f0963ff564daca6869f7">
   <xsd:schema xmlns:xsd="http://www.w3.org/2001/XMLSchema" xmlns:xs="http://www.w3.org/2001/XMLSchema" xmlns:p="http://schemas.microsoft.com/office/2006/metadata/properties" xmlns:ns2="13c90a0b-73bc-4dc0-be5f-28d77b615beb" xmlns:ns3="13c93bba-48ce-428c-bfe5-88b42c19b028" targetNamespace="http://schemas.microsoft.com/office/2006/metadata/properties" ma:root="true" ma:fieldsID="8718d6f4873a5b1392a45044efa78385" ns2:_="" ns3:_="">
     <xsd:import namespace="13c90a0b-73bc-4dc0-be5f-28d77b615beb"/>
@@ -17801,24 +17928,7 @@
 </ct:contentTypeSchema>
 </file>
 
-<file path=customXml/item4.xml><?xml version="1.0" encoding="utf-8"?>
-<?mso-contentType ?>
-<FormTemplates xmlns="http://schemas.microsoft.com/sharepoint/v3/contenttype/forms">
-  <Display>DocumentLibraryForm</Display>
-  <Edit>DocumentLibraryForm</Edit>
-  <New>DocumentLibraryForm</New>
-</FormTemplates>
-</file>
-
 <file path=customXml/itemProps1.xml><?xml version="1.0" encoding="utf-8"?>
-<ds:datastoreItem xmlns:ds="http://schemas.openxmlformats.org/officeDocument/2006/customXml" ds:itemID="{1AF2C25B-FB23-49D7-861B-D97474F002D2}">
-  <ds:schemaRefs>
-    <ds:schemaRef ds:uri="http://schemas.openxmlformats.org/officeDocument/2006/bibliography"/>
-  </ds:schemaRefs>
-</ds:datastoreItem>
-</file>
-
-<file path=customXml/itemProps2.xml><?xml version="1.0" encoding="utf-8"?>
 <ds:datastoreItem xmlns:ds="http://schemas.openxmlformats.org/officeDocument/2006/customXml" ds:itemID="{CEECB56F-E1D8-45BF-A0A3-B5258E7263D4}">
   <ds:schemaRefs>
     <ds:schemaRef ds:uri="http://schemas.microsoft.com/office/2006/metadata/properties"/>
@@ -17829,7 +17939,23 @@
 </ds:datastoreItem>
 </file>
 
+<file path=customXml/itemProps2.xml><?xml version="1.0" encoding="utf-8"?>
+<ds:datastoreItem xmlns:ds="http://schemas.openxmlformats.org/officeDocument/2006/customXml" ds:itemID="{1AF2C25B-FB23-49D7-861B-D97474F002D2}">
+  <ds:schemaRefs>
+    <ds:schemaRef ds:uri="http://schemas.openxmlformats.org/officeDocument/2006/bibliography"/>
+  </ds:schemaRefs>
+</ds:datastoreItem>
+</file>
+
 <file path=customXml/itemProps3.xml><?xml version="1.0" encoding="utf-8"?>
+<ds:datastoreItem xmlns:ds="http://schemas.openxmlformats.org/officeDocument/2006/customXml" ds:itemID="{91756AAB-0645-4FFC-990B-34BB6096B23B}">
+  <ds:schemaRefs>
+    <ds:schemaRef ds:uri="http://schemas.microsoft.com/sharepoint/v3/contenttype/forms"/>
+  </ds:schemaRefs>
+</ds:datastoreItem>
+</file>
+
+<file path=customXml/itemProps4.xml><?xml version="1.0" encoding="utf-8"?>
 <ds:datastoreItem xmlns:ds="http://schemas.openxmlformats.org/officeDocument/2006/customXml" ds:itemID="{4B3C6E78-634C-4AE7-B2E1-4D68F5BA9D52}">
   <ds:schemaRefs>
     <ds:schemaRef ds:uri="http://schemas.microsoft.com/office/2006/metadata/contentType"/>
@@ -17846,12 +17972,4 @@
     <ds:schemaRef ds:uri="http://schemas.microsoft.com/internal/obd"/>
   </ds:schemaRefs>
 </ds:datastoreItem>
-</file>
-
-<file path=customXml/itemProps4.xml><?xml version="1.0" encoding="utf-8"?>
-<ds:datastoreItem xmlns:ds="http://schemas.openxmlformats.org/officeDocument/2006/customXml" ds:itemID="{91756AAB-0645-4FFC-990B-34BB6096B23B}">
-  <ds:schemaRefs>
-    <ds:schemaRef ds:uri="http://schemas.microsoft.com/sharepoint/v3/contenttype/forms"/>
-  </ds:schemaRefs>
-</ds:datastoreItem>
 </file>